--- a/resume/Revathi_Battina_Resume.docx
+++ b/resume/Revathi_Battina_Resume.docx
@@ -99,7 +99,6 @@
         <w:rPr>
           <w:rFonts w:ascii="Calibri" w:eastAsia="Calibri" w:hAnsi="Calibri" w:cs="Calibri"/>
         </w:rPr>
-        <w:t>‬</w:t>
       </w:r>
     </w:p>
     <w:p>
@@ -236,11 +235,51 @@
       </w:pPr>
       <w:r>
         <w:rPr>
-          <w:rFonts w:ascii="Calibri" w:hAnsi="Calibri" w:cs="Calibri"/>
-          <w:sz w:val="22"/>
-          <w:szCs w:val="22"/>
-        </w:rPr>
-        <w:t>Playwright, Cypress, and Selenium WebDriver are my primary UI automation tools; I've built production frameworks in all three and know where each one breaks down.</w:t>
+          <w:rFonts w:ascii="Calibri" w:hAnsi="Calibri"/>
+          <w:b/>
+          <w:sz w:val="22"/>
+        </w:rPr>
+        <w:t>Playwright</w:t>
+      </w:r>
+      <w:r>
+        <w:rPr>
+          <w:rFonts w:ascii="Calibri" w:hAnsi="Calibri"/>
+          <w:b w:val="0"/>
+          <w:sz w:val="22"/>
+        </w:rPr>
+        <w:t xml:space="preserve">, </w:t>
+      </w:r>
+      <w:r>
+        <w:rPr>
+          <w:rFonts w:ascii="Calibri" w:hAnsi="Calibri"/>
+          <w:b/>
+          <w:sz w:val="22"/>
+        </w:rPr>
+        <w:t>Cypress</w:t>
+      </w:r>
+      <w:r>
+        <w:rPr>
+          <w:rFonts w:ascii="Calibri" w:hAnsi="Calibri"/>
+          <w:b w:val="0"/>
+          <w:sz w:val="22"/>
+        </w:rPr>
+        <w:t xml:space="preserve">, and </w:t>
+      </w:r>
+      <w:r>
+        <w:rPr>
+          <w:rFonts w:ascii="Calibri" w:hAnsi="Calibri"/>
+          <w:b/>
+          <w:sz w:val="22"/>
+        </w:rPr>
+        <w:t>Selenium WebDriver</w:t>
+      </w:r>
+      <w:r>
+        <w:rPr>
+          <w:rFonts w:ascii="Calibri" w:hAnsi="Calibri"/>
+          <w:b w:val="0"/>
+          <w:sz w:val="22"/>
+        </w:rPr>
+        <w:t xml:space="preserve"> are my primary UI automation tools; I've built production frameworks in all three and know where each one breaks down.</w:t>
       </w:r>
     </w:p>
     <w:p>
@@ -258,11 +297,377 @@
       </w:pPr>
       <w:r>
         <w:rPr>
-          <w:rFonts w:ascii="Calibri" w:hAnsi="Calibri" w:cs="Calibri"/>
-          <w:sz w:val="22"/>
-          <w:szCs w:val="22"/>
-        </w:rPr>
-        <w:t>API quality is non-negotiable on my teams — REST Assured contract tests, Karate data-driven suites, and Postman collection runs are baked into every pipeline I own.</w:t>
+          <w:rFonts w:ascii="Calibri" w:hAnsi="Calibri"/>
+          <w:b w:val="0"/>
+          <w:sz w:val="22"/>
+        </w:rPr>
+        <w:t xml:space="preserve">API quality is non-negotiable on my teams — </w:t>
+      </w:r>
+      <w:r>
+        <w:rPr>
+          <w:rFonts w:ascii="Calibri" w:hAnsi="Calibri"/>
+          <w:b/>
+          <w:sz w:val="22"/>
+        </w:rPr>
+        <w:t>REST Assured</w:t>
+      </w:r>
+      <w:r>
+        <w:rPr>
+          <w:rFonts w:ascii="Calibri" w:hAnsi="Calibri"/>
+          <w:b w:val="0"/>
+          <w:sz w:val="22"/>
+        </w:rPr>
+        <w:t xml:space="preserve"> contract tests, </w:t>
+      </w:r>
+      <w:r>
+        <w:rPr>
+          <w:rFonts w:ascii="Calibri" w:hAnsi="Calibri"/>
+          <w:b/>
+          <w:sz w:val="22"/>
+        </w:rPr>
+        <w:t>Karate</w:t>
+      </w:r>
+      <w:r>
+        <w:rPr>
+          <w:rFonts w:ascii="Calibri" w:hAnsi="Calibri"/>
+          <w:b w:val="0"/>
+          <w:sz w:val="22"/>
+        </w:rPr>
+        <w:t xml:space="preserve"> data-driven suites, and </w:t>
+      </w:r>
+      <w:r>
+        <w:rPr>
+          <w:rFonts w:ascii="Calibri" w:hAnsi="Calibri"/>
+          <w:b/>
+          <w:sz w:val="22"/>
+        </w:rPr>
+        <w:t>Postman</w:t>
+      </w:r>
+      <w:r>
+        <w:rPr>
+          <w:rFonts w:ascii="Calibri" w:hAnsi="Calibri"/>
+          <w:b w:val="0"/>
+          <w:sz w:val="22"/>
+        </w:rPr>
+        <w:t xml:space="preserve"> collection runs are baked into every pipeline I own.</w:t>
+      </w:r>
+    </w:p>
+    <w:p>
+      <w:pPr>
+        <w:pStyle w:val="NoSpacing"/>
+        <w:numPr>
+          <w:ilvl w:val="0"/>
+          <w:numId w:val="1"/>
+        </w:numPr>
+        <w:rPr>
+          <w:rFonts w:ascii="Calibri" w:hAnsi="Calibri" w:cs="Calibri"/>
+          <w:sz w:val="22"/>
+          <w:szCs w:val="22"/>
+        </w:rPr>
+      </w:pPr>
+      <w:r>
+        <w:rPr>
+          <w:rFonts w:ascii="Calibri" w:hAnsi="Calibri"/>
+          <w:b w:val="0"/>
+          <w:sz w:val="22"/>
+        </w:rPr>
+        <w:t xml:space="preserve">Cloud-native testing is a core competency: I've validated </w:t>
+      </w:r>
+      <w:r>
+        <w:rPr>
+          <w:rFonts w:ascii="Calibri" w:hAnsi="Calibri"/>
+          <w:b/>
+          <w:sz w:val="22"/>
+        </w:rPr>
+        <w:t>AWS Lambda</w:t>
+      </w:r>
+      <w:r>
+        <w:rPr>
+          <w:rFonts w:ascii="Calibri" w:hAnsi="Calibri"/>
+          <w:b w:val="0"/>
+          <w:sz w:val="22"/>
+        </w:rPr>
+        <w:t xml:space="preserve"> </w:t>
+      </w:r>
+      <w:r>
+        <w:rPr>
+          <w:rFonts w:ascii="Calibri" w:hAnsi="Calibri"/>
+          <w:b/>
+          <w:sz w:val="22"/>
+        </w:rPr>
+        <w:t>functions</w:t>
+      </w:r>
+      <w:r>
+        <w:rPr>
+          <w:rFonts w:ascii="Calibri" w:hAnsi="Calibri"/>
+          <w:b w:val="0"/>
+          <w:sz w:val="22"/>
+        </w:rPr>
+        <w:t xml:space="preserve">, </w:t>
+      </w:r>
+      <w:r>
+        <w:rPr>
+          <w:rFonts w:ascii="Calibri" w:hAnsi="Calibri"/>
+          <w:b/>
+          <w:sz w:val="22"/>
+        </w:rPr>
+        <w:t>API Gateway</w:t>
+      </w:r>
+      <w:r>
+        <w:rPr>
+          <w:rFonts w:ascii="Calibri" w:hAnsi="Calibri"/>
+          <w:b w:val="0"/>
+          <w:sz w:val="22"/>
+        </w:rPr>
+        <w:t xml:space="preserve"> contracts, </w:t>
+      </w:r>
+      <w:r>
+        <w:rPr>
+          <w:rFonts w:ascii="Calibri" w:hAnsi="Calibri"/>
+          <w:b/>
+          <w:sz w:val="22"/>
+        </w:rPr>
+        <w:t>S3</w:t>
+      </w:r>
+      <w:r>
+        <w:rPr>
+          <w:rFonts w:ascii="Calibri" w:hAnsi="Calibri"/>
+          <w:b w:val="0"/>
+          <w:sz w:val="22"/>
+        </w:rPr>
+        <w:t xml:space="preserve"> data pipelines, and containerized </w:t>
+      </w:r>
+      <w:r>
+        <w:rPr>
+          <w:rFonts w:ascii="Calibri" w:hAnsi="Calibri"/>
+          <w:b/>
+          <w:sz w:val="22"/>
+        </w:rPr>
+        <w:t>Kubernetes</w:t>
+      </w:r>
+      <w:r>
+        <w:rPr>
+          <w:rFonts w:ascii="Calibri" w:hAnsi="Calibri"/>
+          <w:b w:val="0"/>
+          <w:sz w:val="22"/>
+        </w:rPr>
+        <w:t xml:space="preserve"> workloads in production </w:t>
+      </w:r>
+      <w:r>
+        <w:rPr>
+          <w:rFonts w:ascii="Calibri" w:hAnsi="Calibri"/>
+          <w:b/>
+          <w:sz w:val="22"/>
+        </w:rPr>
+        <w:t>CI/CD</w:t>
+      </w:r>
+      <w:r>
+        <w:rPr>
+          <w:rFonts w:ascii="Calibri" w:hAnsi="Calibri"/>
+          <w:b w:val="0"/>
+          <w:sz w:val="22"/>
+        </w:rPr>
+        <w:t xml:space="preserve"> flows.</w:t>
+      </w:r>
+    </w:p>
+    <w:p>
+      <w:pPr>
+        <w:pStyle w:val="NoSpacing"/>
+        <w:numPr>
+          <w:ilvl w:val="0"/>
+          <w:numId w:val="1"/>
+        </w:numPr>
+        <w:rPr>
+          <w:rFonts w:ascii="Calibri" w:hAnsi="Calibri" w:cs="Calibri"/>
+          <w:sz w:val="22"/>
+          <w:szCs w:val="22"/>
+        </w:rPr>
+      </w:pPr>
+      <w:r>
+        <w:rPr>
+          <w:rFonts w:ascii="Calibri" w:hAnsi="Calibri"/>
+          <w:b w:val="0"/>
+          <w:sz w:val="22"/>
+        </w:rPr>
+        <w:t xml:space="preserve">AI-assisted QA is already in my daily workflow — </w:t>
+      </w:r>
+      <w:r>
+        <w:rPr>
+          <w:rFonts w:ascii="Calibri" w:hAnsi="Calibri"/>
+          <w:b/>
+          <w:sz w:val="22"/>
+        </w:rPr>
+        <w:t>GitHub Copilot</w:t>
+      </w:r>
+      <w:r>
+        <w:rPr>
+          <w:rFonts w:ascii="Calibri" w:hAnsi="Calibri"/>
+          <w:b w:val="0"/>
+          <w:sz w:val="22"/>
+        </w:rPr>
+        <w:t xml:space="preserve"> and </w:t>
+      </w:r>
+      <w:r>
+        <w:rPr>
+          <w:rFonts w:ascii="Calibri" w:hAnsi="Calibri"/>
+          <w:b/>
+          <w:sz w:val="22"/>
+        </w:rPr>
+        <w:t>Claude</w:t>
+      </w:r>
+      <w:r>
+        <w:rPr>
+          <w:rFonts w:ascii="Calibri" w:hAnsi="Calibri"/>
+          <w:b w:val="0"/>
+          <w:sz w:val="22"/>
+        </w:rPr>
+        <w:t xml:space="preserve"> cut my boilerplate coding by roughly 35%, and self-healing locators reduced flaky overnight runs by 40%.</w:t>
+      </w:r>
+    </w:p>
+    <w:p>
+      <w:pPr>
+        <w:pStyle w:val="NoSpacing"/>
+        <w:numPr>
+          <w:ilvl w:val="0"/>
+          <w:numId w:val="1"/>
+        </w:numPr>
+        <w:rPr>
+          <w:rFonts w:ascii="Calibri" w:hAnsi="Calibri" w:cs="Calibri"/>
+          <w:sz w:val="22"/>
+          <w:szCs w:val="22"/>
+        </w:rPr>
+      </w:pPr>
+      <w:r>
+        <w:rPr>
+          <w:rFonts w:ascii="Calibri" w:hAnsi="Calibri"/>
+          <w:b w:val="0"/>
+          <w:sz w:val="22"/>
+        </w:rPr>
+        <w:t xml:space="preserve">Performance testing with </w:t>
+      </w:r>
+      <w:r>
+        <w:rPr>
+          <w:rFonts w:ascii="Calibri" w:hAnsi="Calibri"/>
+          <w:b/>
+          <w:sz w:val="22"/>
+        </w:rPr>
+        <w:t>JMeter</w:t>
+      </w:r>
+      <w:r>
+        <w:rPr>
+          <w:rFonts w:ascii="Calibri" w:hAnsi="Calibri"/>
+          <w:b w:val="0"/>
+          <w:sz w:val="22"/>
+        </w:rPr>
+        <w:t xml:space="preserve"> and </w:t>
+      </w:r>
+      <w:r>
+        <w:rPr>
+          <w:rFonts w:ascii="Calibri" w:hAnsi="Calibri"/>
+          <w:b/>
+          <w:sz w:val="22"/>
+        </w:rPr>
+        <w:t>LoadRunner</w:t>
+      </w:r>
+      <w:r>
+        <w:rPr>
+          <w:rFonts w:ascii="Calibri" w:hAnsi="Calibri"/>
+          <w:b w:val="0"/>
+          <w:sz w:val="22"/>
+        </w:rPr>
+        <w:t xml:space="preserve"> is something I do hands-on, not delegated — I've identified specific throughput bottlenecks and handed developers data they could act on the same sprint.</w:t>
+      </w:r>
+    </w:p>
+    <w:p>
+      <w:pPr>
+        <w:pStyle w:val="NoSpacing"/>
+        <w:numPr>
+          <w:ilvl w:val="0"/>
+          <w:numId w:val="1"/>
+        </w:numPr>
+        <w:rPr>
+          <w:rFonts w:ascii="Calibri" w:hAnsi="Calibri" w:cs="Calibri"/>
+          <w:sz w:val="22"/>
+          <w:szCs w:val="22"/>
+        </w:rPr>
+      </w:pPr>
+      <w:r>
+        <w:rPr>
+          <w:rFonts w:ascii="Calibri" w:hAnsi="Calibri"/>
+          <w:b w:val="0"/>
+          <w:sz w:val="22"/>
+        </w:rPr>
+        <w:t xml:space="preserve">Mobile automation across iOS and Android using </w:t>
+      </w:r>
+      <w:r>
+        <w:rPr>
+          <w:rFonts w:ascii="Calibri" w:hAnsi="Calibri"/>
+          <w:b/>
+          <w:sz w:val="22"/>
+        </w:rPr>
+        <w:t>Appium</w:t>
+      </w:r>
+      <w:r>
+        <w:rPr>
+          <w:rFonts w:ascii="Calibri" w:hAnsi="Calibri"/>
+          <w:b w:val="0"/>
+          <w:sz w:val="22"/>
+        </w:rPr>
+        <w:t xml:space="preserve">, </w:t>
+      </w:r>
+      <w:r>
+        <w:rPr>
+          <w:rFonts w:ascii="Calibri" w:hAnsi="Calibri"/>
+          <w:b/>
+          <w:sz w:val="22"/>
+        </w:rPr>
+        <w:t>Espresso</w:t>
+      </w:r>
+      <w:r>
+        <w:rPr>
+          <w:rFonts w:ascii="Calibri" w:hAnsi="Calibri"/>
+          <w:b w:val="0"/>
+          <w:sz w:val="22"/>
+        </w:rPr>
+        <w:t xml:space="preserve">, and </w:t>
+      </w:r>
+      <w:r>
+        <w:rPr>
+          <w:rFonts w:ascii="Calibri" w:hAnsi="Calibri"/>
+          <w:b/>
+          <w:sz w:val="22"/>
+        </w:rPr>
+        <w:t>XCUITest</w:t>
+      </w:r>
+      <w:r>
+        <w:rPr>
+          <w:rFonts w:ascii="Calibri" w:hAnsi="Calibri"/>
+          <w:b w:val="0"/>
+          <w:sz w:val="22"/>
+        </w:rPr>
+        <w:t xml:space="preserve"> is part of my delivery toolkit, validated against enterprise device farms and TestFlight beta pipelines.</w:t>
+      </w:r>
+    </w:p>
+    <w:p>
+      <w:pPr>
+        <w:pStyle w:val="NoSpacing"/>
+        <w:numPr>
+          <w:ilvl w:val="0"/>
+          <w:numId w:val="1"/>
+        </w:numPr>
+        <w:rPr>
+          <w:rFonts w:ascii="Calibri" w:hAnsi="Calibri" w:cs="Calibri"/>
+          <w:sz w:val="22"/>
+          <w:szCs w:val="22"/>
+        </w:rPr>
+      </w:pPr>
+      <w:r>
+        <w:rPr>
+          <w:rFonts w:ascii="Calibri" w:hAnsi="Calibri" w:cs="Calibri"/>
+          <w:sz w:val="22"/>
+          <w:szCs w:val="22"/>
+        </w:rPr>
+        <w:t>Led and mentored QA teams across Equifax, UST Global, and Availity — running code reviews, owning hiring decisions, and building cultures where engineers felt ownership over quality.</w:t>
       </w:r>
       <w:r>
         <w:rPr>
@@ -278,6 +683,20 @@
           <w:szCs w:val="22"/>
         </w:rPr>
       </w:r>
+      <w:r>
+        <w:rPr>
+          <w:rFonts w:ascii="Cambria Math" w:hAnsi="Cambria Math" w:cs="Cambria Math"/>
+          <w:sz w:val="22"/>
+          <w:szCs w:val="22"/>
+        </w:rPr>
+      </w:r>
+      <w:r>
+        <w:rPr>
+          <w:rFonts w:ascii="Calibri" w:hAnsi="Calibri" w:cs="Calibri"/>
+          <w:sz w:val="22"/>
+          <w:szCs w:val="22"/>
+        </w:rPr>
+      </w:r>
     </w:p>
     <w:p>
       <w:pPr>
@@ -294,25 +713,83 @@
       </w:pPr>
       <w:r>
         <w:rPr>
-          <w:rFonts w:ascii="Calibri" w:hAnsi="Calibri" w:cs="Calibri"/>
-          <w:sz w:val="22"/>
-          <w:szCs w:val="22"/>
-        </w:rPr>
-        <w:t>Cloud-native testing is a core competency: I've validated AWS Lambda functions, API Gateway contracts, S3 data pipelines, and containerized Kubernetes workloads in production CI/CD flows.</w:t>
-      </w:r>
-      <w:r>
-        <w:rPr>
-          <w:rFonts w:ascii="Cambria Math" w:hAnsi="Cambria Math" w:cs="Cambria Math"/>
-          <w:sz w:val="22"/>
-          <w:szCs w:val="22"/>
-        </w:rPr>
-      </w:r>
-      <w:r>
-        <w:rPr>
-          <w:rFonts w:ascii="Calibri" w:hAnsi="Calibri" w:cs="Calibri"/>
-          <w:sz w:val="22"/>
-          <w:szCs w:val="22"/>
-        </w:rPr>
+          <w:rFonts w:ascii="Calibri" w:hAnsi="Calibri"/>
+          <w:b/>
+          <w:sz w:val="22"/>
+        </w:rPr>
+        <w:t>CI/CD</w:t>
+      </w:r>
+      <w:r>
+        <w:rPr>
+          <w:rFonts w:ascii="Calibri" w:hAnsi="Calibri"/>
+          <w:b w:val="0"/>
+          <w:sz w:val="22"/>
+        </w:rPr>
+        <w:t xml:space="preserve"> pipeline ownership, not just participation: </w:t>
+      </w:r>
+      <w:r>
+        <w:rPr>
+          <w:rFonts w:ascii="Calibri" w:hAnsi="Calibri"/>
+          <w:b/>
+          <w:sz w:val="22"/>
+        </w:rPr>
+        <w:t>Jenkins</w:t>
+      </w:r>
+      <w:r>
+        <w:rPr>
+          <w:rFonts w:ascii="Calibri" w:hAnsi="Calibri"/>
+          <w:b w:val="0"/>
+          <w:sz w:val="22"/>
+        </w:rPr>
+        <w:t xml:space="preserve">, </w:t>
+      </w:r>
+      <w:r>
+        <w:rPr>
+          <w:rFonts w:ascii="Calibri" w:hAnsi="Calibri"/>
+          <w:b/>
+          <w:sz w:val="22"/>
+        </w:rPr>
+        <w:t>GitHub Actions</w:t>
+      </w:r>
+      <w:r>
+        <w:rPr>
+          <w:rFonts w:ascii="Calibri" w:hAnsi="Calibri"/>
+          <w:b w:val="0"/>
+          <w:sz w:val="22"/>
+        </w:rPr>
+        <w:t xml:space="preserve">, </w:t>
+      </w:r>
+      <w:r>
+        <w:rPr>
+          <w:rFonts w:ascii="Calibri" w:hAnsi="Calibri"/>
+          <w:b/>
+          <w:sz w:val="22"/>
+        </w:rPr>
+        <w:t>GitLab CI</w:t>
+      </w:r>
+      <w:r>
+        <w:rPr>
+          <w:rFonts w:ascii="Calibri" w:hAnsi="Calibri"/>
+          <w:b w:val="0"/>
+          <w:sz w:val="22"/>
+        </w:rPr>
+        <w:t xml:space="preserve">, and </w:t>
+      </w:r>
+      <w:r>
+        <w:rPr>
+          <w:rFonts w:ascii="Calibri" w:hAnsi="Calibri"/>
+          <w:b/>
+          <w:sz w:val="22"/>
+        </w:rPr>
+        <w:t>Azure DevOps</w:t>
+      </w:r>
+      <w:r>
+        <w:rPr>
+          <w:rFonts w:ascii="Calibri" w:hAnsi="Calibri"/>
+          <w:b w:val="0"/>
+          <w:sz w:val="22"/>
+        </w:rPr>
+        <w:t xml:space="preserve"> pipelines I've built trigger regression, smoke, and contract tests automatically on every merge.</w:t>
       </w:r>
     </w:p>
     <w:p>
@@ -330,11 +807,91 @@
       </w:pPr>
       <w:r>
         <w:rPr>
-          <w:rFonts w:ascii="Calibri" w:hAnsi="Calibri" w:cs="Calibri"/>
-          <w:sz w:val="22"/>
-          <w:szCs w:val="22"/>
-        </w:rPr>
-        <w:t>AI-assisted QA is already in my daily workflow — GitHub Copilot and Claude cut my boilerplate coding by roughly 35%, and self-healing locators reduced flaky overnight runs by 40%.</w:t>
+          <w:rFonts w:ascii="Calibri" w:hAnsi="Calibri"/>
+          <w:b w:val="0"/>
+          <w:sz w:val="22"/>
+        </w:rPr>
+        <w:t xml:space="preserve">Observability tools including </w:t>
+      </w:r>
+      <w:r>
+        <w:rPr>
+          <w:rFonts w:ascii="Calibri" w:hAnsi="Calibri"/>
+          <w:b/>
+          <w:sz w:val="22"/>
+        </w:rPr>
+        <w:t>Dynatrace</w:t>
+      </w:r>
+      <w:r>
+        <w:rPr>
+          <w:rFonts w:ascii="Calibri" w:hAnsi="Calibri"/>
+          <w:b w:val="0"/>
+          <w:sz w:val="22"/>
+        </w:rPr>
+        <w:t xml:space="preserve">, </w:t>
+      </w:r>
+      <w:r>
+        <w:rPr>
+          <w:rFonts w:ascii="Calibri" w:hAnsi="Calibri"/>
+          <w:b/>
+          <w:sz w:val="22"/>
+        </w:rPr>
+        <w:t>Splunk</w:t>
+      </w:r>
+      <w:r>
+        <w:rPr>
+          <w:rFonts w:ascii="Calibri" w:hAnsi="Calibri"/>
+          <w:b w:val="0"/>
+          <w:sz w:val="22"/>
+        </w:rPr>
+        <w:t xml:space="preserve">, </w:t>
+      </w:r>
+      <w:r>
+        <w:rPr>
+          <w:rFonts w:ascii="Calibri" w:hAnsi="Calibri"/>
+          <w:b/>
+          <w:sz w:val="22"/>
+        </w:rPr>
+        <w:t>ELK Stack</w:t>
+      </w:r>
+      <w:r>
+        <w:rPr>
+          <w:rFonts w:ascii="Calibri" w:hAnsi="Calibri"/>
+          <w:b w:val="0"/>
+          <w:sz w:val="22"/>
+        </w:rPr>
+        <w:t xml:space="preserve">, and </w:t>
+      </w:r>
+      <w:r>
+        <w:rPr>
+          <w:rFonts w:ascii="Calibri" w:hAnsi="Calibri"/>
+          <w:b/>
+          <w:sz w:val="22"/>
+        </w:rPr>
+        <w:t>Prometheus</w:t>
+      </w:r>
+      <w:r>
+        <w:rPr>
+          <w:rFonts w:ascii="Calibri" w:hAnsi="Calibri"/>
+          <w:b w:val="0"/>
+          <w:sz w:val="22"/>
+        </w:rPr>
+        <w:t>-</w:t>
+      </w:r>
+      <w:r>
+        <w:rPr>
+          <w:rFonts w:ascii="Calibri" w:hAnsi="Calibri"/>
+          <w:b/>
+          <w:sz w:val="22"/>
+        </w:rPr>
+        <w:t>Grafana</w:t>
+      </w:r>
+      <w:r>
+        <w:rPr>
+          <w:rFonts w:ascii="Calibri" w:hAnsi="Calibri"/>
+          <w:b w:val="0"/>
+          <w:sz w:val="22"/>
+        </w:rPr>
+        <w:t xml:space="preserve"> dashboards help me trace failures to root cause before developers even open a ticket.</w:t>
       </w:r>
     </w:p>
     <w:p>
@@ -352,25 +909,83 @@
       </w:pPr>
       <w:r>
         <w:rPr>
-          <w:rFonts w:ascii="Calibri" w:hAnsi="Calibri" w:cs="Calibri"/>
-          <w:sz w:val="22"/>
-          <w:szCs w:val="22"/>
-        </w:rPr>
-        <w:t>Performance testing with JMeter and LoadRunner is something I do hands-on, not delegated — I've identified specific throughput bottlenecks and handed developers data they could act on the same sprint.</w:t>
-      </w:r>
-      <w:r>
-        <w:rPr>
-          <w:rFonts w:ascii="Cambria Math" w:hAnsi="Cambria Math" w:cs="Cambria Math"/>
-          <w:sz w:val="22"/>
-          <w:szCs w:val="22"/>
-        </w:rPr>
-      </w:r>
-      <w:r>
-        <w:rPr>
-          <w:rFonts w:ascii="Calibri" w:hAnsi="Calibri" w:cs="Calibri"/>
-          <w:sz w:val="22"/>
-          <w:szCs w:val="22"/>
-        </w:rPr>
+          <w:rFonts w:ascii="Calibri" w:hAnsi="Calibri"/>
+          <w:b/>
+          <w:sz w:val="22"/>
+        </w:rPr>
+        <w:t>BDD</w:t>
+      </w:r>
+      <w:r>
+        <w:rPr>
+          <w:rFonts w:ascii="Calibri" w:hAnsi="Calibri"/>
+          <w:b w:val="0"/>
+          <w:sz w:val="22"/>
+        </w:rPr>
+        <w:t xml:space="preserve"> frameworks — </w:t>
+      </w:r>
+      <w:r>
+        <w:rPr>
+          <w:rFonts w:ascii="Calibri" w:hAnsi="Calibri"/>
+          <w:b/>
+          <w:sz w:val="22"/>
+        </w:rPr>
+        <w:t>Cucumber</w:t>
+      </w:r>
+      <w:r>
+        <w:rPr>
+          <w:rFonts w:ascii="Calibri" w:hAnsi="Calibri"/>
+          <w:b w:val="0"/>
+          <w:sz w:val="22"/>
+        </w:rPr>
+        <w:t xml:space="preserve"> with </w:t>
+      </w:r>
+      <w:r>
+        <w:rPr>
+          <w:rFonts w:ascii="Calibri" w:hAnsi="Calibri"/>
+          <w:b/>
+          <w:sz w:val="22"/>
+        </w:rPr>
+        <w:t>Gherkin</w:t>
+      </w:r>
+      <w:r>
+        <w:rPr>
+          <w:rFonts w:ascii="Calibri" w:hAnsi="Calibri"/>
+          <w:b w:val="0"/>
+          <w:sz w:val="22"/>
+        </w:rPr>
+        <w:t xml:space="preserve">, </w:t>
+      </w:r>
+      <w:r>
+        <w:rPr>
+          <w:rFonts w:ascii="Calibri" w:hAnsi="Calibri"/>
+          <w:b/>
+          <w:sz w:val="22"/>
+        </w:rPr>
+        <w:t>Spock</w:t>
+      </w:r>
+      <w:r>
+        <w:rPr>
+          <w:rFonts w:ascii="Calibri" w:hAnsi="Calibri"/>
+          <w:b w:val="0"/>
+          <w:sz w:val="22"/>
+        </w:rPr>
+        <w:t xml:space="preserve">, and </w:t>
+      </w:r>
+      <w:r>
+        <w:rPr>
+          <w:rFonts w:ascii="Calibri" w:hAnsi="Calibri"/>
+          <w:b/>
+          <w:sz w:val="22"/>
+        </w:rPr>
+        <w:t>Gauge</w:t>
+      </w:r>
+      <w:r>
+        <w:rPr>
+          <w:rFonts w:ascii="Calibri" w:hAnsi="Calibri"/>
+          <w:b w:val="0"/>
+          <w:sz w:val="22"/>
+        </w:rPr>
+        <w:t xml:space="preserve"> — let me write test scenarios product owners can read and engineers can execute, closing the gap between requirements and coverage.</w:t>
       </w:r>
     </w:p>
     <w:p>
@@ -388,11 +1003,75 @@
       </w:pPr>
       <w:r>
         <w:rPr>
-          <w:rFonts w:ascii="Calibri" w:hAnsi="Calibri" w:cs="Calibri"/>
-          <w:sz w:val="22"/>
-          <w:szCs w:val="22"/>
-        </w:rPr>
-        <w:t>Mobile automation across iOS and Android using Appium, Espresso, and XCUITest is part of my delivery toolkit, validated against enterprise device farms and TestFlight beta pipelines.</w:t>
+          <w:rFonts w:ascii="Arial" w:hAnsi="Arial"/>
+          <w:b w:val="0"/>
+          <w:sz w:val="20"/>
+        </w:rPr>
+        <w:t xml:space="preserve">Database validation is part of every release I own: complex </w:t>
+      </w:r>
+      <w:r>
+        <w:rPr>
+          <w:rFonts w:ascii="Arial" w:hAnsi="Arial"/>
+          <w:b/>
+          <w:sz w:val="20"/>
+        </w:rPr>
+        <w:t>SQL</w:t>
+      </w:r>
+      <w:r>
+        <w:rPr>
+          <w:rFonts w:ascii="Arial" w:hAnsi="Arial"/>
+          <w:b w:val="0"/>
+          <w:sz w:val="20"/>
+        </w:rPr>
+        <w:t xml:space="preserve"> queries against </w:t>
+      </w:r>
+      <w:r>
+        <w:rPr>
+          <w:rFonts w:ascii="Arial" w:hAnsi="Arial"/>
+          <w:b/>
+          <w:sz w:val="20"/>
+        </w:rPr>
+        <w:t>Oracle</w:t>
+      </w:r>
+      <w:r>
+        <w:rPr>
+          <w:rFonts w:ascii="Arial" w:hAnsi="Arial"/>
+          <w:b w:val="0"/>
+          <w:sz w:val="20"/>
+        </w:rPr>
+        <w:t xml:space="preserve">, </w:t>
+      </w:r>
+      <w:r>
+        <w:rPr>
+          <w:rFonts w:ascii="Arial" w:hAnsi="Arial"/>
+          <w:b/>
+          <w:sz w:val="20"/>
+        </w:rPr>
+        <w:t>PostgreSQL</w:t>
+      </w:r>
+      <w:r>
+        <w:rPr>
+          <w:rFonts w:ascii="Arial" w:hAnsi="Arial"/>
+          <w:b w:val="0"/>
+          <w:sz w:val="20"/>
+        </w:rPr>
+        <w:t xml:space="preserve">, and </w:t>
+      </w:r>
+      <w:r>
+        <w:rPr>
+          <w:rFonts w:ascii="Arial" w:hAnsi="Arial"/>
+          <w:b/>
+          <w:sz w:val="20"/>
+        </w:rPr>
+        <w:t>MySQL</w:t>
+      </w:r>
+      <w:r>
+        <w:rPr>
+          <w:rFonts w:ascii="Arial" w:hAnsi="Arial"/>
+          <w:b w:val="0"/>
+          <w:sz w:val="20"/>
+        </w:rPr>
+        <w:t xml:space="preserve"> catch data-integrity defects that API tests routinely miss.</w:t>
       </w:r>
     </w:p>
     <w:p>
@@ -410,39 +1089,35 @@
       </w:pPr>
       <w:r>
         <w:rPr>
-          <w:rFonts w:ascii="Calibri" w:hAnsi="Calibri" w:cs="Calibri"/>
-          <w:sz w:val="22"/>
-          <w:szCs w:val="22"/>
-        </w:rPr>
-        <w:t>Led and mentored QA teams across Equifax, UST Global, and Availity — running code reviews, owning hiring decisions, and building cultures where engineers felt ownership over quality.</w:t>
-      </w:r>
-      <w:r>
-        <w:rPr>
-          <w:rFonts w:ascii="Cambria Math" w:hAnsi="Cambria Math" w:cs="Cambria Math"/>
-          <w:sz w:val="22"/>
-          <w:szCs w:val="22"/>
-        </w:rPr>
-      </w:r>
-      <w:r>
-        <w:rPr>
-          <w:rFonts w:ascii="Calibri" w:hAnsi="Calibri" w:cs="Calibri"/>
-          <w:sz w:val="22"/>
-          <w:szCs w:val="22"/>
-        </w:rPr>
-      </w:r>
-      <w:r>
-        <w:rPr>
-          <w:rFonts w:ascii="Cambria Math" w:hAnsi="Cambria Math" w:cs="Cambria Math"/>
-          <w:sz w:val="22"/>
-          <w:szCs w:val="22"/>
-        </w:rPr>
-      </w:r>
-      <w:r>
-        <w:rPr>
-          <w:rFonts w:ascii="Calibri" w:hAnsi="Calibri" w:cs="Calibri"/>
-          <w:sz w:val="22"/>
-          <w:szCs w:val="22"/>
-        </w:rPr>
+          <w:rFonts w:ascii="Arial" w:hAnsi="Arial"/>
+          <w:b/>
+          <w:sz w:val="20"/>
+        </w:rPr>
+        <w:t>Salesforce</w:t>
+      </w:r>
+      <w:r>
+        <w:rPr>
+          <w:rFonts w:ascii="Arial" w:hAnsi="Arial"/>
+          <w:b w:val="0"/>
+          <w:sz w:val="20"/>
+        </w:rPr>
+        <w:t xml:space="preserve"> Sales Cloud and </w:t>
+      </w:r>
+      <w:r>
+        <w:rPr>
+          <w:rFonts w:ascii="Arial" w:hAnsi="Arial"/>
+          <w:b/>
+          <w:sz w:val="20"/>
+        </w:rPr>
+        <w:t>Service Cloud</w:t>
+      </w:r>
+      <w:r>
+        <w:rPr>
+          <w:rFonts w:ascii="Arial" w:hAnsi="Arial"/>
+          <w:b w:val="0"/>
+          <w:sz w:val="20"/>
+        </w:rPr>
+        <w:t xml:space="preserve"> testing, including Lightning component validation, adds a CRM dimension to a toolkit that already spans web, API, mobile, and data.</w:t>
       </w:r>
     </w:p>
     <w:p>
@@ -460,137 +1135,59 @@
       </w:pPr>
       <w:r>
         <w:rPr>
-          <w:rFonts w:ascii="Calibri" w:hAnsi="Calibri" w:cs="Calibri"/>
-          <w:sz w:val="22"/>
-          <w:szCs w:val="22"/>
-        </w:rPr>
-        <w:t>CI/CD pipeline ownership, not just participation: Jenkins, GitHub Actions, GitLab CI, and Azure DevOps pipelines I've built trigger regression, smoke, and contract tests automatically on every merge.</w:t>
-      </w:r>
-      <w:r>
-        <w:rPr>
-          <w:rFonts w:ascii="Calibri" w:hAnsi="Calibri" w:cs="Calibri"/>
-          <w:sz w:val="22"/>
-          <w:szCs w:val="22"/>
-        </w:rPr>
-      </w:r>
-      <w:r>
-        <w:rPr>
-          <w:rFonts w:ascii="Calibri" w:hAnsi="Calibri" w:cs="Calibri"/>
-          <w:sz w:val="22"/>
-          <w:szCs w:val="22"/>
-        </w:rPr>
-      </w:r>
-    </w:p>
-    <w:p>
-      <w:pPr>
-        <w:pStyle w:val="NoSpacing"/>
-        <w:numPr>
-          <w:ilvl w:val="0"/>
-          <w:numId w:val="1"/>
-        </w:numPr>
-        <w:rPr>
-          <w:rFonts w:ascii="Calibri" w:hAnsi="Calibri" w:cs="Calibri"/>
-          <w:sz w:val="22"/>
-          <w:szCs w:val="22"/>
-        </w:rPr>
-      </w:pPr>
-      <w:r>
-        <w:rPr>
-          <w:rFonts w:ascii="Calibri" w:hAnsi="Calibri" w:cs="Calibri"/>
-          <w:sz w:val="22"/>
-          <w:szCs w:val="22"/>
-        </w:rPr>
-        <w:t>Observability tools including Dynatrace, Splunk, ELK Stack, and Prometheus-Grafana dashboards help me trace failures to root cause before developers even open a ticket.</w:t>
-      </w:r>
-    </w:p>
-    <w:p>
-      <w:pPr>
-        <w:pStyle w:val="NoSpacing"/>
-        <w:numPr>
-          <w:ilvl w:val="0"/>
-          <w:numId w:val="1"/>
-        </w:numPr>
-        <w:rPr>
-          <w:rFonts w:ascii="Calibri" w:hAnsi="Calibri" w:cs="Calibri"/>
-          <w:sz w:val="22"/>
-          <w:szCs w:val="22"/>
-        </w:rPr>
-      </w:pPr>
-      <w:r>
-        <w:rPr>
-          <w:rFonts w:ascii="Calibri" w:hAnsi="Calibri" w:cs="Calibri"/>
-          <w:sz w:val="22"/>
-          <w:szCs w:val="22"/>
-        </w:rPr>
-        <w:t>BDD frameworks — Cucumber with Gherkin, Spock, and Gauge — let me write test scenarios product owners can read and engineers can execute, closing the gap between requirements and coverage.</w:t>
-      </w:r>
-    </w:p>
-    <w:p>
-      <w:pPr>
-        <w:pStyle w:val="NoSpacing"/>
-        <w:numPr>
-          <w:ilvl w:val="0"/>
-          <w:numId w:val="1"/>
-        </w:numPr>
-        <w:rPr>
-          <w:rFonts w:ascii="Calibri" w:hAnsi="Calibri" w:cs="Calibri"/>
-          <w:sz w:val="22"/>
-          <w:szCs w:val="22"/>
-        </w:rPr>
-      </w:pPr>
-      <w:r>
-        <w:rPr>
-          <w:rFonts w:ascii="Arial" w:eastAsia="Arial" w:hAnsi="Arial" w:cs="Arial"/>
-          <w:color w:val="000000"/>
-          <w:sz w:val="20"/>
-          <w:szCs w:val="20"/>
-        </w:rPr>
-        <w:t>Database validation is part of every release I own: complex SQL queries against Oracle, PostgreSQL, and MySQL catch data-integrity defects that API tests routinely miss.</w:t>
-      </w:r>
-    </w:p>
-    <w:p>
-      <w:pPr>
-        <w:pStyle w:val="NoSpacing"/>
-        <w:numPr>
-          <w:ilvl w:val="0"/>
-          <w:numId w:val="1"/>
-        </w:numPr>
-        <w:rPr>
-          <w:rFonts w:ascii="Calibri" w:hAnsi="Calibri" w:cs="Calibri"/>
-          <w:sz w:val="22"/>
-          <w:szCs w:val="22"/>
-        </w:rPr>
-      </w:pPr>
-      <w:r>
-        <w:rPr>
-          <w:rFonts w:ascii="Arial" w:eastAsia="Arial" w:hAnsi="Arial" w:cs="Arial"/>
-          <w:color w:val="000000"/>
-          <w:sz w:val="20"/>
-          <w:szCs w:val="20"/>
-        </w:rPr>
-        <w:t>Salesforce Sales Cloud and Service Cloud testing, including Lightning component validation, adds a CRM dimension to a toolkit that already spans web, API, mobile, and data.</w:t>
-      </w:r>
-    </w:p>
-    <w:p>
-      <w:pPr>
-        <w:pStyle w:val="NoSpacing"/>
-        <w:numPr>
-          <w:ilvl w:val="0"/>
-          <w:numId w:val="1"/>
-        </w:numPr>
-        <w:rPr>
-          <w:rFonts w:ascii="Calibri" w:hAnsi="Calibri" w:cs="Calibri"/>
-          <w:sz w:val="22"/>
-          <w:szCs w:val="22"/>
-        </w:rPr>
-      </w:pPr>
-      <w:r>
-        <w:rPr>
-          <w:rFonts w:ascii="Calibri" w:hAnsi="Calibri" w:cs="Calibri"/>
-          <w:sz w:val="22"/>
-          <w:szCs w:val="22"/>
-        </w:rPr>
-        <w:t>Full defect lifecycle ownership — JIRA, X-Ray, and Confluence traceability from requirement to test case to closed defect — means audits are straightforward rather than stressful.</w:t>
+          <w:rFonts w:ascii="Calibri" w:hAnsi="Calibri"/>
+          <w:b w:val="0"/>
+          <w:sz w:val="22"/>
+        </w:rPr>
+        <w:t xml:space="preserve">Full defect lifecycle ownership — </w:t>
+      </w:r>
+      <w:r>
+        <w:rPr>
+          <w:rFonts w:ascii="Calibri" w:hAnsi="Calibri"/>
+          <w:b/>
+          <w:sz w:val="22"/>
+        </w:rPr>
+        <w:t>JIRA</w:t>
+      </w:r>
+      <w:r>
+        <w:rPr>
+          <w:rFonts w:ascii="Calibri" w:hAnsi="Calibri"/>
+          <w:b w:val="0"/>
+          <w:sz w:val="22"/>
+        </w:rPr>
+        <w:t xml:space="preserve">, </w:t>
+      </w:r>
+      <w:r>
+        <w:rPr>
+          <w:rFonts w:ascii="Calibri" w:hAnsi="Calibri"/>
+          <w:b/>
+          <w:sz w:val="22"/>
+        </w:rPr>
+        <w:t>X-Ray</w:t>
+      </w:r>
+      <w:r>
+        <w:rPr>
+          <w:rFonts w:ascii="Calibri" w:hAnsi="Calibri"/>
+          <w:b w:val="0"/>
+          <w:sz w:val="22"/>
+        </w:rPr>
+        <w:t xml:space="preserve">, and </w:t>
+      </w:r>
+      <w:r>
+        <w:rPr>
+          <w:rFonts w:ascii="Calibri" w:hAnsi="Calibri"/>
+          <w:b/>
+          <w:sz w:val="22"/>
+        </w:rPr>
+        <w:t>Confluence</w:t>
+      </w:r>
+      <w:r>
+        <w:rPr>
+          <w:rFonts w:ascii="Calibri" w:hAnsi="Calibri"/>
+          <w:b w:val="0"/>
+          <w:sz w:val="22"/>
+        </w:rPr>
+        <w:t xml:space="preserve"> traceability from requirement to test case to closed defect — means audits are straightforward rather than stressful.</w:t>
       </w:r>
     </w:p>
     <w:p>
@@ -670,20 +1267,19 @@
       </w:pPr>
       <w:r>
         <w:rPr>
-          <w:rFonts w:ascii="Calibri" w:hAnsi="Calibri" w:cs="Calibri"/>
-          <w:b/>
-          <w:bCs/>
-          <w:sz w:val="22"/>
-          <w:szCs w:val="22"/>
-        </w:rPr>
-        <w:t>Languages: Java, JavaScript, TypeScript, Python, Ruby, Groovy, Go, C# (.NET), NodeJS</w:t>
-      </w:r>
-      <w:r>
-        <w:rPr>
-          <w:rFonts w:ascii="Calibri" w:hAnsi="Calibri" w:cs="Calibri"/>
-          <w:sz w:val="22"/>
-          <w:szCs w:val="22"/>
-        </w:rPr>
+          <w:rFonts w:ascii="Calibri" w:hAnsi="Calibri"/>
+          <w:b/>
+          <w:sz w:val="22"/>
+        </w:rPr>
+        <w:t>Languages:</w:t>
+      </w:r>
+      <w:r>
+        <w:rPr>
+          <w:rFonts w:ascii="Calibri" w:hAnsi="Calibri"/>
+          <w:b w:val="0"/>
+          <w:sz w:val="22"/>
+        </w:rPr>
+        <w:t xml:space="preserve"> Java, JavaScript, TypeScript, Python, Ruby, Groovy, Go, C# (.NET), NodeJS</w:t>
       </w:r>
     </w:p>
     <w:p>
@@ -699,38 +1295,23 @@
           <w:szCs w:val="22"/>
         </w:rPr>
       </w:pPr>
-      <w:r>
-        <w:rPr>
-          <w:rFonts w:ascii="Calibri" w:hAnsi="Calibri" w:cs="Calibri"/>
-          <w:b/>
-          <w:bCs/>
-          <w:sz w:val="22"/>
-          <w:szCs w:val="22"/>
-        </w:rPr>
-        <w:t>UI Automation: Playwright, Selenium WebDriver, Cypress, Appium, WebDriverIO, Perfecto</w:t>
-      </w:r>
-      <w:r>
-        <w:rPr>
-          <w:rFonts w:ascii="Calibri" w:hAnsi="Calibri" w:cs="Calibri"/>
-          <w:sz w:val="22"/>
-          <w:szCs w:val="22"/>
-        </w:rPr>
-      </w:r>
       <w:proofErr w:type="spellStart"/>
-      <w:r>
-        <w:rPr>
-          <w:rFonts w:ascii="Calibri" w:hAnsi="Calibri" w:cs="Calibri"/>
-          <w:sz w:val="22"/>
-          <w:szCs w:val="22"/>
-        </w:rPr>
-      </w:r>
       <w:proofErr w:type="spellEnd"/>
       <w:r>
         <w:rPr>
-          <w:rFonts w:ascii="Calibri" w:hAnsi="Calibri" w:cs="Calibri"/>
-          <w:sz w:val="22"/>
-          <w:szCs w:val="22"/>
-        </w:rPr>
+          <w:rFonts w:ascii="Calibri" w:hAnsi="Calibri"/>
+          <w:b/>
+          <w:sz w:val="22"/>
+        </w:rPr>
+        <w:t>UI Automation:</w:t>
+      </w:r>
+      <w:r>
+        <w:rPr>
+          <w:rFonts w:ascii="Calibri" w:hAnsi="Calibri"/>
+          <w:b w:val="0"/>
+          <w:sz w:val="22"/>
+        </w:rPr>
+        <w:t xml:space="preserve"> Playwright, Selenium WebDriver, Cypress, Appium, WebDriverIO, Perfecto</w:t>
       </w:r>
     </w:p>
     <w:p>
@@ -746,38 +1327,23 @@
           <w:szCs w:val="22"/>
         </w:rPr>
       </w:pPr>
-      <w:r>
-        <w:rPr>
-          <w:rFonts w:ascii="Calibri" w:hAnsi="Calibri" w:cs="Calibri"/>
-          <w:b/>
-          <w:bCs/>
-          <w:sz w:val="22"/>
-          <w:szCs w:val="22"/>
-        </w:rPr>
-        <w:t>API &amp; Performance: REST Assured, Karate, Postman, Bruno, Insomnia, JMeter, LoadRunner, gRPC UI</w:t>
-      </w:r>
-      <w:r>
-        <w:rPr>
-          <w:rFonts w:ascii="Calibri" w:hAnsi="Calibri" w:cs="Calibri"/>
-          <w:sz w:val="22"/>
-          <w:szCs w:val="22"/>
-        </w:rPr>
-      </w:r>
       <w:proofErr w:type="spellStart"/>
-      <w:r>
-        <w:rPr>
-          <w:rFonts w:ascii="Calibri" w:hAnsi="Calibri" w:cs="Calibri"/>
-          <w:sz w:val="22"/>
-          <w:szCs w:val="22"/>
-        </w:rPr>
-      </w:r>
       <w:proofErr w:type="spellEnd"/>
       <w:r>
         <w:rPr>
-          <w:rFonts w:ascii="Calibri" w:hAnsi="Calibri" w:cs="Calibri"/>
-          <w:sz w:val="22"/>
-          <w:szCs w:val="22"/>
-        </w:rPr>
+          <w:rFonts w:ascii="Calibri" w:hAnsi="Calibri"/>
+          <w:b/>
+          <w:sz w:val="22"/>
+        </w:rPr>
+        <w:t>API &amp; Performance:</w:t>
+      </w:r>
+      <w:r>
+        <w:rPr>
+          <w:rFonts w:ascii="Calibri" w:hAnsi="Calibri"/>
+          <w:b w:val="0"/>
+          <w:sz w:val="22"/>
+        </w:rPr>
+        <w:t xml:space="preserve"> REST Assured, Karate, Postman, Bruno, Insomnia, JMeter, LoadRunner, gRPC UI</w:t>
       </w:r>
     </w:p>
     <w:p>
@@ -795,20 +1361,19 @@
       </w:pPr>
       <w:r>
         <w:rPr>
-          <w:rFonts w:ascii="Calibri" w:hAnsi="Calibri" w:cs="Calibri"/>
-          <w:b/>
-          <w:bCs/>
-          <w:sz w:val="22"/>
-          <w:szCs w:val="22"/>
-        </w:rPr>
-        <w:t>Test Frameworks: Cucumber (Gherkin), TestNG, JUnit, Spock, Mocha, Gauge, Robot Framework</w:t>
-      </w:r>
-      <w:r>
-        <w:rPr>
-          <w:rFonts w:ascii="Calibri" w:hAnsi="Calibri" w:cs="Calibri"/>
-          <w:sz w:val="22"/>
-          <w:szCs w:val="22"/>
-        </w:rPr>
+          <w:rFonts w:ascii="Calibri" w:hAnsi="Calibri"/>
+          <w:b/>
+          <w:sz w:val="22"/>
+        </w:rPr>
+        <w:t>Test Frameworks:</w:t>
+      </w:r>
+      <w:r>
+        <w:rPr>
+          <w:rFonts w:ascii="Calibri" w:hAnsi="Calibri"/>
+          <w:b w:val="0"/>
+          <w:sz w:val="22"/>
+        </w:rPr>
+        <w:t xml:space="preserve"> Cucumber (Gherkin), TestNG, JUnit, Spock, Mocha, Gauge, Robot Framework</w:t>
       </w:r>
     </w:p>
     <w:p>
@@ -826,20 +1391,19 @@
       </w:pPr>
       <w:r>
         <w:rPr>
-          <w:rFonts w:ascii="Calibri" w:hAnsi="Calibri" w:cs="Calibri"/>
-          <w:b/>
-          <w:bCs/>
-          <w:sz w:val="22"/>
-          <w:szCs w:val="22"/>
-        </w:rPr>
-        <w:t>CI/CD &amp; Build: Jenkins, GitHub Actions, GitLab CI, Azure DevOps, Maven, Gradle, Docker, Kubernetes</w:t>
-      </w:r>
-      <w:r>
-        <w:rPr>
-          <w:rFonts w:ascii="Calibri" w:hAnsi="Calibri" w:cs="Calibri"/>
-          <w:sz w:val="22"/>
-          <w:szCs w:val="22"/>
-        </w:rPr>
+          <w:rFonts w:ascii="Calibri" w:hAnsi="Calibri"/>
+          <w:b/>
+          <w:sz w:val="22"/>
+        </w:rPr>
+        <w:t>CI/CD &amp; Build:</w:t>
+      </w:r>
+      <w:r>
+        <w:rPr>
+          <w:rFonts w:ascii="Calibri" w:hAnsi="Calibri"/>
+          <w:b w:val="0"/>
+          <w:sz w:val="22"/>
+        </w:rPr>
+        <w:t xml:space="preserve"> Jenkins, GitHub Actions, GitLab CI, Azure DevOps, Maven, Gradle, Docker, Kubernetes</w:t>
       </w:r>
     </w:p>
     <w:p>
@@ -857,20 +1421,19 @@
       </w:pPr>
       <w:r>
         <w:rPr>
-          <w:rFonts w:ascii="Calibri" w:hAnsi="Calibri" w:cs="Calibri"/>
-          <w:b/>
-          <w:bCs/>
-          <w:sz w:val="22"/>
-          <w:szCs w:val="22"/>
-        </w:rPr>
-        <w:t>Cloud: AWS (Lambda, API Gateway, S3, CloudWatch, DynamoDB), GCP, Azure (AKS, Functions, App Service)</w:t>
-      </w:r>
-      <w:r>
-        <w:rPr>
-          <w:rFonts w:ascii="Calibri" w:hAnsi="Calibri" w:cs="Calibri"/>
-          <w:sz w:val="22"/>
-          <w:szCs w:val="22"/>
-        </w:rPr>
+          <w:rFonts w:ascii="Calibri" w:hAnsi="Calibri"/>
+          <w:b/>
+          <w:sz w:val="22"/>
+        </w:rPr>
+        <w:t>Cloud:</w:t>
+      </w:r>
+      <w:r>
+        <w:rPr>
+          <w:rFonts w:ascii="Calibri" w:hAnsi="Calibri"/>
+          <w:b w:val="0"/>
+          <w:sz w:val="22"/>
+        </w:rPr>
+        <w:t xml:space="preserve"> AWS (Lambda, API Gateway, S3, CloudWatch, DynamoDB), GCP, Azure (AKS, Functions, App Service)</w:t>
       </w:r>
     </w:p>
     <w:p>
@@ -888,20 +1451,19 @@
       </w:pPr>
       <w:r>
         <w:rPr>
-          <w:rFonts w:ascii="Calibri" w:hAnsi="Calibri" w:cs="Calibri"/>
-          <w:b/>
-          <w:bCs/>
-          <w:sz w:val="22"/>
-          <w:szCs w:val="22"/>
-        </w:rPr>
-        <w:t>AI in QA: Self-healing automation, GitHub Copilot, Claude, ChatGPT, AI test generation, ML anomaly detection</w:t>
-      </w:r>
-      <w:r>
-        <w:rPr>
-          <w:rFonts w:ascii="Calibri" w:hAnsi="Calibri" w:cs="Calibri"/>
-          <w:sz w:val="22"/>
-          <w:szCs w:val="22"/>
-        </w:rPr>
+          <w:rFonts w:ascii="Calibri" w:hAnsi="Calibri"/>
+          <w:b/>
+          <w:sz w:val="22"/>
+        </w:rPr>
+        <w:t>AI in QA:</w:t>
+      </w:r>
+      <w:r>
+        <w:rPr>
+          <w:rFonts w:ascii="Calibri" w:hAnsi="Calibri"/>
+          <w:b w:val="0"/>
+          <w:sz w:val="22"/>
+        </w:rPr>
+        <w:t xml:space="preserve"> Self-healing automation, GitHub Copilot, Claude, ChatGPT, AI test generation, ML anomaly detection</w:t>
       </w:r>
     </w:p>
     <w:p>
@@ -919,20 +1481,19 @@
       </w:pPr>
       <w:r>
         <w:rPr>
-          <w:rFonts w:ascii="Calibri" w:hAnsi="Calibri" w:cs="Calibri"/>
-          <w:b/>
-          <w:bCs/>
-          <w:sz w:val="22"/>
-          <w:szCs w:val="22"/>
-        </w:rPr>
-        <w:t>Monitoring: Dynatrace, Splunk, ELK Stack, Prometheus, Grafana, CloudWatch</w:t>
-      </w:r>
-      <w:r>
-        <w:rPr>
-          <w:rFonts w:ascii="Calibri" w:hAnsi="Calibri" w:cs="Calibri"/>
-          <w:sz w:val="22"/>
-          <w:szCs w:val="22"/>
-        </w:rPr>
+          <w:rFonts w:ascii="Calibri" w:hAnsi="Calibri"/>
+          <w:b/>
+          <w:sz w:val="22"/>
+        </w:rPr>
+        <w:t>Monitoring:</w:t>
+      </w:r>
+      <w:r>
+        <w:rPr>
+          <w:rFonts w:ascii="Calibri" w:hAnsi="Calibri"/>
+          <w:b w:val="0"/>
+          <w:sz w:val="22"/>
+        </w:rPr>
+        <w:t xml:space="preserve"> Dynatrace, Splunk, ELK Stack, Prometheus, Grafana, CloudWatch</w:t>
       </w:r>
     </w:p>
     <w:p>
@@ -950,20 +1511,19 @@
       </w:pPr>
       <w:r>
         <w:rPr>
-          <w:rFonts w:ascii="Calibri" w:hAnsi="Calibri" w:cs="Calibri"/>
-          <w:b/>
-          <w:bCs/>
-          <w:sz w:val="22"/>
-          <w:szCs w:val="22"/>
-        </w:rPr>
-        <w:t>Databases: Oracle, PostgreSQL, MySQL, MongoDB, Couchbase</w:t>
-      </w:r>
-      <w:r>
-        <w:rPr>
-          <w:rFonts w:ascii="Calibri" w:hAnsi="Calibri" w:cs="Calibri"/>
-          <w:sz w:val="22"/>
-          <w:szCs w:val="22"/>
-        </w:rPr>
+          <w:rFonts w:ascii="Calibri" w:hAnsi="Calibri"/>
+          <w:b/>
+          <w:sz w:val="22"/>
+        </w:rPr>
+        <w:t>Databases:</w:t>
+      </w:r>
+      <w:r>
+        <w:rPr>
+          <w:rFonts w:ascii="Calibri" w:hAnsi="Calibri"/>
+          <w:b w:val="0"/>
+          <w:sz w:val="22"/>
+        </w:rPr>
+        <w:t xml:space="preserve"> Oracle, PostgreSQL, MySQL, MongoDB, Couchbase</w:t>
       </w:r>
     </w:p>
     <w:p>
@@ -981,20 +1541,19 @@
       </w:pPr>
       <w:r>
         <w:rPr>
-          <w:rFonts w:ascii="Calibri" w:hAnsi="Calibri" w:cs="Calibri"/>
-          <w:b/>
-          <w:bCs/>
-          <w:sz w:val="22"/>
-          <w:szCs w:val="22"/>
-        </w:rPr>
-        <w:t>CRM Platform: Salesforce (Sales Cloud, Service Cloud, Lightning Components)</w:t>
-      </w:r>
-      <w:r>
-        <w:rPr>
-          <w:rFonts w:ascii="Calibri" w:hAnsi="Calibri" w:cs="Calibri"/>
-          <w:sz w:val="22"/>
-          <w:szCs w:val="22"/>
-        </w:rPr>
+          <w:rFonts w:ascii="Calibri" w:hAnsi="Calibri"/>
+          <w:b/>
+          <w:sz w:val="22"/>
+        </w:rPr>
+        <w:t>CRM Platform:</w:t>
+      </w:r>
+      <w:r>
+        <w:rPr>
+          <w:rFonts w:ascii="Calibri" w:hAnsi="Calibri"/>
+          <w:b w:val="0"/>
+          <w:sz w:val="22"/>
+        </w:rPr>
+        <w:t xml:space="preserve"> Salesforce (Sales Cloud, Service Cloud, Lightning Components)</w:t>
       </w:r>
     </w:p>
     <w:p>
@@ -1012,20 +1571,19 @@
       </w:pPr>
       <w:r>
         <w:rPr>
-          <w:rFonts w:ascii="Calibri" w:hAnsi="Calibri" w:cs="Calibri"/>
-          <w:b/>
-          <w:bCs/>
-          <w:sz w:val="22"/>
-          <w:szCs w:val="22"/>
-        </w:rPr>
-        <w:t>Tools: JIRA, X-Ray, SonarQube, Git, GitHub, GitLab, AWS CodeCommit, IntelliJ IDEA, VS Code</w:t>
-      </w:r>
-      <w:r>
-        <w:rPr>
-          <w:rFonts w:ascii="Calibri" w:hAnsi="Calibri" w:cs="Calibri"/>
-          <w:sz w:val="22"/>
-          <w:szCs w:val="22"/>
-        </w:rPr>
+          <w:rFonts w:ascii="Calibri" w:hAnsi="Calibri"/>
+          <w:b/>
+          <w:sz w:val="22"/>
+        </w:rPr>
+        <w:t>Tools:</w:t>
+      </w:r>
+      <w:r>
+        <w:rPr>
+          <w:rFonts w:ascii="Calibri" w:hAnsi="Calibri"/>
+          <w:b w:val="0"/>
+          <w:sz w:val="22"/>
+        </w:rPr>
+        <w:t xml:space="preserve"> JIRA, X-Ray, SonarQube, Git, GitHub, GitLab, AWS CodeCommit, IntelliJ IDEA, VS Code</w:t>
       </w:r>
     </w:p>
     <w:p>
@@ -1044,62 +1602,19 @@
       </w:pPr>
       <w:r>
         <w:rPr>
-          <w:rFonts w:ascii="Calibri" w:hAnsi="Calibri" w:cs="Calibri"/>
-          <w:b/>
-          <w:bCs/>
-          <w:sz w:val="22"/>
-          <w:szCs w:val="22"/>
-          <w:lang w:val="fr-FR"/>
-        </w:rPr>
-        <w:t>Methodologies: Agile Scrum, SDLC, STLC, Defect Life Cycle, BDD, DDD, Data-Driven Testing</w:t>
-      </w:r>
-      <w:r>
-        <w:rPr>
-          <w:rFonts w:ascii="Calibri" w:hAnsi="Calibri" w:cs="Calibri"/>
-          <w:sz w:val="22"/>
-          <w:szCs w:val="22"/>
-          <w:lang w:val="fr-FR"/>
-        </w:rPr>
-      </w:r>
-      <w:r>
-        <w:rPr>
-          <w:rFonts w:ascii="Calibri" w:hAnsi="Calibri" w:cs="Calibri"/>
-          <w:sz w:val="22"/>
-          <w:szCs w:val="22"/>
-          <w:lang w:val="fr-FR"/>
-        </w:rPr>
-      </w:r>
-      <w:r>
-        <w:rPr>
-          <w:rFonts w:ascii="Calibri" w:hAnsi="Calibri" w:cs="Calibri"/>
-          <w:sz w:val="22"/>
-          <w:szCs w:val="22"/>
-          <w:lang w:val="fr-FR"/>
-        </w:rPr>
-      </w:r>
-      <w:r>
-        <w:rPr>
-          <w:rFonts w:ascii="Calibri" w:hAnsi="Calibri" w:cs="Calibri"/>
-          <w:sz w:val="22"/>
-          <w:szCs w:val="22"/>
-          <w:lang w:val="fr-FR"/>
-        </w:rPr>
-      </w:r>
-      <w:r>
-        <w:rPr>
-          <w:rFonts w:ascii="Calibri" w:hAnsi="Calibri" w:cs="Calibri"/>
-          <w:sz w:val="22"/>
-          <w:szCs w:val="22"/>
-          <w:lang w:val="fr-FR"/>
-        </w:rPr>
-      </w:r>
-      <w:r>
-        <w:rPr>
-          <w:rFonts w:ascii="Calibri" w:hAnsi="Calibri" w:cs="Calibri"/>
-          <w:sz w:val="22"/>
-          <w:szCs w:val="22"/>
-          <w:lang w:val="fr-FR"/>
-        </w:rPr>
+          <w:rFonts w:ascii="Calibri" w:hAnsi="Calibri"/>
+          <w:b/>
+          <w:sz w:val="22"/>
+        </w:rPr>
+        <w:t>Methodologies:</w:t>
+      </w:r>
+      <w:r>
+        <w:rPr>
+          <w:rFonts w:ascii="Calibri" w:hAnsi="Calibri"/>
+          <w:b w:val="0"/>
+          <w:sz w:val="22"/>
+        </w:rPr>
+        <w:t xml:space="preserve"> Agile Scrum, SDLC, STLC, Defect Life Cycle, BDD, DDD, Data-Driven Testing</w:t>
       </w:r>
     </w:p>
     <w:p>
@@ -1244,11 +1759,43 @@
       </w:pPr>
       <w:r>
         <w:rPr>
-          <w:rFonts w:ascii="Calibri" w:hAnsi="Calibri" w:cs="Calibri"/>
-          <w:sz w:val="22"/>
-          <w:szCs w:val="22"/>
-        </w:rPr>
-        <w:t>Built Toyota's enterprise Playwright and Cypress automation suite from a blank repository, covering UI, API, and microservice layers and pushing regression coverage high enough that manual pre-release sweeps became an exception rather than the rule.</w:t>
+          <w:rFonts w:ascii="Calibri" w:hAnsi="Calibri"/>
+          <w:b w:val="0"/>
+          <w:sz w:val="22"/>
+        </w:rPr>
+        <w:t xml:space="preserve">Built Toyota's enterprise </w:t>
+      </w:r>
+      <w:r>
+        <w:rPr>
+          <w:rFonts w:ascii="Calibri" w:hAnsi="Calibri"/>
+          <w:b/>
+          <w:sz w:val="22"/>
+        </w:rPr>
+        <w:t>Playwright</w:t>
+      </w:r>
+      <w:r>
+        <w:rPr>
+          <w:rFonts w:ascii="Calibri" w:hAnsi="Calibri"/>
+          <w:b w:val="0"/>
+          <w:sz w:val="22"/>
+        </w:rPr>
+        <w:t xml:space="preserve"> and </w:t>
+      </w:r>
+      <w:r>
+        <w:rPr>
+          <w:rFonts w:ascii="Calibri" w:hAnsi="Calibri"/>
+          <w:b/>
+          <w:sz w:val="22"/>
+        </w:rPr>
+        <w:t>Cypress</w:t>
+      </w:r>
+      <w:r>
+        <w:rPr>
+          <w:rFonts w:ascii="Calibri" w:hAnsi="Calibri"/>
+          <w:b w:val="0"/>
+          <w:sz w:val="22"/>
+        </w:rPr>
+        <w:t xml:space="preserve"> automation suite from a blank repository, covering UI, API, and microservice layers and pushing regression coverage high enough that manual pre-release sweeps became an exception rather than the rule.</w:t>
       </w:r>
     </w:p>
     <w:p>
@@ -1266,11 +1813,27 @@
       </w:pPr>
       <w:r>
         <w:rPr>
-          <w:rFonts w:ascii="Calibri" w:hAnsi="Calibri" w:cs="Calibri"/>
-          <w:sz w:val="22"/>
-          <w:szCs w:val="22"/>
-        </w:rPr>
-        <w:t>Designed a TypeScript-first framework architecture — page-object model, shared fixtures, environment-agnostic config — so any engineer on the team could add tests without relearning conventions from scratch.</w:t>
+          <w:rFonts w:ascii="Calibri" w:hAnsi="Calibri"/>
+          <w:b w:val="0"/>
+          <w:sz w:val="22"/>
+        </w:rPr>
+        <w:t xml:space="preserve">Designed a </w:t>
+      </w:r>
+      <w:r>
+        <w:rPr>
+          <w:rFonts w:ascii="Calibri" w:hAnsi="Calibri"/>
+          <w:b/>
+          <w:sz w:val="22"/>
+        </w:rPr>
+        <w:t>TypeScript</w:t>
+      </w:r>
+      <w:r>
+        <w:rPr>
+          <w:rFonts w:ascii="Calibri" w:hAnsi="Calibri"/>
+          <w:b w:val="0"/>
+          <w:sz w:val="22"/>
+        </w:rPr>
+        <w:t>-first framework architecture — page-object model, shared fixtures, environment-agnostic config — so any engineer on the team could add tests without relearning conventions from scratch.</w:t>
       </w:r>
     </w:p>
     <w:p>
@@ -1288,11 +1851,75 @@
       </w:pPr>
       <w:r>
         <w:rPr>
-          <w:rFonts w:ascii="Calibri" w:hAnsi="Calibri" w:cs="Calibri"/>
-          <w:sz w:val="22"/>
-          <w:szCs w:val="22"/>
-        </w:rPr>
-        <w:t>Validated cloud-native business logic across AWS Lambda, API Gateway, S3, and CloudWatch end-to-end, catching execution failures and misconfigured IAM boundaries before they surfaced in production.</w:t>
+          <w:rFonts w:ascii="Calibri" w:hAnsi="Calibri"/>
+          <w:b w:val="0"/>
+          <w:sz w:val="22"/>
+        </w:rPr>
+        <w:t xml:space="preserve">Validated cloud-native business logic across </w:t>
+      </w:r>
+      <w:r>
+        <w:rPr>
+          <w:rFonts w:ascii="Calibri" w:hAnsi="Calibri"/>
+          <w:b/>
+          <w:sz w:val="22"/>
+        </w:rPr>
+        <w:t>AWS Lambda</w:t>
+      </w:r>
+      <w:r>
+        <w:rPr>
+          <w:rFonts w:ascii="Calibri" w:hAnsi="Calibri"/>
+          <w:b w:val="0"/>
+          <w:sz w:val="22"/>
+        </w:rPr>
+        <w:t xml:space="preserve">, </w:t>
+      </w:r>
+      <w:r>
+        <w:rPr>
+          <w:rFonts w:ascii="Calibri" w:hAnsi="Calibri"/>
+          <w:b/>
+          <w:sz w:val="22"/>
+        </w:rPr>
+        <w:t>API Gateway</w:t>
+      </w:r>
+      <w:r>
+        <w:rPr>
+          <w:rFonts w:ascii="Calibri" w:hAnsi="Calibri"/>
+          <w:b w:val="0"/>
+          <w:sz w:val="22"/>
+        </w:rPr>
+        <w:t xml:space="preserve">, </w:t>
+      </w:r>
+      <w:r>
+        <w:rPr>
+          <w:rFonts w:ascii="Calibri" w:hAnsi="Calibri"/>
+          <w:b/>
+          <w:sz w:val="22"/>
+        </w:rPr>
+        <w:t>S3</w:t>
+      </w:r>
+      <w:r>
+        <w:rPr>
+          <w:rFonts w:ascii="Calibri" w:hAnsi="Calibri"/>
+          <w:b w:val="0"/>
+          <w:sz w:val="22"/>
+        </w:rPr>
+        <w:t xml:space="preserve">, and </w:t>
+      </w:r>
+      <w:r>
+        <w:rPr>
+          <w:rFonts w:ascii="Calibri" w:hAnsi="Calibri"/>
+          <w:b/>
+          <w:sz w:val="22"/>
+        </w:rPr>
+        <w:t>CloudWatch</w:t>
+      </w:r>
+      <w:r>
+        <w:rPr>
+          <w:rFonts w:ascii="Calibri" w:hAnsi="Calibri"/>
+          <w:b w:val="0"/>
+          <w:sz w:val="22"/>
+        </w:rPr>
+        <w:t xml:space="preserve"> end-to-end, catching execution failures and misconfigured IAM boundaries before they surfaced in production.</w:t>
       </w:r>
     </w:p>
     <w:p>
@@ -1310,11 +1937,59 @@
       </w:pPr>
       <w:r>
         <w:rPr>
-          <w:rFonts w:ascii="Calibri" w:hAnsi="Calibri" w:cs="Calibri"/>
-          <w:sz w:val="22"/>
-          <w:szCs w:val="22"/>
-        </w:rPr>
-        <w:t>Wrote REST Assured and Playwright API tests for every microservice boundary, embedding contract assertions directly in the GitHub Actions pipeline so a breaking schema change fails the build within minutes of the commit.</w:t>
+          <w:rFonts w:ascii="Calibri" w:hAnsi="Calibri"/>
+          <w:b w:val="0"/>
+          <w:sz w:val="22"/>
+        </w:rPr>
+        <w:t xml:space="preserve">Wrote </w:t>
+      </w:r>
+      <w:r>
+        <w:rPr>
+          <w:rFonts w:ascii="Calibri" w:hAnsi="Calibri"/>
+          <w:b/>
+          <w:sz w:val="22"/>
+        </w:rPr>
+        <w:t>REST Assured</w:t>
+      </w:r>
+      <w:r>
+        <w:rPr>
+          <w:rFonts w:ascii="Calibri" w:hAnsi="Calibri"/>
+          <w:b w:val="0"/>
+          <w:sz w:val="22"/>
+        </w:rPr>
+        <w:t xml:space="preserve"> and </w:t>
+      </w:r>
+      <w:r>
+        <w:rPr>
+          <w:rFonts w:ascii="Calibri" w:hAnsi="Calibri"/>
+          <w:b/>
+          <w:sz w:val="22"/>
+        </w:rPr>
+        <w:t>Playwright</w:t>
+      </w:r>
+      <w:r>
+        <w:rPr>
+          <w:rFonts w:ascii="Calibri" w:hAnsi="Calibri"/>
+          <w:b w:val="0"/>
+          <w:sz w:val="22"/>
+        </w:rPr>
+        <w:t xml:space="preserve"> API tests for every microservice boundary, embedding contract assertions directly in the </w:t>
+      </w:r>
+      <w:r>
+        <w:rPr>
+          <w:rFonts w:ascii="Calibri" w:hAnsi="Calibri"/>
+          <w:b/>
+          <w:sz w:val="22"/>
+        </w:rPr>
+        <w:t>GitHub Actions</w:t>
+      </w:r>
+      <w:r>
+        <w:rPr>
+          <w:rFonts w:ascii="Calibri" w:hAnsi="Calibri"/>
+          <w:b w:val="0"/>
+          <w:sz w:val="22"/>
+        </w:rPr>
+        <w:t xml:space="preserve"> pipeline so a breaking schema change fails the build within minutes of the commit.</w:t>
       </w:r>
     </w:p>
     <w:p>
@@ -1332,11 +2007,59 @@
       </w:pPr>
       <w:r>
         <w:rPr>
-          <w:rFonts w:ascii="Calibri" w:hAnsi="Calibri" w:cs="Calibri"/>
-          <w:sz w:val="22"/>
-          <w:szCs w:val="22"/>
-        </w:rPr>
-        <w:t>Integrated the full test suite into Jenkins, GitHub Actions, and Azure DevOps with quality gates that block promotion to staging when critical test thresholds drop, removing the human bottleneck from release approval.</w:t>
+          <w:rFonts w:ascii="Calibri" w:hAnsi="Calibri"/>
+          <w:b w:val="0"/>
+          <w:sz w:val="22"/>
+        </w:rPr>
+        <w:t xml:space="preserve">Integrated the full test suite into </w:t>
+      </w:r>
+      <w:r>
+        <w:rPr>
+          <w:rFonts w:ascii="Calibri" w:hAnsi="Calibri"/>
+          <w:b/>
+          <w:sz w:val="22"/>
+        </w:rPr>
+        <w:t>Jenkins</w:t>
+      </w:r>
+      <w:r>
+        <w:rPr>
+          <w:rFonts w:ascii="Calibri" w:hAnsi="Calibri"/>
+          <w:b w:val="0"/>
+          <w:sz w:val="22"/>
+        </w:rPr>
+        <w:t xml:space="preserve">, </w:t>
+      </w:r>
+      <w:r>
+        <w:rPr>
+          <w:rFonts w:ascii="Calibri" w:hAnsi="Calibri"/>
+          <w:b/>
+          <w:sz w:val="22"/>
+        </w:rPr>
+        <w:t>GitHub Actions</w:t>
+      </w:r>
+      <w:r>
+        <w:rPr>
+          <w:rFonts w:ascii="Calibri" w:hAnsi="Calibri"/>
+          <w:b w:val="0"/>
+          <w:sz w:val="22"/>
+        </w:rPr>
+        <w:t xml:space="preserve">, and </w:t>
+      </w:r>
+      <w:r>
+        <w:rPr>
+          <w:rFonts w:ascii="Calibri" w:hAnsi="Calibri"/>
+          <w:b/>
+          <w:sz w:val="22"/>
+        </w:rPr>
+        <w:t>Azure DevOps</w:t>
+      </w:r>
+      <w:r>
+        <w:rPr>
+          <w:rFonts w:ascii="Calibri" w:hAnsi="Calibri"/>
+          <w:b w:val="0"/>
+          <w:sz w:val="22"/>
+        </w:rPr>
+        <w:t xml:space="preserve"> with quality gates that block promotion to staging when critical test thresholds drop, removing the human bottleneck from release approval.</w:t>
       </w:r>
     </w:p>
     <w:p>
@@ -1398,11 +2121,43 @@
       </w:pPr>
       <w:r>
         <w:rPr>
-          <w:rFonts w:ascii="Calibri" w:hAnsi="Calibri" w:cs="Calibri"/>
-          <w:sz w:val="22"/>
-          <w:szCs w:val="22"/>
-        </w:rPr>
-        <w:t>Used GitHub Copilot and Claude to generate initial test scaffolding, edge-case scenarios, and mock API payloads, reclaiming roughly 35% of the time previously spent on boilerplate and redirecting it to exploratory testing.</w:t>
+          <w:rFonts w:ascii="Calibri" w:hAnsi="Calibri"/>
+          <w:b w:val="0"/>
+          <w:sz w:val="22"/>
+        </w:rPr>
+        <w:t xml:space="preserve">Used </w:t>
+      </w:r>
+      <w:r>
+        <w:rPr>
+          <w:rFonts w:ascii="Calibri" w:hAnsi="Calibri"/>
+          <w:b/>
+          <w:sz w:val="22"/>
+        </w:rPr>
+        <w:t>GitHub Copilot</w:t>
+      </w:r>
+      <w:r>
+        <w:rPr>
+          <w:rFonts w:ascii="Calibri" w:hAnsi="Calibri"/>
+          <w:b w:val="0"/>
+          <w:sz w:val="22"/>
+        </w:rPr>
+        <w:t xml:space="preserve"> and </w:t>
+      </w:r>
+      <w:r>
+        <w:rPr>
+          <w:rFonts w:ascii="Calibri" w:hAnsi="Calibri"/>
+          <w:b/>
+          <w:sz w:val="22"/>
+        </w:rPr>
+        <w:t>Claude</w:t>
+      </w:r>
+      <w:r>
+        <w:rPr>
+          <w:rFonts w:ascii="Calibri" w:hAnsi="Calibri"/>
+          <w:b w:val="0"/>
+          <w:sz w:val="22"/>
+        </w:rPr>
+        <w:t xml:space="preserve"> to generate initial test scaffolding, edge-case scenarios, and mock API payloads, reclaiming roughly 35% of the time previously spent on boilerplate and redirecting it to exploratory testing.</w:t>
       </w:r>
     </w:p>
     <w:p>
@@ -1420,11 +2175,27 @@
       </w:pPr>
       <w:r>
         <w:rPr>
-          <w:rFonts w:ascii="Calibri" w:hAnsi="Calibri" w:cs="Calibri"/>
-          <w:sz w:val="22"/>
-          <w:szCs w:val="22"/>
-        </w:rPr>
-        <w:t>Created complex SQL validation scripts against distributed relational backends to verify that business-rule changes propagated correctly end-to-end and that no data-integrity assumptions broke silently under new code.</w:t>
+          <w:rFonts w:ascii="Calibri" w:hAnsi="Calibri"/>
+          <w:b w:val="0"/>
+          <w:sz w:val="22"/>
+        </w:rPr>
+        <w:t xml:space="preserve">Created complex </w:t>
+      </w:r>
+      <w:r>
+        <w:rPr>
+          <w:rFonts w:ascii="Calibri" w:hAnsi="Calibri"/>
+          <w:b/>
+          <w:sz w:val="22"/>
+        </w:rPr>
+        <w:t>SQL</w:t>
+      </w:r>
+      <w:r>
+        <w:rPr>
+          <w:rFonts w:ascii="Calibri" w:hAnsi="Calibri"/>
+          <w:b w:val="0"/>
+          <w:sz w:val="22"/>
+        </w:rPr>
+        <w:t xml:space="preserve"> validation scripts against distributed relational backends to verify that business-rule changes propagated correctly end-to-end and that no data-integrity assumptions broke silently under new code.</w:t>
       </w:r>
     </w:p>
     <w:p>
@@ -1442,11 +2213,27 @@
       </w:pPr>
       <w:r>
         <w:rPr>
-          <w:rFonts w:ascii="Calibri" w:hAnsi="Calibri" w:cs="Calibri"/>
-          <w:sz w:val="22"/>
-          <w:szCs w:val="22"/>
-        </w:rPr>
-        <w:t>Built Kubernetes-aware test hooks that spin up isolated namespaces for integration tests and tear them down on completion, eliminating the shared-environment contention that was delaying parallel test runs.</w:t>
+          <w:rFonts w:ascii="Calibri" w:hAnsi="Calibri"/>
+          <w:b w:val="0"/>
+          <w:sz w:val="22"/>
+        </w:rPr>
+        <w:t xml:space="preserve">Built </w:t>
+      </w:r>
+      <w:r>
+        <w:rPr>
+          <w:rFonts w:ascii="Calibri" w:hAnsi="Calibri"/>
+          <w:b/>
+          <w:sz w:val="22"/>
+        </w:rPr>
+        <w:t>Kubernetes</w:t>
+      </w:r>
+      <w:r>
+        <w:rPr>
+          <w:rFonts w:ascii="Calibri" w:hAnsi="Calibri"/>
+          <w:b w:val="0"/>
+          <w:sz w:val="22"/>
+        </w:rPr>
+        <w:t>-aware test hooks that spin up isolated namespaces for integration tests and tear them down on completion, eliminating the shared-environment contention that was delaying parallel test runs.</w:t>
       </w:r>
     </w:p>
     <w:p>
@@ -1464,11 +2251,43 @@
       </w:pPr>
       <w:r>
         <w:rPr>
-          <w:rFonts w:ascii="Calibri" w:hAnsi="Calibri" w:cs="Calibri"/>
-          <w:sz w:val="22"/>
-          <w:szCs w:val="22"/>
-        </w:rPr>
-        <w:t>Managed full test-cycle traceability in JIRA and X-Ray — linking every requirement to test cases and every test case to a release — so stakeholders could see coverage status without asking the QA team for a status update.</w:t>
+          <w:rFonts w:ascii="Calibri" w:hAnsi="Calibri"/>
+          <w:b w:val="0"/>
+          <w:sz w:val="22"/>
+        </w:rPr>
+        <w:t xml:space="preserve">Managed full test-cycle traceability in </w:t>
+      </w:r>
+      <w:r>
+        <w:rPr>
+          <w:rFonts w:ascii="Calibri" w:hAnsi="Calibri"/>
+          <w:b/>
+          <w:sz w:val="22"/>
+        </w:rPr>
+        <w:t>JIRA</w:t>
+      </w:r>
+      <w:r>
+        <w:rPr>
+          <w:rFonts w:ascii="Calibri" w:hAnsi="Calibri"/>
+          <w:b w:val="0"/>
+          <w:sz w:val="22"/>
+        </w:rPr>
+        <w:t xml:space="preserve"> and </w:t>
+      </w:r>
+      <w:r>
+        <w:rPr>
+          <w:rFonts w:ascii="Calibri" w:hAnsi="Calibri"/>
+          <w:b/>
+          <w:sz w:val="22"/>
+        </w:rPr>
+        <w:t>X-Ray</w:t>
+      </w:r>
+      <w:r>
+        <w:rPr>
+          <w:rFonts w:ascii="Calibri" w:hAnsi="Calibri"/>
+          <w:b w:val="0"/>
+          <w:sz w:val="22"/>
+        </w:rPr>
+        <w:t xml:space="preserve"> — linking every requirement to test cases and every test case to a release — so stakeholders could see coverage status without asking the QA team for a status update.</w:t>
       </w:r>
     </w:p>
     <w:p>
@@ -1486,11 +2305,43 @@
       </w:pPr>
       <w:r>
         <w:rPr>
-          <w:rFonts w:ascii="Calibri" w:hAnsi="Calibri" w:cs="Calibri"/>
-          <w:sz w:val="22"/>
-          <w:szCs w:val="22"/>
-        </w:rPr>
-        <w:t>Led the migration of test repositories from GitHub to AWS CodeCommit, scripting the history transfer and validating branch integrity to complete the cutover with zero data loss.</w:t>
+          <w:rFonts w:ascii="Calibri" w:hAnsi="Calibri"/>
+          <w:b w:val="0"/>
+          <w:sz w:val="22"/>
+        </w:rPr>
+        <w:t xml:space="preserve">Led the migration of test repositories from </w:t>
+      </w:r>
+      <w:r>
+        <w:rPr>
+          <w:rFonts w:ascii="Calibri" w:hAnsi="Calibri"/>
+          <w:b/>
+          <w:sz w:val="22"/>
+        </w:rPr>
+        <w:t>GitHub</w:t>
+      </w:r>
+      <w:r>
+        <w:rPr>
+          <w:rFonts w:ascii="Calibri" w:hAnsi="Calibri"/>
+          <w:b w:val="0"/>
+          <w:sz w:val="22"/>
+        </w:rPr>
+        <w:t xml:space="preserve"> to </w:t>
+      </w:r>
+      <w:r>
+        <w:rPr>
+          <w:rFonts w:ascii="Calibri" w:hAnsi="Calibri"/>
+          <w:b/>
+          <w:sz w:val="22"/>
+        </w:rPr>
+        <w:t>AWS CodeCommit</w:t>
+      </w:r>
+      <w:r>
+        <w:rPr>
+          <w:rFonts w:ascii="Calibri" w:hAnsi="Calibri"/>
+          <w:b w:val="0"/>
+          <w:sz w:val="22"/>
+        </w:rPr>
+        <w:t>, scripting the history transfer and validating branch integrity to complete the cutover with zero data loss.</w:t>
       </w:r>
     </w:p>
     <w:p>
@@ -1508,12 +2359,27 @@
       </w:pPr>
       <w:r>
         <w:rPr>
-          <w:rFonts w:ascii="Calibri" w:hAnsi="Calibri" w:cs="Calibri"/>
-          <w:sz w:val="22"/>
-          <w:szCs w:val="22"/>
-          <w:lang w:val="en"/>
-        </w:rPr>
-        <w:t>Mentored four QA engineers on framework design, CI/CD integration, and cloud-testing patterns through weekly code reviews and pairing sessions, raising the team's average automation output per sprint by a measurable margin.</w:t>
+          <w:rFonts w:ascii="Calibri" w:hAnsi="Calibri"/>
+          <w:b w:val="0"/>
+          <w:sz w:val="22"/>
+        </w:rPr>
+        <w:t xml:space="preserve">Mentored four QA engineers on framework design, </w:t>
+      </w:r>
+      <w:r>
+        <w:rPr>
+          <w:rFonts w:ascii="Calibri" w:hAnsi="Calibri"/>
+          <w:b/>
+          <w:sz w:val="22"/>
+        </w:rPr>
+        <w:t>CI/CD</w:t>
+      </w:r>
+      <w:r>
+        <w:rPr>
+          <w:rFonts w:ascii="Calibri" w:hAnsi="Calibri"/>
+          <w:b w:val="0"/>
+          <w:sz w:val="22"/>
+        </w:rPr>
+        <w:t xml:space="preserve"> integration, and cloud-testing patterns through weekly code reviews and pairing sessions, raising the team's average automation output per sprint by a measurable margin.</w:t>
       </w:r>
     </w:p>
     <w:p>
@@ -1529,11 +2395,27 @@
       </w:pPr>
       <w:r>
         <w:rPr>
-          <w:rFonts w:ascii="Calibri" w:hAnsi="Calibri" w:cs="Calibri"/>
-          <w:sz w:val="22"/>
-          <w:szCs w:val="22"/>
-        </w:rPr>
-        <w:t>Collaborated with DevOps to embed Linux-based smoke tests as a mandatory post-deployment health check, catching environment-configuration defects within minutes of each release to staging.</w:t>
+          <w:rFonts w:ascii="Calibri" w:hAnsi="Calibri"/>
+          <w:b w:val="0"/>
+          <w:sz w:val="22"/>
+        </w:rPr>
+        <w:t xml:space="preserve">Collaborated with DevOps to embed </w:t>
+      </w:r>
+      <w:r>
+        <w:rPr>
+          <w:rFonts w:ascii="Calibri" w:hAnsi="Calibri"/>
+          <w:b/>
+          <w:sz w:val="22"/>
+        </w:rPr>
+        <w:t>Linux</w:t>
+      </w:r>
+      <w:r>
+        <w:rPr>
+          <w:rFonts w:ascii="Calibri" w:hAnsi="Calibri"/>
+          <w:b w:val="0"/>
+          <w:sz w:val="22"/>
+        </w:rPr>
+        <w:t>-based smoke tests as a mandatory post-deployment health check, catching environment-configuration defects within minutes of each release to staging.</w:t>
       </w:r>
     </w:p>
     <w:p>
@@ -1551,33 +2433,49 @@
       </w:pPr>
       <w:r>
         <w:rPr>
+          <w:rFonts w:ascii="Calibri" w:hAnsi="Calibri"/>
+          <w:b w:val="0"/>
+          <w:sz w:val="22"/>
+        </w:rPr>
+        <w:t xml:space="preserve">Developed </w:t>
+      </w:r>
+      <w:r>
+        <w:rPr>
+          <w:rFonts w:ascii="Calibri" w:hAnsi="Calibri"/>
+          <w:b/>
+          <w:sz w:val="22"/>
+        </w:rPr>
+        <w:t>Confluence</w:t>
+      </w:r>
+      <w:r>
+        <w:rPr>
+          <w:rFonts w:ascii="Calibri" w:hAnsi="Calibri"/>
+          <w:b w:val="0"/>
+          <w:sz w:val="22"/>
+        </w:rPr>
+        <w:t>-based test strategy documentation covering scope, risk classification, tool selection rationale, and coverage metrics, giving product and engineering leadership a clear picture of quality posture at every milestone.</w:t>
+      </w:r>
+    </w:p>
+    <w:p>
+      <w:pPr>
+        <w:pStyle w:val="ListParagraph"/>
+        <w:numPr>
+          <w:ilvl w:val="0"/>
+          <w:numId w:val="3"/>
+        </w:numPr>
+        <w:spacing w:after="0" w:line="240" w:lineRule="auto"/>
+        <w:rPr>
           <w:rFonts w:ascii="Calibri" w:eastAsia="Helvetica" w:hAnsi="Calibri" w:cs="Calibri"/>
           <w:sz w:val="22"/>
           <w:szCs w:val="22"/>
         </w:rPr>
-        <w:t>Developed Confluence-based test strategy documentation covering scope, risk classification, tool selection rationale, and coverage metrics, giving product and engineering leadership a clear picture of quality posture at every milestone.</w:t>
-      </w:r>
-    </w:p>
-    <w:p>
-      <w:pPr>
-        <w:pStyle w:val="ListParagraph"/>
-        <w:numPr>
-          <w:ilvl w:val="0"/>
-          <w:numId w:val="3"/>
-        </w:numPr>
-        <w:spacing w:after="0" w:line="240" w:lineRule="auto"/>
+      </w:pPr>
+      <w:r>
         <w:rPr>
           <w:rFonts w:ascii="Calibri" w:eastAsia="Helvetica" w:hAnsi="Calibri" w:cs="Calibri"/>
           <w:sz w:val="22"/>
           <w:szCs w:val="22"/>
         </w:rPr>
-      </w:pPr>
-      <w:r>
-        <w:rPr>
-          <w:rFonts w:ascii="Calibri" w:eastAsia="Helvetica" w:hAnsi="Calibri" w:cs="Calibri"/>
-          <w:sz w:val="22"/>
-          <w:szCs w:val="22"/>
-        </w:rPr>
         <w:t>Drove defect detection rate up 35% by designing test strategies that target boundary conditions and integration seams rather than duplicating the happy-path assertions developers already cover in unit tests.</w:t>
       </w:r>
     </w:p>
@@ -1769,11 +2667,43 @@
       </w:pPr>
       <w:r>
         <w:rPr>
-          <w:rFonts w:ascii="Calibri" w:hAnsi="Calibri" w:cs="Calibri"/>
-          <w:sz w:val="22"/>
-          <w:szCs w:val="22"/>
-        </w:rPr>
-        <w:t>Designed Equifax's Java and Selenium automation framework from zero — folder structure, base classes, driver management, and reporting hooks — replacing a fragile collection of standalone scripts with a coherent, team-maintainable system.</w:t>
+          <w:rFonts w:ascii="Calibri" w:hAnsi="Calibri"/>
+          <w:b w:val="0"/>
+          <w:sz w:val="22"/>
+        </w:rPr>
+        <w:t xml:space="preserve">Designed Equifax's </w:t>
+      </w:r>
+      <w:r>
+        <w:rPr>
+          <w:rFonts w:ascii="Calibri" w:hAnsi="Calibri"/>
+          <w:b/>
+          <w:sz w:val="22"/>
+        </w:rPr>
+        <w:t>Java</w:t>
+      </w:r>
+      <w:r>
+        <w:rPr>
+          <w:rFonts w:ascii="Calibri" w:hAnsi="Calibri"/>
+          <w:b w:val="0"/>
+          <w:sz w:val="22"/>
+        </w:rPr>
+        <w:t xml:space="preserve"> and </w:t>
+      </w:r>
+      <w:r>
+        <w:rPr>
+          <w:rFonts w:ascii="Calibri" w:hAnsi="Calibri"/>
+          <w:b/>
+          <w:sz w:val="22"/>
+        </w:rPr>
+        <w:t>Selenium</w:t>
+      </w:r>
+      <w:r>
+        <w:rPr>
+          <w:rFonts w:ascii="Calibri" w:hAnsi="Calibri"/>
+          <w:b w:val="0"/>
+          <w:sz w:val="22"/>
+        </w:rPr>
+        <w:t xml:space="preserve"> automation framework from zero — folder structure, base classes, driver management, and reporting hooks — replacing a fragile collection of standalone scripts with a coherent, team-maintainable system.</w:t>
       </w:r>
     </w:p>
     <w:p>
@@ -1791,11 +2721,75 @@
       </w:pPr>
       <w:r>
         <w:rPr>
-          <w:rFonts w:ascii="Calibri" w:hAnsi="Calibri" w:cs="Calibri"/>
-          <w:sz w:val="22"/>
-          <w:szCs w:val="22"/>
-        </w:rPr>
-        <w:t>Containerized the entire test environment using Docker and Kubernetes on AWS and GCP, so every test run started from a clean, version-locked state and environment drift stopped being a source of false failures.</w:t>
+          <w:rFonts w:ascii="Calibri" w:hAnsi="Calibri"/>
+          <w:b w:val="0"/>
+          <w:sz w:val="22"/>
+        </w:rPr>
+        <w:t xml:space="preserve">Containerized the entire test environment using </w:t>
+      </w:r>
+      <w:r>
+        <w:rPr>
+          <w:rFonts w:ascii="Calibri" w:hAnsi="Calibri"/>
+          <w:b/>
+          <w:sz w:val="22"/>
+        </w:rPr>
+        <w:t>Docker</w:t>
+      </w:r>
+      <w:r>
+        <w:rPr>
+          <w:rFonts w:ascii="Calibri" w:hAnsi="Calibri"/>
+          <w:b w:val="0"/>
+          <w:sz w:val="22"/>
+        </w:rPr>
+        <w:t xml:space="preserve"> and </w:t>
+      </w:r>
+      <w:r>
+        <w:rPr>
+          <w:rFonts w:ascii="Calibri" w:hAnsi="Calibri"/>
+          <w:b/>
+          <w:sz w:val="22"/>
+        </w:rPr>
+        <w:t>Kubernetes</w:t>
+      </w:r>
+      <w:r>
+        <w:rPr>
+          <w:rFonts w:ascii="Calibri" w:hAnsi="Calibri"/>
+          <w:b w:val="0"/>
+          <w:sz w:val="22"/>
+        </w:rPr>
+        <w:t xml:space="preserve"> on </w:t>
+      </w:r>
+      <w:r>
+        <w:rPr>
+          <w:rFonts w:ascii="Calibri" w:hAnsi="Calibri"/>
+          <w:b/>
+          <w:sz w:val="22"/>
+        </w:rPr>
+        <w:t>AWS</w:t>
+      </w:r>
+      <w:r>
+        <w:rPr>
+          <w:rFonts w:ascii="Calibri" w:hAnsi="Calibri"/>
+          <w:b w:val="0"/>
+          <w:sz w:val="22"/>
+        </w:rPr>
+        <w:t xml:space="preserve"> and </w:t>
+      </w:r>
+      <w:r>
+        <w:rPr>
+          <w:rFonts w:ascii="Calibri" w:hAnsi="Calibri"/>
+          <w:b/>
+          <w:sz w:val="22"/>
+        </w:rPr>
+        <w:t>GCP</w:t>
+      </w:r>
+      <w:r>
+        <w:rPr>
+          <w:rFonts w:ascii="Calibri" w:hAnsi="Calibri"/>
+          <w:b w:val="0"/>
+          <w:sz w:val="22"/>
+        </w:rPr>
+        <w:t>, so every test run started from a clean, version-locked state and environment drift stopped being a source of false failures.</w:t>
       </w:r>
     </w:p>
     <w:p>
@@ -1813,11 +2807,27 @@
       </w:pPr>
       <w:r>
         <w:rPr>
-          <w:rFonts w:ascii="Calibri" w:hAnsi="Calibri" w:cs="Calibri"/>
-          <w:sz w:val="22"/>
-          <w:szCs w:val="22"/>
-        </w:rPr>
-        <w:t>Built GitLab CI/CD pipelines that triggered regression and smoke suites automatically on every commit, giving developers pass-or-fail feedback before a pull request could merge rather than after deployment.</w:t>
+          <w:rFonts w:ascii="Calibri" w:hAnsi="Calibri"/>
+          <w:b w:val="0"/>
+          <w:sz w:val="22"/>
+        </w:rPr>
+        <w:t xml:space="preserve">Built </w:t>
+      </w:r>
+      <w:r>
+        <w:rPr>
+          <w:rFonts w:ascii="Calibri" w:hAnsi="Calibri"/>
+          <w:b/>
+          <w:sz w:val="22"/>
+        </w:rPr>
+        <w:t>GitLab CI</w:t>
+      </w:r>
+      <w:r>
+        <w:rPr>
+          <w:rFonts w:ascii="Calibri" w:hAnsi="Calibri"/>
+          <w:b w:val="0"/>
+          <w:sz w:val="22"/>
+        </w:rPr>
+        <w:t>/CD pipelines that triggered regression and smoke suites automatically on every commit, giving developers pass-or-fail feedback before a pull request could merge rather than after deployment.</w:t>
       </w:r>
     </w:p>
     <w:p>
@@ -1835,11 +2845,27 @@
       </w:pPr>
       <w:r>
         <w:rPr>
-          <w:rFonts w:ascii="Calibri" w:hAnsi="Calibri" w:cs="Calibri"/>
-          <w:sz w:val="22"/>
-          <w:szCs w:val="22"/>
-        </w:rPr>
-        <w:t>Ran production-scale performance tests with LoadRunner against Equifax's credit-reporting APIs, identified three specific throughput bottlenecks under concurrent load, and delivered profiling data that the backend team used to cut P95 latency meaningfully.</w:t>
+          <w:rFonts w:ascii="Calibri" w:hAnsi="Calibri"/>
+          <w:b w:val="0"/>
+          <w:sz w:val="22"/>
+        </w:rPr>
+        <w:t xml:space="preserve">Ran production-scale performance tests with </w:t>
+      </w:r>
+      <w:r>
+        <w:rPr>
+          <w:rFonts w:ascii="Calibri" w:hAnsi="Calibri"/>
+          <w:b/>
+          <w:sz w:val="22"/>
+        </w:rPr>
+        <w:t>LoadRunner</w:t>
+      </w:r>
+      <w:r>
+        <w:rPr>
+          <w:rFonts w:ascii="Calibri" w:hAnsi="Calibri"/>
+          <w:b w:val="0"/>
+          <w:sz w:val="22"/>
+        </w:rPr>
+        <w:t xml:space="preserve"> against Equifax's credit-reporting APIs, identified three specific throughput bottlenecks under concurrent load, and delivered profiling data that the backend team used to cut P95 latency meaningfully.</w:t>
       </w:r>
     </w:p>
     <w:p>
@@ -1855,29 +2881,31 @@
           <w:szCs w:val="22"/>
         </w:rPr>
       </w:pPr>
-      <w:r>
-        <w:rPr>
-          <w:rFonts w:ascii="Calibri" w:hAnsi="Calibri" w:cs="Calibri"/>
-          <w:sz w:val="22"/>
-          <w:szCs w:val="22"/>
-        </w:rPr>
-        <w:t>Grew REST Assured API test coverage across the microservice estate, writing contract tests for request schemas, error responses, and pagination behavior that caught integration regressions before they reached QA sign-off.</w:t>
-      </w:r>
       <w:proofErr w:type="gramStart"/>
-      <w:r>
-        <w:rPr>
-          <w:rFonts w:ascii="Calibri" w:hAnsi="Calibri" w:cs="Calibri"/>
-          <w:sz w:val="22"/>
-          <w:szCs w:val="22"/>
-        </w:rPr>
-      </w:r>
       <w:proofErr w:type="gramEnd"/>
       <w:r>
         <w:rPr>
-          <w:rFonts w:ascii="Calibri" w:hAnsi="Calibri" w:cs="Calibri"/>
-          <w:sz w:val="22"/>
-          <w:szCs w:val="22"/>
-        </w:rPr>
+          <w:rFonts w:ascii="Calibri" w:hAnsi="Calibri"/>
+          <w:b w:val="0"/>
+          <w:sz w:val="22"/>
+        </w:rPr>
+        <w:t xml:space="preserve">Grew </w:t>
+      </w:r>
+      <w:r>
+        <w:rPr>
+          <w:rFonts w:ascii="Calibri" w:hAnsi="Calibri"/>
+          <w:b/>
+          <w:sz w:val="22"/>
+        </w:rPr>
+        <w:t>REST Assured</w:t>
+      </w:r>
+      <w:r>
+        <w:rPr>
+          <w:rFonts w:ascii="Calibri" w:hAnsi="Calibri"/>
+          <w:b w:val="0"/>
+          <w:sz w:val="22"/>
+        </w:rPr>
+        <w:t xml:space="preserve"> API test coverage across the microservice estate, writing contract tests for request schemas, error responses, and pagination behavior that caught integration regressions before they reached QA sign-off.</w:t>
       </w:r>
     </w:p>
     <w:p>
@@ -1895,11 +2923,75 @@
       </w:pPr>
       <w:r>
         <w:rPr>
-          <w:rFonts w:ascii="Calibri" w:hAnsi="Calibri" w:cs="Calibri"/>
-          <w:sz w:val="22"/>
-          <w:szCs w:val="22"/>
-        </w:rPr>
-        <w:t>Wrote Cucumber feature files in Gherkin and paired them with Spock BDD specs, making test scenarios readable to product owners who needed to verify acceptance criteria without opening the IDE.</w:t>
+          <w:rFonts w:ascii="Calibri" w:hAnsi="Calibri"/>
+          <w:b w:val="0"/>
+          <w:sz w:val="22"/>
+        </w:rPr>
+        <w:t xml:space="preserve">Wrote </w:t>
+      </w:r>
+      <w:r>
+        <w:rPr>
+          <w:rFonts w:ascii="Calibri" w:hAnsi="Calibri"/>
+          <w:b/>
+          <w:sz w:val="22"/>
+        </w:rPr>
+        <w:t>Cucumber</w:t>
+      </w:r>
+      <w:r>
+        <w:rPr>
+          <w:rFonts w:ascii="Calibri" w:hAnsi="Calibri"/>
+          <w:b w:val="0"/>
+          <w:sz w:val="22"/>
+        </w:rPr>
+        <w:t xml:space="preserve"> feature files in </w:t>
+      </w:r>
+      <w:r>
+        <w:rPr>
+          <w:rFonts w:ascii="Calibri" w:hAnsi="Calibri"/>
+          <w:b/>
+          <w:sz w:val="22"/>
+        </w:rPr>
+        <w:t>Gherkin</w:t>
+      </w:r>
+      <w:r>
+        <w:rPr>
+          <w:rFonts w:ascii="Calibri" w:hAnsi="Calibri"/>
+          <w:b w:val="0"/>
+          <w:sz w:val="22"/>
+        </w:rPr>
+        <w:t xml:space="preserve"> and paired them with </w:t>
+      </w:r>
+      <w:r>
+        <w:rPr>
+          <w:rFonts w:ascii="Calibri" w:hAnsi="Calibri"/>
+          <w:b/>
+          <w:sz w:val="22"/>
+        </w:rPr>
+        <w:t>Spock</w:t>
+      </w:r>
+      <w:r>
+        <w:rPr>
+          <w:rFonts w:ascii="Calibri" w:hAnsi="Calibri"/>
+          <w:b w:val="0"/>
+          <w:sz w:val="22"/>
+        </w:rPr>
+        <w:t xml:space="preserve"> </w:t>
+      </w:r>
+      <w:r>
+        <w:rPr>
+          <w:rFonts w:ascii="Calibri" w:hAnsi="Calibri"/>
+          <w:b/>
+          <w:sz w:val="22"/>
+        </w:rPr>
+        <w:t>BDD</w:t>
+      </w:r>
+      <w:r>
+        <w:rPr>
+          <w:rFonts w:ascii="Calibri" w:hAnsi="Calibri"/>
+          <w:b w:val="0"/>
+          <w:sz w:val="22"/>
+        </w:rPr>
+        <w:t xml:space="preserve"> specs, making test scenarios readable to product owners who needed to verify acceptance criteria without opening the IDE.</w:t>
       </w:r>
     </w:p>
     <w:p>
@@ -1939,11 +3031,43 @@
       </w:pPr>
       <w:r>
         <w:rPr>
-          <w:rFonts w:ascii="Calibri" w:hAnsi="Calibri" w:cs="Calibri"/>
-          <w:sz w:val="22"/>
-          <w:szCs w:val="22"/>
-        </w:rPr>
-        <w:t>Integrated Dynatrace and Splunk into the test workflow so that when a test failed, engineers had correlated logs, traces, and metrics in one place instead of hunting across three dashboards to find the root cause.</w:t>
+          <w:rFonts w:ascii="Calibri" w:hAnsi="Calibri"/>
+          <w:b w:val="0"/>
+          <w:sz w:val="22"/>
+        </w:rPr>
+        <w:t xml:space="preserve">Integrated </w:t>
+      </w:r>
+      <w:r>
+        <w:rPr>
+          <w:rFonts w:ascii="Calibri" w:hAnsi="Calibri"/>
+          <w:b/>
+          <w:sz w:val="22"/>
+        </w:rPr>
+        <w:t>Dynatrace</w:t>
+      </w:r>
+      <w:r>
+        <w:rPr>
+          <w:rFonts w:ascii="Calibri" w:hAnsi="Calibri"/>
+          <w:b w:val="0"/>
+          <w:sz w:val="22"/>
+        </w:rPr>
+        <w:t xml:space="preserve"> and </w:t>
+      </w:r>
+      <w:r>
+        <w:rPr>
+          <w:rFonts w:ascii="Calibri" w:hAnsi="Calibri"/>
+          <w:b/>
+          <w:sz w:val="22"/>
+        </w:rPr>
+        <w:t>Splunk</w:t>
+      </w:r>
+      <w:r>
+        <w:rPr>
+          <w:rFonts w:ascii="Calibri" w:hAnsi="Calibri"/>
+          <w:b w:val="0"/>
+          <w:sz w:val="22"/>
+        </w:rPr>
+        <w:t xml:space="preserve"> into the test workflow so that when a test failed, engineers had correlated logs, traces, and metrics in one place instead of hunting across three dashboards to find the root cause.</w:t>
       </w:r>
     </w:p>
     <w:p>
@@ -1961,11 +3085,43 @@
       </w:pPr>
       <w:r>
         <w:rPr>
-          <w:rFonts w:ascii="Calibri" w:hAnsi="Calibri" w:cs="Calibri"/>
-          <w:sz w:val="22"/>
-          <w:szCs w:val="22"/>
-        </w:rPr>
-        <w:t>Maintained JIRA and X-Ray test plans, execution records, and defect histories with enough detail that a quarterly audit produced a clean traceability report without a last-minute documentation scramble.</w:t>
+          <w:rFonts w:ascii="Calibri" w:hAnsi="Calibri"/>
+          <w:b w:val="0"/>
+          <w:sz w:val="22"/>
+        </w:rPr>
+        <w:t xml:space="preserve">Maintained </w:t>
+      </w:r>
+      <w:r>
+        <w:rPr>
+          <w:rFonts w:ascii="Calibri" w:hAnsi="Calibri"/>
+          <w:b/>
+          <w:sz w:val="22"/>
+        </w:rPr>
+        <w:t>JIRA</w:t>
+      </w:r>
+      <w:r>
+        <w:rPr>
+          <w:rFonts w:ascii="Calibri" w:hAnsi="Calibri"/>
+          <w:b w:val="0"/>
+          <w:sz w:val="22"/>
+        </w:rPr>
+        <w:t xml:space="preserve"> and </w:t>
+      </w:r>
+      <w:r>
+        <w:rPr>
+          <w:rFonts w:ascii="Calibri" w:hAnsi="Calibri"/>
+          <w:b/>
+          <w:sz w:val="22"/>
+        </w:rPr>
+        <w:t>X-Ray</w:t>
+      </w:r>
+      <w:r>
+        <w:rPr>
+          <w:rFonts w:ascii="Calibri" w:hAnsi="Calibri"/>
+          <w:b w:val="0"/>
+          <w:sz w:val="22"/>
+        </w:rPr>
+        <w:t xml:space="preserve"> test plans, execution records, and defect histories with enough detail that a quarterly audit produced a clean traceability report without a last-minute documentation scramble.</w:t>
       </w:r>
     </w:p>
     <w:p>
@@ -1983,11 +3139,27 @@
       </w:pPr>
       <w:r>
         <w:rPr>
-          <w:rFonts w:ascii="Calibri" w:hAnsi="Calibri" w:cs="Calibri"/>
-          <w:sz w:val="22"/>
-          <w:szCs w:val="22"/>
-        </w:rPr>
-        <w:t>Validated SonarQube quality gates as part of the merge pipeline, blocking code with critical vulnerability findings or coverage regression from entering the main branch and reaching downstream test environments.</w:t>
+          <w:rFonts w:ascii="Calibri" w:hAnsi="Calibri"/>
+          <w:b w:val="0"/>
+          <w:sz w:val="22"/>
+        </w:rPr>
+        <w:t xml:space="preserve">Validated </w:t>
+      </w:r>
+      <w:r>
+        <w:rPr>
+          <w:rFonts w:ascii="Calibri" w:hAnsi="Calibri"/>
+          <w:b/>
+          <w:sz w:val="22"/>
+        </w:rPr>
+        <w:t>SonarQube</w:t>
+      </w:r>
+      <w:r>
+        <w:rPr>
+          <w:rFonts w:ascii="Calibri" w:hAnsi="Calibri"/>
+          <w:b w:val="0"/>
+          <w:sz w:val="22"/>
+        </w:rPr>
+        <w:t xml:space="preserve"> quality gates as part of the merge pipeline, blocking code with critical vulnerability findings or coverage regression from entering the main branch and reaching downstream test environments.</w:t>
       </w:r>
     </w:p>
     <w:p>
@@ -2005,11 +3177,43 @@
       </w:pPr>
       <w:r>
         <w:rPr>
-          <w:rFonts w:ascii="Calibri" w:hAnsi="Calibri" w:cs="Calibri"/>
-          <w:sz w:val="22"/>
-          <w:szCs w:val="22"/>
-        </w:rPr>
-        <w:t>Built data-driven test suites using parameterized TestNG and JUnit runners that exercised the same core workflows across dozens of input combinations, surfacing edge-case failures that single-scenario tests had been missing for months.</w:t>
+          <w:rFonts w:ascii="Calibri" w:hAnsi="Calibri"/>
+          <w:b w:val="0"/>
+          <w:sz w:val="22"/>
+        </w:rPr>
+        <w:t xml:space="preserve">Built data-driven test suites using parameterized </w:t>
+      </w:r>
+      <w:r>
+        <w:rPr>
+          <w:rFonts w:ascii="Calibri" w:hAnsi="Calibri"/>
+          <w:b/>
+          <w:sz w:val="22"/>
+        </w:rPr>
+        <w:t>TestNG</w:t>
+      </w:r>
+      <w:r>
+        <w:rPr>
+          <w:rFonts w:ascii="Calibri" w:hAnsi="Calibri"/>
+          <w:b w:val="0"/>
+          <w:sz w:val="22"/>
+        </w:rPr>
+        <w:t xml:space="preserve"> and </w:t>
+      </w:r>
+      <w:r>
+        <w:rPr>
+          <w:rFonts w:ascii="Calibri" w:hAnsi="Calibri"/>
+          <w:b/>
+          <w:sz w:val="22"/>
+        </w:rPr>
+        <w:t>JUnit</w:t>
+      </w:r>
+      <w:r>
+        <w:rPr>
+          <w:rFonts w:ascii="Calibri" w:hAnsi="Calibri"/>
+          <w:b w:val="0"/>
+          <w:sz w:val="22"/>
+        </w:rPr>
+        <w:t xml:space="preserve"> runners that exercised the same core workflows across dozens of input combinations, surfacing edge-case failures that single-scenario tests had been missing for months.</w:t>
       </w:r>
     </w:p>
     <w:p>
@@ -2027,11 +3231,27 @@
       </w:pPr>
       <w:r>
         <w:rPr>
-          <w:rFonts w:ascii="Calibri" w:hAnsi="Calibri" w:cs="Calibri"/>
-          <w:sz w:val="22"/>
-          <w:szCs w:val="22"/>
-        </w:rPr>
-        <w:t>Designed ETL and data-migration test strategies for a major data-platform initiative, writing SQL validation scripts that compared source and target record counts, field mappings, and transformation rules row by row.</w:t>
+          <w:rFonts w:ascii="Calibri" w:hAnsi="Calibri"/>
+          <w:b w:val="0"/>
+          <w:sz w:val="22"/>
+        </w:rPr>
+        <w:t xml:space="preserve">Designed ETL and data-migration test strategies for a major data-platform initiative, writing </w:t>
+      </w:r>
+      <w:r>
+        <w:rPr>
+          <w:rFonts w:ascii="Calibri" w:hAnsi="Calibri"/>
+          <w:b/>
+          <w:sz w:val="22"/>
+        </w:rPr>
+        <w:t>SQL</w:t>
+      </w:r>
+      <w:r>
+        <w:rPr>
+          <w:rFonts w:ascii="Calibri" w:hAnsi="Calibri"/>
+          <w:b w:val="0"/>
+          <w:sz w:val="22"/>
+        </w:rPr>
+        <w:t xml:space="preserve"> validation scripts that compared source and target record counts, field mappings, and transformation rules row by row.</w:t>
       </w:r>
     </w:p>
     <w:p>
@@ -2049,11 +3269,43 @@
       </w:pPr>
       <w:r>
         <w:rPr>
-          <w:rFonts w:ascii="Calibri" w:hAnsi="Calibri" w:cs="Calibri"/>
-          <w:sz w:val="22"/>
-          <w:szCs w:val="22"/>
-        </w:rPr>
-        <w:t>Developed load and stress test scenarios in JMeter to complement LoadRunner benchmarks, using both tools to cross-validate findings and build confidence in performance baselines before each major release.</w:t>
+          <w:rFonts w:ascii="Calibri" w:hAnsi="Calibri"/>
+          <w:b w:val="0"/>
+          <w:sz w:val="22"/>
+        </w:rPr>
+        <w:t xml:space="preserve">Developed load and stress test scenarios in </w:t>
+      </w:r>
+      <w:r>
+        <w:rPr>
+          <w:rFonts w:ascii="Calibri" w:hAnsi="Calibri"/>
+          <w:b/>
+          <w:sz w:val="22"/>
+        </w:rPr>
+        <w:t>JMeter</w:t>
+      </w:r>
+      <w:r>
+        <w:rPr>
+          <w:rFonts w:ascii="Calibri" w:hAnsi="Calibri"/>
+          <w:b w:val="0"/>
+          <w:sz w:val="22"/>
+        </w:rPr>
+        <w:t xml:space="preserve"> to complement </w:t>
+      </w:r>
+      <w:r>
+        <w:rPr>
+          <w:rFonts w:ascii="Calibri" w:hAnsi="Calibri"/>
+          <w:b/>
+          <w:sz w:val="22"/>
+        </w:rPr>
+        <w:t>LoadRunner</w:t>
+      </w:r>
+      <w:r>
+        <w:rPr>
+          <w:rFonts w:ascii="Calibri" w:hAnsi="Calibri"/>
+          <w:b w:val="0"/>
+          <w:sz w:val="22"/>
+        </w:rPr>
+        <w:t xml:space="preserve"> benchmarks, using both tools to cross-validate findings and build confidence in performance baselines before each major release.</w:t>
       </w:r>
     </w:p>
     <w:p>
@@ -2093,11 +3345,27 @@
       </w:pPr>
       <w:r>
         <w:rPr>
-          <w:rFonts w:ascii="Calibri" w:hAnsi="Calibri" w:cs="Calibri"/>
-          <w:sz w:val="22"/>
-          <w:szCs w:val="22"/>
-        </w:rPr>
-        <w:t>Documented framework onboarding guides, branching conventions, and pipeline runbooks in Confluence so that new engineers could contribute meaningful automation within their first two weeks rather than spending a month decoding tribal knowledge.</w:t>
+          <w:rFonts w:ascii="Calibri" w:hAnsi="Calibri"/>
+          <w:b w:val="0"/>
+          <w:sz w:val="22"/>
+        </w:rPr>
+        <w:t xml:space="preserve">Documented framework onboarding guides, branching conventions, and pipeline runbooks in </w:t>
+      </w:r>
+      <w:r>
+        <w:rPr>
+          <w:rFonts w:ascii="Calibri" w:hAnsi="Calibri"/>
+          <w:b/>
+          <w:sz w:val="22"/>
+        </w:rPr>
+        <w:t>Confluence</w:t>
+      </w:r>
+      <w:r>
+        <w:rPr>
+          <w:rFonts w:ascii="Calibri" w:hAnsi="Calibri"/>
+          <w:b w:val="0"/>
+          <w:sz w:val="22"/>
+        </w:rPr>
+        <w:t xml:space="preserve"> so that new engineers could contribute meaningful automation within their first two weeks rather than spending a month decoding tribal knowledge.</w:t>
       </w:r>
     </w:p>
     <w:p>
@@ -2219,11 +3487,43 @@
       </w:pPr>
       <w:r>
         <w:rPr>
-          <w:rFonts w:ascii="Calibri" w:hAnsi="Calibri" w:cs="Calibri"/>
-          <w:sz w:val="22"/>
-          <w:szCs w:val="22"/>
-        </w:rPr>
-        <w:t>Built Java-based automation frameworks and GitLab CI/CD pipelines from scratch so that every merge to the main branch triggered a meaningful suite of automated checks before anything moved closer to production.</w:t>
+          <w:rFonts w:ascii="Calibri" w:hAnsi="Calibri"/>
+          <w:b w:val="0"/>
+          <w:sz w:val="22"/>
+        </w:rPr>
+        <w:t xml:space="preserve">Built </w:t>
+      </w:r>
+      <w:r>
+        <w:rPr>
+          <w:rFonts w:ascii="Calibri" w:hAnsi="Calibri"/>
+          <w:b/>
+          <w:sz w:val="22"/>
+        </w:rPr>
+        <w:t>Java</w:t>
+      </w:r>
+      <w:r>
+        <w:rPr>
+          <w:rFonts w:ascii="Calibri" w:hAnsi="Calibri"/>
+          <w:b w:val="0"/>
+          <w:sz w:val="22"/>
+        </w:rPr>
+        <w:t xml:space="preserve">-based automation frameworks and </w:t>
+      </w:r>
+      <w:r>
+        <w:rPr>
+          <w:rFonts w:ascii="Calibri" w:hAnsi="Calibri"/>
+          <w:b/>
+          <w:sz w:val="22"/>
+        </w:rPr>
+        <w:t>GitLab CI</w:t>
+      </w:r>
+      <w:r>
+        <w:rPr>
+          <w:rFonts w:ascii="Calibri" w:hAnsi="Calibri"/>
+          <w:b w:val="0"/>
+          <w:sz w:val="22"/>
+        </w:rPr>
+        <w:t>/CD pipelines from scratch so that every merge to the main branch triggered a meaningful suite of automated checks before anything moved closer to production.</w:t>
       </w:r>
     </w:p>
     <w:p>
@@ -2247,10 +3547,24 @@
       </w:pPr>
       <w:r>
         <w:rPr>
-          <w:rFonts w:ascii="Calibri" w:eastAsia="Arial" w:hAnsi="Calibri" w:cs="Calibri"/>
-          <w:color w:val="000000"/>
-        </w:rPr>
-        <w:t>Implemented an Appium mobile automation framework covering Android and iOS workflows, running against an enterprise device farm that validated real-device behavior beyond what simulators alone could catch.</w:t>
+          <w:rFonts w:ascii="Calibri" w:hAnsi="Calibri"/>
+          <w:b w:val="0"/>
+        </w:rPr>
+        <w:t xml:space="preserve">Implemented an </w:t>
+      </w:r>
+      <w:r>
+        <w:rPr>
+          <w:rFonts w:ascii="Calibri" w:hAnsi="Calibri"/>
+          <w:b/>
+        </w:rPr>
+        <w:t>Appium</w:t>
+      </w:r>
+      <w:r>
+        <w:rPr>
+          <w:rFonts w:ascii="Calibri" w:hAnsi="Calibri"/>
+          <w:b w:val="0"/>
+        </w:rPr>
+        <w:t xml:space="preserve"> mobile automation framework covering Android and iOS workflows, running against an enterprise device farm that validated real-device behavior beyond what simulators alone could catch.</w:t>
       </w:r>
     </w:p>
     <w:p>
@@ -2268,12 +3582,27 @@
       </w:pPr>
       <w:r>
         <w:rPr>
-          <w:rFonts w:ascii="Calibri" w:hAnsi="Calibri" w:cs="Calibri"/>
-          <w:sz w:val="22"/>
-          <w:szCs w:val="22"/>
-          <w:lang w:val="en"/>
-        </w:rPr>
-        <w:t>Used Charles Proxy to intercept HTTP and HTTPS traffic between mobile clients and backend services, diagnosing latency issues and incorrect request construction that cut app performance problems by 65% after fixes were applied.</w:t>
+          <w:rFonts w:ascii="Calibri" w:hAnsi="Calibri"/>
+          <w:b w:val="0"/>
+          <w:sz w:val="22"/>
+        </w:rPr>
+        <w:t xml:space="preserve">Used </w:t>
+      </w:r>
+      <w:r>
+        <w:rPr>
+          <w:rFonts w:ascii="Calibri" w:hAnsi="Calibri"/>
+          <w:b/>
+          <w:sz w:val="22"/>
+        </w:rPr>
+        <w:t>Charles Proxy</w:t>
+      </w:r>
+      <w:r>
+        <w:rPr>
+          <w:rFonts w:ascii="Calibri" w:hAnsi="Calibri"/>
+          <w:b w:val="0"/>
+          <w:sz w:val="22"/>
+        </w:rPr>
+        <w:t xml:space="preserve"> to intercept HTTP and HTTPS traffic between mobile clients and backend services, diagnosing latency issues and incorrect request construction that cut app performance problems by 65% after fixes were applied.</w:t>
       </w:r>
     </w:p>
     <w:p>
@@ -2292,50 +3621,202 @@
       </w:pPr>
       <w:r>
         <w:rPr>
+          <w:rFonts w:ascii="Calibri" w:hAnsi="Calibri"/>
+          <w:b w:val="0"/>
+          <w:sz w:val="22"/>
+        </w:rPr>
+        <w:t xml:space="preserve">Developed and maintained </w:t>
+      </w:r>
+      <w:r>
+        <w:rPr>
+          <w:rFonts w:ascii="Calibri" w:hAnsi="Calibri"/>
+          <w:b/>
+          <w:sz w:val="22"/>
+        </w:rPr>
+        <w:t>Espresso</w:t>
+      </w:r>
+      <w:r>
+        <w:rPr>
+          <w:rFonts w:ascii="Calibri" w:hAnsi="Calibri"/>
+          <w:b w:val="0"/>
+          <w:sz w:val="22"/>
+        </w:rPr>
+        <w:t xml:space="preserve"> and </w:t>
+      </w:r>
+      <w:r>
+        <w:rPr>
+          <w:rFonts w:ascii="Calibri" w:hAnsi="Calibri"/>
+          <w:b/>
+          <w:sz w:val="22"/>
+        </w:rPr>
+        <w:t>XCUITest</w:t>
+      </w:r>
+      <w:r>
+        <w:rPr>
+          <w:rFonts w:ascii="Calibri" w:hAnsi="Calibri"/>
+          <w:b w:val="0"/>
+          <w:sz w:val="22"/>
+        </w:rPr>
+        <w:t xml:space="preserve"> scripts alongside </w:t>
+      </w:r>
+      <w:r>
+        <w:rPr>
+          <w:rFonts w:ascii="Calibri" w:hAnsi="Calibri"/>
+          <w:b/>
+          <w:sz w:val="22"/>
+        </w:rPr>
+        <w:t>Appium</w:t>
+      </w:r>
+      <w:r>
+        <w:rPr>
+          <w:rFonts w:ascii="Calibri" w:hAnsi="Calibri"/>
+          <w:b w:val="0"/>
+          <w:sz w:val="22"/>
+        </w:rPr>
+        <w:t>, giving the team native-layer coverage for platform-specific interactions that the cross-platform layer handled inconsistently.</w:t>
+      </w:r>
+    </w:p>
+    <w:p>
+      <w:pPr>
+        <w:pStyle w:val="ListParagraph"/>
+        <w:numPr>
+          <w:ilvl w:val="0"/>
+          <w:numId w:val="5"/>
+        </w:numPr>
+        <w:spacing w:after="0" w:line="240" w:lineRule="auto"/>
+        <w:rPr>
           <w:rFonts w:ascii="Calibri" w:eastAsia="Helvetica Neue" w:hAnsi="Calibri" w:cs="Calibri"/>
           <w:sz w:val="22"/>
           <w:szCs w:val="22"/>
         </w:rPr>
-        <w:t>Developed and maintained Espresso and XCUITest scripts alongside Appium, giving the team native-layer coverage for platform-specific interactions that the cross-platform layer handled inconsistently.</w:t>
-      </w:r>
-    </w:p>
-    <w:p>
-      <w:pPr>
-        <w:pStyle w:val="ListParagraph"/>
+      </w:pPr>
+      <w:proofErr w:type="spellStart"/>
+      <w:proofErr w:type="spellEnd"/>
+      <w:r>
+        <w:rPr>
+          <w:rFonts w:ascii="Calibri" w:hAnsi="Calibri"/>
+          <w:b w:val="0"/>
+          <w:sz w:val="22"/>
+        </w:rPr>
+        <w:t xml:space="preserve">Built </w:t>
+      </w:r>
+      <w:r>
+        <w:rPr>
+          <w:rFonts w:ascii="Calibri" w:hAnsi="Calibri"/>
+          <w:b/>
+          <w:sz w:val="22"/>
+        </w:rPr>
+        <w:t>Prometheus</w:t>
+      </w:r>
+      <w:r>
+        <w:rPr>
+          <w:rFonts w:ascii="Calibri" w:hAnsi="Calibri"/>
+          <w:b w:val="0"/>
+          <w:sz w:val="22"/>
+        </w:rPr>
+        <w:t xml:space="preserve"> and </w:t>
+      </w:r>
+      <w:r>
+        <w:rPr>
+          <w:rFonts w:ascii="Calibri" w:hAnsi="Calibri"/>
+          <w:b/>
+          <w:sz w:val="22"/>
+        </w:rPr>
+        <w:t>Grafana</w:t>
+      </w:r>
+      <w:r>
+        <w:rPr>
+          <w:rFonts w:ascii="Calibri" w:hAnsi="Calibri"/>
+          <w:b w:val="0"/>
+          <w:sz w:val="22"/>
+        </w:rPr>
+        <w:t xml:space="preserve"> dashboards tracking the four golden signals — latency, traffic, error rate, and saturation — giving the engineering team live visibility into service health during and after every release.</w:t>
+      </w:r>
+    </w:p>
+    <w:p>
+      <w:pPr>
+        <w:pStyle w:val="NoSpacing"/>
         <w:numPr>
           <w:ilvl w:val="0"/>
           <w:numId w:val="5"/>
         </w:numPr>
-        <w:spacing w:after="0" w:line="240" w:lineRule="auto"/>
-        <w:rPr>
-          <w:rFonts w:ascii="Calibri" w:eastAsia="Helvetica Neue" w:hAnsi="Calibri" w:cs="Calibri"/>
-          <w:sz w:val="22"/>
-          <w:szCs w:val="22"/>
-        </w:rPr>
-      </w:pPr>
-      <w:r>
-        <w:rPr>
-          <w:rFonts w:ascii="Calibri" w:eastAsia="Helvetica Neue" w:hAnsi="Calibri" w:cs="Calibri"/>
-          <w:sz w:val="22"/>
-          <w:szCs w:val="22"/>
-        </w:rPr>
-        <w:t>Built Prometheus and Grafana dashboards tracking the four golden signals — latency, traffic, error rate, and saturation — giving the engineering team live visibility into service health during and after every release.</w:t>
-      </w:r>
-      <w:proofErr w:type="spellStart"/>
-      <w:r>
-        <w:rPr>
-          <w:rFonts w:ascii="Calibri" w:eastAsia="Helvetica Neue" w:hAnsi="Calibri" w:cs="Calibri"/>
-          <w:sz w:val="22"/>
-          <w:szCs w:val="22"/>
-        </w:rPr>
-      </w:r>
-      <w:proofErr w:type="spellEnd"/>
-      <w:r>
-        <w:rPr>
-          <w:rFonts w:ascii="Calibri" w:eastAsia="Helvetica Neue" w:hAnsi="Calibri" w:cs="Calibri"/>
-          <w:sz w:val="22"/>
-          <w:szCs w:val="22"/>
-        </w:rPr>
+        <w:rPr>
+          <w:rFonts w:ascii="Calibri" w:hAnsi="Calibri" w:cs="Calibri"/>
+          <w:sz w:val="22"/>
+          <w:szCs w:val="22"/>
+        </w:rPr>
+      </w:pPr>
+      <w:r>
+        <w:rPr>
+          <w:rFonts w:ascii="Calibri" w:hAnsi="Calibri"/>
+          <w:b w:val="0"/>
+          <w:sz w:val="22"/>
+        </w:rPr>
+        <w:t xml:space="preserve">Debugged </w:t>
+      </w:r>
+      <w:r>
+        <w:rPr>
+          <w:rFonts w:ascii="Calibri" w:hAnsi="Calibri"/>
+          <w:b/>
+          <w:sz w:val="22"/>
+        </w:rPr>
+        <w:t>Appium</w:t>
+      </w:r>
+      <w:r>
+        <w:rPr>
+          <w:rFonts w:ascii="Calibri" w:hAnsi="Calibri"/>
+          <w:b w:val="0"/>
+          <w:sz w:val="22"/>
+        </w:rPr>
+        <w:t xml:space="preserve"> failures using </w:t>
+      </w:r>
+      <w:r>
+        <w:rPr>
+          <w:rFonts w:ascii="Calibri" w:hAnsi="Calibri"/>
+          <w:b/>
+          <w:sz w:val="22"/>
+        </w:rPr>
+        <w:t>Appium</w:t>
+      </w:r>
+      <w:r>
+        <w:rPr>
+          <w:rFonts w:ascii="Calibri" w:hAnsi="Calibri"/>
+          <w:b w:val="0"/>
+          <w:sz w:val="22"/>
+        </w:rPr>
+        <w:t xml:space="preserve"> Inspector, </w:t>
+      </w:r>
+      <w:r>
+        <w:rPr>
+          <w:rFonts w:ascii="Calibri" w:hAnsi="Calibri"/>
+          <w:b/>
+          <w:sz w:val="22"/>
+        </w:rPr>
+        <w:t>Android Studio</w:t>
+      </w:r>
+      <w:r>
+        <w:rPr>
+          <w:rFonts w:ascii="Calibri" w:hAnsi="Calibri"/>
+          <w:b w:val="0"/>
+          <w:sz w:val="22"/>
+        </w:rPr>
+        <w:t xml:space="preserve"> logcat, and </w:t>
+      </w:r>
+      <w:r>
+        <w:rPr>
+          <w:rFonts w:ascii="Calibri" w:hAnsi="Calibri"/>
+          <w:b/>
+          <w:sz w:val="22"/>
+        </w:rPr>
+        <w:t>Xcode</w:t>
+      </w:r>
+      <w:r>
+        <w:rPr>
+          <w:rFonts w:ascii="Calibri" w:hAnsi="Calibri"/>
+          <w:b w:val="0"/>
+          <w:sz w:val="22"/>
+        </w:rPr>
+        <w:t xml:space="preserve"> instruments, resolving flakiness caused by timing issues and element-synchronization gaps rather than patching them with blanket waits.</w:t>
       </w:r>
     </w:p>
     <w:p>
@@ -2353,11 +3834,59 @@
       </w:pPr>
       <w:r>
         <w:rPr>
-          <w:rFonts w:ascii="Calibri" w:hAnsi="Calibri" w:cs="Calibri"/>
-          <w:sz w:val="22"/>
-          <w:szCs w:val="22"/>
-        </w:rPr>
-        <w:t>Debugged Appium failures using Appium Inspector, Android Studio logcat, and Xcode instruments, resolving flakiness caused by timing issues and element-synchronization gaps rather than patching them with blanket waits.</w:t>
+          <w:rFonts w:ascii="Calibri" w:hAnsi="Calibri"/>
+          <w:b w:val="0"/>
+          <w:sz w:val="22"/>
+        </w:rPr>
+        <w:t xml:space="preserve">Validated </w:t>
+      </w:r>
+      <w:r>
+        <w:rPr>
+          <w:rFonts w:ascii="Calibri" w:hAnsi="Calibri"/>
+          <w:b/>
+          <w:sz w:val="22"/>
+        </w:rPr>
+        <w:t>REST</w:t>
+      </w:r>
+      <w:r>
+        <w:rPr>
+          <w:rFonts w:ascii="Calibri" w:hAnsi="Calibri"/>
+          <w:b w:val="0"/>
+          <w:sz w:val="22"/>
+        </w:rPr>
+        <w:t xml:space="preserve"> APIs using </w:t>
+      </w:r>
+      <w:r>
+        <w:rPr>
+          <w:rFonts w:ascii="Calibri" w:hAnsi="Calibri"/>
+          <w:b/>
+          <w:sz w:val="22"/>
+        </w:rPr>
+        <w:t>Postman</w:t>
+      </w:r>
+      <w:r>
+        <w:rPr>
+          <w:rFonts w:ascii="Calibri" w:hAnsi="Calibri"/>
+          <w:b w:val="0"/>
+          <w:sz w:val="22"/>
+        </w:rPr>
+        <w:t xml:space="preserve"> and </w:t>
+      </w:r>
+      <w:r>
+        <w:rPr>
+          <w:rFonts w:ascii="Calibri" w:hAnsi="Calibri"/>
+          <w:b/>
+          <w:sz w:val="22"/>
+        </w:rPr>
+        <w:t>SoapUI</w:t>
+      </w:r>
+      <w:r>
+        <w:rPr>
+          <w:rFonts w:ascii="Calibri" w:hAnsi="Calibri"/>
+          <w:b w:val="0"/>
+          <w:sz w:val="22"/>
+        </w:rPr>
+        <w:t xml:space="preserve"> across billing-platform and energy-management integrations, writing assertion scripts that checked status codes, response schemas, and business-rule correctness in a single collection run.</w:t>
       </w:r>
     </w:p>
     <w:p>
@@ -2375,11 +3904,27 @@
       </w:pPr>
       <w:r>
         <w:rPr>
-          <w:rFonts w:ascii="Calibri" w:hAnsi="Calibri" w:cs="Calibri"/>
-          <w:sz w:val="22"/>
-          <w:szCs w:val="22"/>
-        </w:rPr>
-        <w:t>Validated REST APIs using Postman and SoapUI across billing-platform and energy-management integrations, writing assertion scripts that checked status codes, response schemas, and business-rule correctness in a single collection run.</w:t>
+          <w:rFonts w:ascii="Calibri" w:hAnsi="Calibri"/>
+          <w:b w:val="0"/>
+          <w:sz w:val="22"/>
+        </w:rPr>
+        <w:t xml:space="preserve">Coordinated </w:t>
+      </w:r>
+      <w:r>
+        <w:rPr>
+          <w:rFonts w:ascii="Calibri" w:hAnsi="Calibri"/>
+          <w:b/>
+          <w:sz w:val="22"/>
+        </w:rPr>
+        <w:t>Azure DevOps</w:t>
+      </w:r>
+      <w:r>
+        <w:rPr>
+          <w:rFonts w:ascii="Calibri" w:hAnsi="Calibri"/>
+          <w:b w:val="0"/>
+          <w:sz w:val="22"/>
+        </w:rPr>
+        <w:t xml:space="preserve"> pipeline integration with the development team, embedding automated test stages as blocking gates so that deployments to staging required a passing test run rather than a verbal sign-off.</w:t>
       </w:r>
     </w:p>
     <w:p>
@@ -2397,34 +3942,59 @@
       </w:pPr>
       <w:r>
         <w:rPr>
-          <w:rFonts w:ascii="Calibri" w:hAnsi="Calibri" w:cs="Calibri"/>
-          <w:sz w:val="22"/>
-          <w:szCs w:val="22"/>
-          <w:lang w:val="en"/>
-        </w:rPr>
-        <w:t>Coordinated Azure DevOps pipeline integration with the development team, embedding automated test stages as blocking gates so that deployments to staging required a passing test run rather than a verbal sign-off.</w:t>
-      </w:r>
-    </w:p>
-    <w:p>
-      <w:pPr>
-        <w:pStyle w:val="NoSpacing"/>
-        <w:numPr>
-          <w:ilvl w:val="0"/>
-          <w:numId w:val="5"/>
-        </w:numPr>
-        <w:rPr>
-          <w:rFonts w:ascii="Calibri" w:hAnsi="Calibri" w:cs="Calibri"/>
-          <w:sz w:val="22"/>
-          <w:szCs w:val="22"/>
-        </w:rPr>
-      </w:pPr>
-      <w:r>
-        <w:rPr>
-          <w:rFonts w:ascii="Calibri" w:hAnsi="Calibri" w:cs="Calibri"/>
-          <w:sz w:val="22"/>
-          <w:szCs w:val="22"/>
-        </w:rPr>
-        <w:t>Designed test coverage for AWS Lambda functions and S3 data pipelines, writing event-driven test harnesses that simulated realistic trigger conditions and validated that outputs matched expected transformation logic.</w:t>
+          <w:rFonts w:ascii="Calibri" w:hAnsi="Calibri"/>
+          <w:b w:val="0"/>
+          <w:sz w:val="22"/>
+        </w:rPr>
+        <w:t xml:space="preserve">Designed test coverage for </w:t>
+      </w:r>
+      <w:r>
+        <w:rPr>
+          <w:rFonts w:ascii="Calibri" w:hAnsi="Calibri"/>
+          <w:b/>
+          <w:sz w:val="22"/>
+        </w:rPr>
+        <w:t>AWS Lambda</w:t>
+      </w:r>
+      <w:r>
+        <w:rPr>
+          <w:rFonts w:ascii="Calibri" w:hAnsi="Calibri"/>
+          <w:b w:val="0"/>
+          <w:sz w:val="22"/>
+        </w:rPr>
+        <w:t xml:space="preserve"> </w:t>
+      </w:r>
+      <w:r>
+        <w:rPr>
+          <w:rFonts w:ascii="Calibri" w:hAnsi="Calibri"/>
+          <w:b/>
+          <w:sz w:val="22"/>
+        </w:rPr>
+        <w:t>functions</w:t>
+      </w:r>
+      <w:r>
+        <w:rPr>
+          <w:rFonts w:ascii="Calibri" w:hAnsi="Calibri"/>
+          <w:b w:val="0"/>
+          <w:sz w:val="22"/>
+        </w:rPr>
+        <w:t xml:space="preserve"> and </w:t>
+      </w:r>
+      <w:r>
+        <w:rPr>
+          <w:rFonts w:ascii="Calibri" w:hAnsi="Calibri"/>
+          <w:b/>
+          <w:sz w:val="22"/>
+        </w:rPr>
+        <w:t>S3</w:t>
+      </w:r>
+      <w:r>
+        <w:rPr>
+          <w:rFonts w:ascii="Calibri" w:hAnsi="Calibri"/>
+          <w:b w:val="0"/>
+          <w:sz w:val="22"/>
+        </w:rPr>
+        <w:t xml:space="preserve"> data pipelines, writing event-driven test harnesses that simulated realistic trigger conditions and validated that outputs matched expected transformation logic.</w:t>
       </w:r>
     </w:p>
     <w:p>
@@ -2604,11 +4174,43 @@
       </w:pPr>
       <w:r>
         <w:rPr>
-          <w:rFonts w:ascii="Calibri" w:hAnsi="Calibri" w:cs="Calibri"/>
-          <w:sz w:val="22"/>
-          <w:szCs w:val="22"/>
-        </w:rPr>
-        <w:t>Tested healthcare workflows end-to-end — insurance eligibility checks, prior authorizations, and claim submissions — validating HL7 and EDI transaction payloads to confirm that clinical and billing data moved correctly between hospitals, payers, and providers without corruption or loss.</w:t>
+          <w:rFonts w:ascii="Calibri" w:hAnsi="Calibri"/>
+          <w:b w:val="0"/>
+          <w:sz w:val="22"/>
+        </w:rPr>
+        <w:t xml:space="preserve">Tested healthcare workflows end-to-end — insurance eligibility checks, prior authorizations, and claim submissions — validating </w:t>
+      </w:r>
+      <w:r>
+        <w:rPr>
+          <w:rFonts w:ascii="Calibri" w:hAnsi="Calibri"/>
+          <w:b/>
+          <w:sz w:val="22"/>
+        </w:rPr>
+        <w:t>HL7</w:t>
+      </w:r>
+      <w:r>
+        <w:rPr>
+          <w:rFonts w:ascii="Calibri" w:hAnsi="Calibri"/>
+          <w:b w:val="0"/>
+          <w:sz w:val="22"/>
+        </w:rPr>
+        <w:t xml:space="preserve"> and </w:t>
+      </w:r>
+      <w:r>
+        <w:rPr>
+          <w:rFonts w:ascii="Calibri" w:hAnsi="Calibri"/>
+          <w:b/>
+          <w:sz w:val="22"/>
+        </w:rPr>
+        <w:t>EDI</w:t>
+      </w:r>
+      <w:r>
+        <w:rPr>
+          <w:rFonts w:ascii="Calibri" w:hAnsi="Calibri"/>
+          <w:b w:val="0"/>
+          <w:sz w:val="22"/>
+        </w:rPr>
+        <w:t xml:space="preserve"> transaction payloads to confirm that clinical and billing data moved correctly between hospitals, payers, and providers without corruption or loss.</w:t>
       </w:r>
     </w:p>
     <w:p>
@@ -2626,11 +4228,75 @@
       </w:pPr>
       <w:r>
         <w:rPr>
-          <w:rFonts w:ascii="Calibri" w:hAnsi="Calibri" w:cs="Calibri"/>
-          <w:sz w:val="22"/>
-          <w:szCs w:val="22"/>
-        </w:rPr>
-        <w:t>Built Java, Selenium, TestNG, and Maven automation scripts that replaced the team's manual pre-release regression cycle, freeing engineers to spend their time finding new defects instead of re-running the same thirty scenarios before every deployment.</w:t>
+          <w:rFonts w:ascii="Calibri" w:hAnsi="Calibri"/>
+          <w:b w:val="0"/>
+          <w:sz w:val="22"/>
+        </w:rPr>
+        <w:t xml:space="preserve">Built </w:t>
+      </w:r>
+      <w:r>
+        <w:rPr>
+          <w:rFonts w:ascii="Calibri" w:hAnsi="Calibri"/>
+          <w:b/>
+          <w:sz w:val="22"/>
+        </w:rPr>
+        <w:t>Java</w:t>
+      </w:r>
+      <w:r>
+        <w:rPr>
+          <w:rFonts w:ascii="Calibri" w:hAnsi="Calibri"/>
+          <w:b w:val="0"/>
+          <w:sz w:val="22"/>
+        </w:rPr>
+        <w:t xml:space="preserve">, </w:t>
+      </w:r>
+      <w:r>
+        <w:rPr>
+          <w:rFonts w:ascii="Calibri" w:hAnsi="Calibri"/>
+          <w:b/>
+          <w:sz w:val="22"/>
+        </w:rPr>
+        <w:t>Selenium</w:t>
+      </w:r>
+      <w:r>
+        <w:rPr>
+          <w:rFonts w:ascii="Calibri" w:hAnsi="Calibri"/>
+          <w:b w:val="0"/>
+          <w:sz w:val="22"/>
+        </w:rPr>
+        <w:t xml:space="preserve">, </w:t>
+      </w:r>
+      <w:r>
+        <w:rPr>
+          <w:rFonts w:ascii="Calibri" w:hAnsi="Calibri"/>
+          <w:b/>
+          <w:sz w:val="22"/>
+        </w:rPr>
+        <w:t>TestNG</w:t>
+      </w:r>
+      <w:r>
+        <w:rPr>
+          <w:rFonts w:ascii="Calibri" w:hAnsi="Calibri"/>
+          <w:b w:val="0"/>
+          <w:sz w:val="22"/>
+        </w:rPr>
+        <w:t xml:space="preserve">, and </w:t>
+      </w:r>
+      <w:r>
+        <w:rPr>
+          <w:rFonts w:ascii="Calibri" w:hAnsi="Calibri"/>
+          <w:b/>
+          <w:sz w:val="22"/>
+        </w:rPr>
+        <w:t>Maven</w:t>
+      </w:r>
+      <w:r>
+        <w:rPr>
+          <w:rFonts w:ascii="Calibri" w:hAnsi="Calibri"/>
+          <w:b w:val="0"/>
+          <w:sz w:val="22"/>
+        </w:rPr>
+        <w:t xml:space="preserve"> automation scripts that replaced the team's manual pre-release regression cycle, freeing engineers to spend their time finding new defects instead of re-running the same thirty scenarios before every deployment.</w:t>
       </w:r>
     </w:p>
     <w:p>
@@ -2648,11 +4314,43 @@
       </w:pPr>
       <w:r>
         <w:rPr>
-          <w:rFonts w:ascii="Calibri" w:hAnsi="Calibri" w:cs="Calibri"/>
-          <w:sz w:val="22"/>
-          <w:szCs w:val="22"/>
-        </w:rPr>
-        <w:t>Ran JMeter and LoadRunner performance tests simulating hundreds of concurrent users against the claims-processing API, identified specific endpoints where throughput degraded under load, and delivered a prioritized findings report that developers used to target their optimization work.</w:t>
+          <w:rFonts w:ascii="Calibri" w:hAnsi="Calibri"/>
+          <w:b w:val="0"/>
+          <w:sz w:val="22"/>
+        </w:rPr>
+        <w:t xml:space="preserve">Ran </w:t>
+      </w:r>
+      <w:r>
+        <w:rPr>
+          <w:rFonts w:ascii="Calibri" w:hAnsi="Calibri"/>
+          <w:b/>
+          <w:sz w:val="22"/>
+        </w:rPr>
+        <w:t>JMeter</w:t>
+      </w:r>
+      <w:r>
+        <w:rPr>
+          <w:rFonts w:ascii="Calibri" w:hAnsi="Calibri"/>
+          <w:b w:val="0"/>
+          <w:sz w:val="22"/>
+        </w:rPr>
+        <w:t xml:space="preserve"> and </w:t>
+      </w:r>
+      <w:r>
+        <w:rPr>
+          <w:rFonts w:ascii="Calibri" w:hAnsi="Calibri"/>
+          <w:b/>
+          <w:sz w:val="22"/>
+        </w:rPr>
+        <w:t>LoadRunner</w:t>
+      </w:r>
+      <w:r>
+        <w:rPr>
+          <w:rFonts w:ascii="Calibri" w:hAnsi="Calibri"/>
+          <w:b w:val="0"/>
+          <w:sz w:val="22"/>
+        </w:rPr>
+        <w:t xml:space="preserve"> performance tests simulating hundreds of concurrent users against the claims-processing API, identified specific endpoints where throughput degraded under load, and delivered a prioritized findings report that developers used to target their optimization work.</w:t>
       </w:r>
     </w:p>
     <w:p>
@@ -2779,18 +4477,27 @@
       </w:pPr>
       <w:r>
         <w:rPr>
-          <w:rFonts w:ascii="Calibri" w:hAnsi="Calibri" w:cs="Calibri"/>
-          <w:sz w:val="22"/>
-          <w:szCs w:val="22"/>
-        </w:rPr>
-        <w:t>Wrote detailed JIRA defect reports with reproducible steps, environment details, and supporting screenshots so developers could triage and fix issues on the first attempt without back-and-forth clarification rounds.</w:t>
-      </w:r>
-      <w:r>
-        <w:rPr>
-          <w:rFonts w:ascii="Calibri" w:hAnsi="Calibri" w:cs="Calibri"/>
-          <w:sz w:val="22"/>
-          <w:szCs w:val="22"/>
-        </w:rPr>
+          <w:rFonts w:ascii="Calibri" w:hAnsi="Calibri"/>
+          <w:b w:val="0"/>
+          <w:sz w:val="22"/>
+        </w:rPr>
+        <w:t xml:space="preserve">Wrote detailed </w:t>
+      </w:r>
+      <w:r>
+        <w:rPr>
+          <w:rFonts w:ascii="Calibri" w:hAnsi="Calibri"/>
+          <w:b/>
+          <w:sz w:val="22"/>
+        </w:rPr>
+        <w:t>JIRA</w:t>
+      </w:r>
+      <w:r>
+        <w:rPr>
+          <w:rFonts w:ascii="Calibri" w:hAnsi="Calibri"/>
+          <w:b w:val="0"/>
+          <w:sz w:val="22"/>
+        </w:rPr>
+        <w:t xml:space="preserve"> defect reports with reproducible steps, environment details, and supporting screenshots so developers could triage and fix issues on the first attempt without back-and-forth clarification rounds.</w:t>
       </w:r>
     </w:p>
     <w:p>
@@ -3120,11 +4827,27 @@
       </w:pPr>
       <w:r>
         <w:rPr>
-          <w:rFonts w:ascii="Calibri" w:hAnsi="Calibri" w:cs="Calibri"/>
-          <w:sz w:val="22"/>
-          <w:szCs w:val="22"/>
-        </w:rPr>
-        <w:t>Retested resolved defects methodically and updated JIRA ticket status with evidence of passing behavior, maintaining a clean defect history that reflected actual product state rather than optimistic assumptions.</w:t>
+          <w:rFonts w:ascii="Calibri" w:hAnsi="Calibri"/>
+          <w:b w:val="0"/>
+          <w:sz w:val="22"/>
+        </w:rPr>
+        <w:t xml:space="preserve">Retested resolved defects methodically and updated </w:t>
+      </w:r>
+      <w:r>
+        <w:rPr>
+          <w:rFonts w:ascii="Calibri" w:hAnsi="Calibri"/>
+          <w:b/>
+          <w:sz w:val="22"/>
+        </w:rPr>
+        <w:t>JIRA</w:t>
+      </w:r>
+      <w:r>
+        <w:rPr>
+          <w:rFonts w:ascii="Calibri" w:hAnsi="Calibri"/>
+          <w:b w:val="0"/>
+          <w:sz w:val="22"/>
+        </w:rPr>
+        <w:t xml:space="preserve"> ticket status with evidence of passing behavior, maintaining a clean defect history that reflected actual product state rather than optimistic assumptions.</w:t>
       </w:r>
     </w:p>
     <w:p>

--- a/resume/Revathi_Battina_Resume.docx
+++ b/resume/Revathi_Battina_Resume.docx
@@ -161,7 +161,7 @@
           <w:sz w:val="22"/>
           <w:szCs w:val="22"/>
         </w:rPr>
-        <w:t>Eleven years building enterprise-grade test automation across automotive, finance, and healthcare — from single-page web apps to distributed cloud-native microservices at Toyota scale.</w:t>
+        <w:t>Eleven-plus years building production-grade automation frameworks across automotive, healthcare, and financial services — industries where a missed defect carries real consequences.</w:t>
       </w:r>
       <w:r>
         <w:rPr>
@@ -235,51 +235,83 @@
       </w:pPr>
       <w:r>
         <w:rPr>
-          <w:rFonts w:ascii="Calibri" w:hAnsi="Calibri"/>
-          <w:b/>
-          <w:sz w:val="22"/>
+          <w:b/>
+          <w:bCs/>
+          <w:rFonts w:ascii="Calibri" w:hAnsi="Calibri" w:cs="Calibri"/>
+          <w:sz w:val="22"/>
+          <w:szCs w:val="22"/>
         </w:rPr>
         <w:t>Playwright</w:t>
       </w:r>
       <w:r>
         <w:rPr>
-          <w:rFonts w:ascii="Calibri" w:hAnsi="Calibri"/>
-          <w:b w:val="0"/>
-          <w:sz w:val="22"/>
+          <w:b w:val="0"/>
+          <w:bCs w:val="0"/>
+          <w:rFonts w:ascii="Calibri" w:hAnsi="Calibri" w:cs="Calibri"/>
+          <w:sz w:val="22"/>
+          <w:szCs w:val="22"/>
         </w:rPr>
         <w:t xml:space="preserve">, </w:t>
       </w:r>
       <w:r>
         <w:rPr>
-          <w:rFonts w:ascii="Calibri" w:hAnsi="Calibri"/>
-          <w:b/>
-          <w:sz w:val="22"/>
+          <w:b/>
+          <w:bCs/>
+          <w:rFonts w:ascii="Calibri" w:hAnsi="Calibri" w:cs="Calibri"/>
+          <w:sz w:val="22"/>
+          <w:szCs w:val="22"/>
         </w:rPr>
         <w:t>Cypress</w:t>
       </w:r>
       <w:r>
         <w:rPr>
-          <w:rFonts w:ascii="Calibri" w:hAnsi="Calibri"/>
-          <w:b w:val="0"/>
-          <w:sz w:val="22"/>
+          <w:b w:val="0"/>
+          <w:bCs w:val="0"/>
+          <w:rFonts w:ascii="Calibri" w:hAnsi="Calibri" w:cs="Calibri"/>
+          <w:sz w:val="22"/>
+          <w:szCs w:val="22"/>
+        </w:rPr>
+        <w:t xml:space="preserve">, </w:t>
+      </w:r>
+      <w:r>
+        <w:rPr>
+          <w:b/>
+          <w:bCs/>
+          <w:rFonts w:ascii="Calibri" w:hAnsi="Calibri" w:cs="Calibri"/>
+          <w:sz w:val="22"/>
+          <w:szCs w:val="22"/>
+        </w:rPr>
+        <w:t>Selenium WebDriver</w:t>
+      </w:r>
+      <w:r>
+        <w:rPr>
+          <w:b w:val="0"/>
+          <w:bCs w:val="0"/>
+          <w:rFonts w:ascii="Calibri" w:hAnsi="Calibri" w:cs="Calibri"/>
+          <w:sz w:val="22"/>
+          <w:szCs w:val="22"/>
         </w:rPr>
         <w:t xml:space="preserve">, and </w:t>
       </w:r>
       <w:r>
         <w:rPr>
-          <w:rFonts w:ascii="Calibri" w:hAnsi="Calibri"/>
-          <w:b/>
-          <w:sz w:val="22"/>
-        </w:rPr>
-        <w:t>Selenium WebDriver</w:t>
-      </w:r>
-      <w:r>
-        <w:rPr>
-          <w:rFonts w:ascii="Calibri" w:hAnsi="Calibri"/>
-          <w:b w:val="0"/>
-          <w:sz w:val="22"/>
-        </w:rPr>
-        <w:t xml:space="preserve"> are my primary UI automation tools; I've built production frameworks in all three and know where each one breaks down.</w:t>
+          <w:b/>
+          <w:bCs/>
+          <w:rFonts w:ascii="Calibri" w:hAnsi="Calibri" w:cs="Calibri"/>
+          <w:sz w:val="22"/>
+          <w:szCs w:val="22"/>
+        </w:rPr>
+        <w:t>Appium</w:t>
+      </w:r>
+      <w:r>
+        <w:rPr>
+          <w:b w:val="0"/>
+          <w:bCs w:val="0"/>
+          <w:rFonts w:ascii="Calibri" w:hAnsi="Calibri" w:cs="Calibri"/>
+          <w:sz w:val="22"/>
+          <w:szCs w:val="22"/>
+        </w:rPr>
+        <w:t xml:space="preserve"> form the core of the UI automation tooling I reach for first, chosen deliberately based on project constraints and team maturity.</w:t>
       </w:r>
     </w:p>
     <w:p>
@@ -297,59 +329,73 @@
       </w:pPr>
       <w:r>
         <w:rPr>
-          <w:rFonts w:ascii="Calibri" w:hAnsi="Calibri"/>
-          <w:b w:val="0"/>
-          <w:sz w:val="22"/>
-        </w:rPr>
-        <w:t xml:space="preserve">API quality is non-negotiable on my teams — </w:t>
-      </w:r>
-      <w:r>
-        <w:rPr>
-          <w:rFonts w:ascii="Calibri" w:hAnsi="Calibri"/>
-          <w:b/>
-          <w:sz w:val="22"/>
+          <w:b w:val="0"/>
+          <w:bCs w:val="0"/>
+          <w:rFonts w:ascii="Calibri" w:hAnsi="Calibri" w:cs="Calibri"/>
+          <w:sz w:val="22"/>
+          <w:szCs w:val="22"/>
+        </w:rPr>
+        <w:t xml:space="preserve">API coverage is non-negotiable on every team I've joined — </w:t>
+      </w:r>
+      <w:r>
+        <w:rPr>
+          <w:b/>
+          <w:bCs/>
+          <w:rFonts w:ascii="Calibri" w:hAnsi="Calibri" w:cs="Calibri"/>
+          <w:sz w:val="22"/>
+          <w:szCs w:val="22"/>
         </w:rPr>
         <w:t>REST Assured</w:t>
       </w:r>
       <w:r>
         <w:rPr>
-          <w:rFonts w:ascii="Calibri" w:hAnsi="Calibri"/>
-          <w:b w:val="0"/>
-          <w:sz w:val="22"/>
-        </w:rPr>
-        <w:t xml:space="preserve"> contract tests, </w:t>
-      </w:r>
-      <w:r>
-        <w:rPr>
-          <w:rFonts w:ascii="Calibri" w:hAnsi="Calibri"/>
-          <w:b/>
-          <w:sz w:val="22"/>
+          <w:b w:val="0"/>
+          <w:bCs w:val="0"/>
+          <w:rFonts w:ascii="Calibri" w:hAnsi="Calibri" w:cs="Calibri"/>
+          <w:sz w:val="22"/>
+          <w:szCs w:val="22"/>
+        </w:rPr>
+        <w:t xml:space="preserve">, </w:t>
+      </w:r>
+      <w:r>
+        <w:rPr>
+          <w:b/>
+          <w:bCs/>
+          <w:rFonts w:ascii="Calibri" w:hAnsi="Calibri" w:cs="Calibri"/>
+          <w:sz w:val="22"/>
+          <w:szCs w:val="22"/>
         </w:rPr>
         <w:t>Karate</w:t>
       </w:r>
       <w:r>
         <w:rPr>
-          <w:rFonts w:ascii="Calibri" w:hAnsi="Calibri"/>
-          <w:b w:val="0"/>
-          <w:sz w:val="22"/>
-        </w:rPr>
-        <w:t xml:space="preserve"> data-driven suites, and </w:t>
-      </w:r>
-      <w:r>
-        <w:rPr>
-          <w:rFonts w:ascii="Calibri" w:hAnsi="Calibri"/>
-          <w:b/>
-          <w:sz w:val="22"/>
+          <w:b w:val="0"/>
+          <w:bCs w:val="0"/>
+          <w:rFonts w:ascii="Calibri" w:hAnsi="Calibri" w:cs="Calibri"/>
+          <w:sz w:val="22"/>
+          <w:szCs w:val="22"/>
+        </w:rPr>
+        <w:t xml:space="preserve">, and </w:t>
+      </w:r>
+      <w:r>
+        <w:rPr>
+          <w:b/>
+          <w:bCs/>
+          <w:rFonts w:ascii="Calibri" w:hAnsi="Calibri" w:cs="Calibri"/>
+          <w:sz w:val="22"/>
+          <w:szCs w:val="22"/>
         </w:rPr>
         <w:t>Postman</w:t>
       </w:r>
       <w:r>
         <w:rPr>
-          <w:rFonts w:ascii="Calibri" w:hAnsi="Calibri"/>
-          <w:b w:val="0"/>
-          <w:sz w:val="22"/>
-        </w:rPr>
-        <w:t xml:space="preserve"> collection runs are baked into every pipeline I own.</w:t>
+          <w:b w:val="0"/>
+          <w:bCs w:val="0"/>
+          <w:rFonts w:ascii="Calibri" w:hAnsi="Calibri" w:cs="Calibri"/>
+          <w:sz w:val="22"/>
+          <w:szCs w:val="22"/>
+        </w:rPr>
+        <w:t xml:space="preserve"> are how I drive microservice contract validation from day one.</w:t>
       </w:r>
     </w:p>
     <w:p>
@@ -367,107 +413,25 @@
       </w:pPr>
       <w:r>
         <w:rPr>
-          <w:rFonts w:ascii="Calibri" w:hAnsi="Calibri"/>
-          <w:b w:val="0"/>
-          <w:sz w:val="22"/>
-        </w:rPr>
-        <w:t xml:space="preserve">Cloud-native testing is a core competency: I've validated </w:t>
-      </w:r>
-      <w:r>
-        <w:rPr>
-          <w:rFonts w:ascii="Calibri" w:hAnsi="Calibri"/>
-          <w:b/>
-          <w:sz w:val="22"/>
-        </w:rPr>
-        <w:t>AWS Lambda</w:t>
-      </w:r>
-      <w:r>
-        <w:rPr>
-          <w:rFonts w:ascii="Calibri" w:hAnsi="Calibri"/>
-          <w:b w:val="0"/>
-          <w:sz w:val="22"/>
-        </w:rPr>
-        <w:t xml:space="preserve"> </w:t>
-      </w:r>
-      <w:r>
-        <w:rPr>
-          <w:rFonts w:ascii="Calibri" w:hAnsi="Calibri"/>
-          <w:b/>
-          <w:sz w:val="22"/>
-        </w:rPr>
-        <w:t>functions</w:t>
-      </w:r>
-      <w:r>
-        <w:rPr>
-          <w:rFonts w:ascii="Calibri" w:hAnsi="Calibri"/>
-          <w:b w:val="0"/>
-          <w:sz w:val="22"/>
-        </w:rPr>
-        <w:t xml:space="preserve">, </w:t>
-      </w:r>
-      <w:r>
-        <w:rPr>
-          <w:rFonts w:ascii="Calibri" w:hAnsi="Calibri"/>
-          <w:b/>
-          <w:sz w:val="22"/>
-        </w:rPr>
-        <w:t>API Gateway</w:t>
-      </w:r>
-      <w:r>
-        <w:rPr>
-          <w:rFonts w:ascii="Calibri" w:hAnsi="Calibri"/>
-          <w:b w:val="0"/>
-          <w:sz w:val="22"/>
-        </w:rPr>
-        <w:t xml:space="preserve"> contracts, </w:t>
-      </w:r>
-      <w:r>
-        <w:rPr>
-          <w:rFonts w:ascii="Calibri" w:hAnsi="Calibri"/>
-          <w:b/>
-          <w:sz w:val="22"/>
-        </w:rPr>
-        <w:t>S3</w:t>
-      </w:r>
-      <w:r>
-        <w:rPr>
-          <w:rFonts w:ascii="Calibri" w:hAnsi="Calibri"/>
-          <w:b w:val="0"/>
-          <w:sz w:val="22"/>
-        </w:rPr>
-        <w:t xml:space="preserve"> data pipelines, and containerized </w:t>
-      </w:r>
-      <w:r>
-        <w:rPr>
-          <w:rFonts w:ascii="Calibri" w:hAnsi="Calibri"/>
-          <w:b/>
-          <w:sz w:val="22"/>
-        </w:rPr>
-        <w:t>Kubernetes</w:t>
-      </w:r>
-      <w:r>
-        <w:rPr>
-          <w:rFonts w:ascii="Calibri" w:hAnsi="Calibri"/>
-          <w:b w:val="0"/>
-          <w:sz w:val="22"/>
-        </w:rPr>
-        <w:t xml:space="preserve"> workloads in production </w:t>
-      </w:r>
-      <w:r>
-        <w:rPr>
-          <w:rFonts w:ascii="Calibri" w:hAnsi="Calibri"/>
-          <w:b/>
-          <w:sz w:val="22"/>
-        </w:rPr>
-        <w:t>CI/CD</w:t>
-      </w:r>
-      <w:r>
-        <w:rPr>
-          <w:rFonts w:ascii="Calibri" w:hAnsi="Calibri"/>
-          <w:b w:val="0"/>
-          <w:sz w:val="22"/>
-        </w:rPr>
-        <w:t xml:space="preserve"> flows.</w:t>
+          <w:rFonts w:ascii="Calibri" w:hAnsi="Calibri" w:cs="Calibri"/>
+          <w:sz w:val="22"/>
+          <w:szCs w:val="22"/>
+        </w:rPr>
+        <w:t>Delivered 99.9% API uptime on mission-critical financial applications by embedding schema validation, contract tests, and chaos scenarios directly into the release pipeline.</w:t>
+      </w:r>
+      <w:r>
+        <w:rPr>
+          <w:rFonts w:ascii="Cambria Math" w:hAnsi="Cambria Math" w:cs="Cambria Math"/>
+          <w:sz w:val="22"/>
+          <w:szCs w:val="22"/>
+        </w:rPr>
+      </w:r>
+      <w:r>
+        <w:rPr>
+          <w:rFonts w:ascii="Calibri" w:hAnsi="Calibri" w:cs="Calibri"/>
+          <w:sz w:val="22"/>
+          <w:szCs w:val="22"/>
+        </w:rPr>
       </w:r>
     </w:p>
     <w:p>
@@ -485,43 +449,113 @@
       </w:pPr>
       <w:r>
         <w:rPr>
-          <w:rFonts w:ascii="Calibri" w:hAnsi="Calibri"/>
-          <w:b w:val="0"/>
-          <w:sz w:val="22"/>
-        </w:rPr>
-        <w:t xml:space="preserve">AI-assisted QA is already in my daily workflow — </w:t>
-      </w:r>
-      <w:r>
-        <w:rPr>
-          <w:rFonts w:ascii="Calibri" w:hAnsi="Calibri"/>
-          <w:b/>
-          <w:sz w:val="22"/>
-        </w:rPr>
-        <w:t>GitHub Copilot</w:t>
-      </w:r>
-      <w:r>
-        <w:rPr>
-          <w:rFonts w:ascii="Calibri" w:hAnsi="Calibri"/>
-          <w:b w:val="0"/>
-          <w:sz w:val="22"/>
-        </w:rPr>
-        <w:t xml:space="preserve"> and </w:t>
-      </w:r>
-      <w:r>
-        <w:rPr>
-          <w:rFonts w:ascii="Calibri" w:hAnsi="Calibri"/>
-          <w:b/>
-          <w:sz w:val="22"/>
-        </w:rPr>
-        <w:t>Claude</w:t>
-      </w:r>
-      <w:r>
-        <w:rPr>
-          <w:rFonts w:ascii="Calibri" w:hAnsi="Calibri"/>
-          <w:b w:val="0"/>
-          <w:sz w:val="22"/>
-        </w:rPr>
-        <w:t xml:space="preserve"> cut my boilerplate coding by roughly 35%, and self-healing locators reduced flaky overnight runs by 40%.</w:t>
+          <w:b w:val="0"/>
+          <w:bCs w:val="0"/>
+          <w:rFonts w:ascii="Calibri" w:hAnsi="Calibri" w:cs="Calibri"/>
+          <w:sz w:val="22"/>
+          <w:szCs w:val="22"/>
+        </w:rPr>
+        <w:t xml:space="preserve">Cloud-native testing across </w:t>
+      </w:r>
+      <w:r>
+        <w:rPr>
+          <w:b/>
+          <w:bCs/>
+          <w:rFonts w:ascii="Calibri" w:hAnsi="Calibri" w:cs="Calibri"/>
+          <w:sz w:val="22"/>
+          <w:szCs w:val="22"/>
+        </w:rPr>
+        <w:t>AWS Lambda</w:t>
+      </w:r>
+      <w:r>
+        <w:rPr>
+          <w:b w:val="0"/>
+          <w:bCs w:val="0"/>
+          <w:rFonts w:ascii="Calibri" w:hAnsi="Calibri" w:cs="Calibri"/>
+          <w:sz w:val="22"/>
+          <w:szCs w:val="22"/>
+        </w:rPr>
+        <w:t xml:space="preserve">, </w:t>
+      </w:r>
+      <w:r>
+        <w:rPr>
+          <w:b/>
+          <w:bCs/>
+          <w:rFonts w:ascii="Calibri" w:hAnsi="Calibri" w:cs="Calibri"/>
+          <w:sz w:val="22"/>
+          <w:szCs w:val="22"/>
+        </w:rPr>
+        <w:t>API Gateway</w:t>
+      </w:r>
+      <w:r>
+        <w:rPr>
+          <w:b w:val="0"/>
+          <w:bCs w:val="0"/>
+          <w:rFonts w:ascii="Calibri" w:hAnsi="Calibri" w:cs="Calibri"/>
+          <w:sz w:val="22"/>
+          <w:szCs w:val="22"/>
+        </w:rPr>
+        <w:t xml:space="preserve">, </w:t>
+      </w:r>
+      <w:r>
+        <w:rPr>
+          <w:b/>
+          <w:bCs/>
+          <w:rFonts w:ascii="Calibri" w:hAnsi="Calibri" w:cs="Calibri"/>
+          <w:sz w:val="22"/>
+          <w:szCs w:val="22"/>
+        </w:rPr>
+        <w:t>S3</w:t>
+      </w:r>
+      <w:r>
+        <w:rPr>
+          <w:b w:val="0"/>
+          <w:bCs w:val="0"/>
+          <w:rFonts w:ascii="Calibri" w:hAnsi="Calibri" w:cs="Calibri"/>
+          <w:sz w:val="22"/>
+          <w:szCs w:val="22"/>
+        </w:rPr>
+        <w:t xml:space="preserve">, </w:t>
+      </w:r>
+      <w:r>
+        <w:rPr>
+          <w:b/>
+          <w:bCs/>
+          <w:rFonts w:ascii="Calibri" w:hAnsi="Calibri" w:cs="Calibri"/>
+          <w:sz w:val="22"/>
+          <w:szCs w:val="22"/>
+        </w:rPr>
+        <w:t>DynamoDB</w:t>
+      </w:r>
+      <w:r>
+        <w:rPr>
+          <w:b w:val="0"/>
+          <w:bCs w:val="0"/>
+          <w:rFonts w:ascii="Calibri" w:hAnsi="Calibri" w:cs="Calibri"/>
+          <w:sz w:val="22"/>
+          <w:szCs w:val="22"/>
+        </w:rPr>
+        <w:t xml:space="preserve">, and </w:t>
+      </w:r>
+      <w:r>
+        <w:rPr>
+          <w:b/>
+          <w:bCs/>
+          <w:rFonts w:ascii="Calibri" w:hAnsi="Calibri" w:cs="Calibri"/>
+          <w:sz w:val="22"/>
+          <w:szCs w:val="22"/>
+        </w:rPr>
+        <w:t>GCP</w:t>
+      </w:r>
+      <w:r>
+        <w:rPr>
+          <w:b w:val="0"/>
+          <w:bCs w:val="0"/>
+          <w:rFonts w:ascii="Calibri" w:hAnsi="Calibri" w:cs="Calibri"/>
+          <w:sz w:val="22"/>
+          <w:szCs w:val="22"/>
+        </w:rPr>
+        <w:t xml:space="preserve"> is a core part of my day-to-day work, not an occasional add-on.</w:t>
       </w:r>
     </w:p>
     <w:p>
@@ -539,43 +573,33 @@
       </w:pPr>
       <w:r>
         <w:rPr>
-          <w:rFonts w:ascii="Calibri" w:hAnsi="Calibri"/>
-          <w:b w:val="0"/>
-          <w:sz w:val="22"/>
-        </w:rPr>
-        <w:t xml:space="preserve">Performance testing with </w:t>
-      </w:r>
-      <w:r>
-        <w:rPr>
-          <w:rFonts w:ascii="Calibri" w:hAnsi="Calibri"/>
-          <w:b/>
-          <w:sz w:val="22"/>
-        </w:rPr>
-        <w:t>JMeter</w:t>
-      </w:r>
-      <w:r>
-        <w:rPr>
-          <w:rFonts w:ascii="Calibri" w:hAnsi="Calibri"/>
-          <w:b w:val="0"/>
-          <w:sz w:val="22"/>
-        </w:rPr>
-        <w:t xml:space="preserve"> and </w:t>
-      </w:r>
-      <w:r>
-        <w:rPr>
-          <w:rFonts w:ascii="Calibri" w:hAnsi="Calibri"/>
-          <w:b/>
-          <w:sz w:val="22"/>
-        </w:rPr>
-        <w:t>LoadRunner</w:t>
-      </w:r>
-      <w:r>
-        <w:rPr>
-          <w:rFonts w:ascii="Calibri" w:hAnsi="Calibri"/>
-          <w:b w:val="0"/>
-          <w:sz w:val="22"/>
-        </w:rPr>
-        <w:t xml:space="preserve"> is something I do hands-on, not delegated — I've identified specific throughput bottlenecks and handed developers data they could act on the same sprint.</w:t>
+          <w:b w:val="0"/>
+          <w:bCs w:val="0"/>
+          <w:rFonts w:ascii="Calibri" w:hAnsi="Calibri" w:cs="Calibri"/>
+          <w:sz w:val="22"/>
+          <w:szCs w:val="22"/>
+        </w:rPr>
+        <w:t xml:space="preserve">Introduced AI-powered </w:t>
+      </w:r>
+      <w:r>
+        <w:rPr>
+          <w:b/>
+          <w:bCs/>
+          <w:rFonts w:ascii="Calibri" w:hAnsi="Calibri" w:cs="Calibri"/>
+          <w:sz w:val="22"/>
+          <w:szCs w:val="22"/>
+        </w:rPr>
+        <w:t>self-healing automation</w:t>
+      </w:r>
+      <w:r>
+        <w:rPr>
+          <w:b w:val="0"/>
+          <w:bCs w:val="0"/>
+          <w:rFonts w:ascii="Calibri" w:hAnsi="Calibri" w:cs="Calibri"/>
+          <w:sz w:val="22"/>
+          <w:szCs w:val="22"/>
+        </w:rPr>
+        <w:t xml:space="preserve"> and generative AI test data tooling that cut flaky test counts by 40% and reduced boilerplate coding effort by roughly 35%.</w:t>
       </w:r>
     </w:p>
     <w:p>
@@ -593,59 +617,53 @@
       </w:pPr>
       <w:r>
         <w:rPr>
-          <w:rFonts w:ascii="Calibri" w:hAnsi="Calibri"/>
-          <w:b w:val="0"/>
-          <w:sz w:val="22"/>
-        </w:rPr>
-        <w:t xml:space="preserve">Mobile automation across iOS and Android using </w:t>
-      </w:r>
-      <w:r>
-        <w:rPr>
-          <w:rFonts w:ascii="Calibri" w:hAnsi="Calibri"/>
-          <w:b/>
-          <w:sz w:val="22"/>
-        </w:rPr>
-        <w:t>Appium</w:t>
-      </w:r>
-      <w:r>
-        <w:rPr>
-          <w:rFonts w:ascii="Calibri" w:hAnsi="Calibri"/>
-          <w:b w:val="0"/>
-          <w:sz w:val="22"/>
-        </w:rPr>
-        <w:t xml:space="preserve">, </w:t>
-      </w:r>
-      <w:r>
-        <w:rPr>
-          <w:rFonts w:ascii="Calibri" w:hAnsi="Calibri"/>
-          <w:b/>
-          <w:sz w:val="22"/>
-        </w:rPr>
-        <w:t>Espresso</w:t>
-      </w:r>
-      <w:r>
-        <w:rPr>
-          <w:rFonts w:ascii="Calibri" w:hAnsi="Calibri"/>
-          <w:b w:val="0"/>
-          <w:sz w:val="22"/>
-        </w:rPr>
-        <w:t xml:space="preserve">, and </w:t>
-      </w:r>
-      <w:r>
-        <w:rPr>
-          <w:rFonts w:ascii="Calibri" w:hAnsi="Calibri"/>
-          <w:b/>
-          <w:sz w:val="22"/>
-        </w:rPr>
-        <w:t>XCUITest</w:t>
-      </w:r>
-      <w:r>
-        <w:rPr>
-          <w:rFonts w:ascii="Calibri" w:hAnsi="Calibri"/>
-          <w:b w:val="0"/>
-          <w:sz w:val="22"/>
-        </w:rPr>
-        <w:t xml:space="preserve"> is part of my delivery toolkit, validated against enterprise device farms and TestFlight beta pipelines.</w:t>
+          <w:b w:val="0"/>
+          <w:bCs w:val="0"/>
+          <w:rFonts w:ascii="Calibri" w:hAnsi="Calibri" w:cs="Calibri"/>
+          <w:sz w:val="22"/>
+          <w:szCs w:val="22"/>
+        </w:rPr>
+        <w:t xml:space="preserve">Performance engineering with </w:t>
+      </w:r>
+      <w:r>
+        <w:rPr>
+          <w:b/>
+          <w:bCs/>
+          <w:rFonts w:ascii="Calibri" w:hAnsi="Calibri" w:cs="Calibri"/>
+          <w:sz w:val="22"/>
+          <w:szCs w:val="22"/>
+        </w:rPr>
+        <w:t>JMeter</w:t>
+      </w:r>
+      <w:r>
+        <w:rPr>
+          <w:b w:val="0"/>
+          <w:bCs w:val="0"/>
+          <w:rFonts w:ascii="Calibri" w:hAnsi="Calibri" w:cs="Calibri"/>
+          <w:sz w:val="22"/>
+          <w:szCs w:val="22"/>
+        </w:rPr>
+        <w:t xml:space="preserve"> and </w:t>
+      </w:r>
+      <w:r>
+        <w:rPr>
+          <w:b/>
+          <w:bCs/>
+          <w:rFonts w:ascii="Calibri" w:hAnsi="Calibri" w:cs="Calibri"/>
+          <w:sz w:val="22"/>
+          <w:szCs w:val="22"/>
+        </w:rPr>
+        <w:t>LoadRunner</w:t>
+      </w:r>
+      <w:r>
+        <w:rPr>
+          <w:b w:val="0"/>
+          <w:bCs w:val="0"/>
+          <w:rFonts w:ascii="Calibri" w:hAnsi="Calibri" w:cs="Calibri"/>
+          <w:sz w:val="22"/>
+          <w:szCs w:val="22"/>
+        </w:rPr>
+        <w:t xml:space="preserve"> has been a consistent thread — I surface latency, throughput, and saturation data before stakeholders even ask for it.</w:t>
       </w:r>
     </w:p>
     <w:p>
@@ -663,39 +681,93 @@
       </w:pPr>
       <w:r>
         <w:rPr>
-          <w:rFonts w:ascii="Calibri" w:hAnsi="Calibri" w:cs="Calibri"/>
-          <w:sz w:val="22"/>
-          <w:szCs w:val="22"/>
-        </w:rPr>
-        <w:t>Led and mentored QA teams across Equifax, UST Global, and Availity — running code reviews, owning hiring decisions, and building cultures where engineers felt ownership over quality.</w:t>
-      </w:r>
-      <w:r>
-        <w:rPr>
-          <w:rFonts w:ascii="Cambria Math" w:hAnsi="Cambria Math" w:cs="Cambria Math"/>
-          <w:sz w:val="22"/>
-          <w:szCs w:val="22"/>
-        </w:rPr>
-      </w:r>
-      <w:r>
-        <w:rPr>
-          <w:rFonts w:ascii="Calibri" w:hAnsi="Calibri" w:cs="Calibri"/>
-          <w:sz w:val="22"/>
-          <w:szCs w:val="22"/>
-        </w:rPr>
-      </w:r>
-      <w:r>
-        <w:rPr>
-          <w:rFonts w:ascii="Cambria Math" w:hAnsi="Cambria Math" w:cs="Cambria Math"/>
-          <w:sz w:val="22"/>
-          <w:szCs w:val="22"/>
-        </w:rPr>
-      </w:r>
-      <w:r>
-        <w:rPr>
-          <w:rFonts w:ascii="Calibri" w:hAnsi="Calibri" w:cs="Calibri"/>
-          <w:sz w:val="22"/>
-          <w:szCs w:val="22"/>
-        </w:rPr>
+          <w:b w:val="0"/>
+          <w:bCs w:val="0"/>
+          <w:rFonts w:ascii="Calibri" w:hAnsi="Calibri" w:cs="Calibri"/>
+          <w:sz w:val="22"/>
+          <w:szCs w:val="22"/>
+        </w:rPr>
+        <w:t xml:space="preserve">Mobile quality across Android and iOS is territory I've owned using </w:t>
+      </w:r>
+      <w:r>
+        <w:rPr>
+          <w:b/>
+          <w:bCs/>
+          <w:rFonts w:ascii="Calibri" w:hAnsi="Calibri" w:cs="Calibri"/>
+          <w:sz w:val="22"/>
+          <w:szCs w:val="22"/>
+        </w:rPr>
+        <w:t>Appium</w:t>
+      </w:r>
+      <w:r>
+        <w:rPr>
+          <w:b w:val="0"/>
+          <w:bCs w:val="0"/>
+          <w:rFonts w:ascii="Calibri" w:hAnsi="Calibri" w:cs="Calibri"/>
+          <w:sz w:val="22"/>
+          <w:szCs w:val="22"/>
+        </w:rPr>
+        <w:t xml:space="preserve">, </w:t>
+      </w:r>
+      <w:r>
+        <w:rPr>
+          <w:b/>
+          <w:bCs/>
+          <w:rFonts w:ascii="Calibri" w:hAnsi="Calibri" w:cs="Calibri"/>
+          <w:sz w:val="22"/>
+          <w:szCs w:val="22"/>
+        </w:rPr>
+        <w:t>Espresso</w:t>
+      </w:r>
+      <w:r>
+        <w:rPr>
+          <w:b w:val="0"/>
+          <w:bCs w:val="0"/>
+          <w:rFonts w:ascii="Calibri" w:hAnsi="Calibri" w:cs="Calibri"/>
+          <w:sz w:val="22"/>
+          <w:szCs w:val="22"/>
+        </w:rPr>
+        <w:t xml:space="preserve">, </w:t>
+      </w:r>
+      <w:r>
+        <w:rPr>
+          <w:b/>
+          <w:bCs/>
+          <w:rFonts w:ascii="Calibri" w:hAnsi="Calibri" w:cs="Calibri"/>
+          <w:sz w:val="22"/>
+          <w:szCs w:val="22"/>
+        </w:rPr>
+        <w:t>XCUITest</w:t>
+      </w:r>
+      <w:r>
+        <w:rPr>
+          <w:b w:val="0"/>
+          <w:bCs w:val="0"/>
+          <w:rFonts w:ascii="Calibri" w:hAnsi="Calibri" w:cs="Calibri"/>
+          <w:sz w:val="22"/>
+          <w:szCs w:val="22"/>
+        </w:rPr>
+        <w:t xml:space="preserve">, and </w:t>
+      </w:r>
+      <w:r>
+        <w:rPr>
+          <w:b/>
+          <w:bCs/>
+          <w:rFonts w:ascii="Calibri" w:hAnsi="Calibri" w:cs="Calibri"/>
+          <w:sz w:val="22"/>
+          <w:szCs w:val="22"/>
+        </w:rPr>
+        <w:t>Perfecto</w:t>
+      </w:r>
+      <w:r>
+        <w:rPr>
+          <w:b w:val="0"/>
+          <w:bCs w:val="0"/>
+          <w:rFonts w:ascii="Calibri" w:hAnsi="Calibri" w:cs="Calibri"/>
+          <w:sz w:val="22"/>
+          <w:szCs w:val="22"/>
+        </w:rPr>
+        <w:t xml:space="preserve"> on enterprise device farms.</w:t>
       </w:r>
     </w:p>
     <w:p>
@@ -713,83 +785,103 @@
       </w:pPr>
       <w:r>
         <w:rPr>
-          <w:rFonts w:ascii="Calibri" w:hAnsi="Calibri"/>
-          <w:b/>
-          <w:sz w:val="22"/>
+          <w:b/>
+          <w:bCs/>
+          <w:rFonts w:ascii="Calibri" w:hAnsi="Calibri" w:cs="Calibri"/>
+          <w:sz w:val="22"/>
+          <w:szCs w:val="22"/>
         </w:rPr>
         <w:t>CI/CD</w:t>
       </w:r>
       <w:r>
         <w:rPr>
-          <w:rFonts w:ascii="Calibri" w:hAnsi="Calibri"/>
-          <w:b w:val="0"/>
-          <w:sz w:val="22"/>
-        </w:rPr>
-        <w:t xml:space="preserve"> pipeline ownership, not just participation: </w:t>
-      </w:r>
-      <w:r>
-        <w:rPr>
-          <w:rFonts w:ascii="Calibri" w:hAnsi="Calibri"/>
-          <w:b/>
-          <w:sz w:val="22"/>
+          <w:b w:val="0"/>
+          <w:bCs w:val="0"/>
+          <w:rFonts w:ascii="Calibri" w:hAnsi="Calibri" w:cs="Calibri"/>
+          <w:sz w:val="22"/>
+          <w:szCs w:val="22"/>
+        </w:rPr>
+        <w:t xml:space="preserve"> pipeline ownership — </w:t>
+      </w:r>
+      <w:r>
+        <w:rPr>
+          <w:b/>
+          <w:bCs/>
+          <w:rFonts w:ascii="Calibri" w:hAnsi="Calibri" w:cs="Calibri"/>
+          <w:sz w:val="22"/>
+          <w:szCs w:val="22"/>
         </w:rPr>
         <w:t>Jenkins</w:t>
       </w:r>
       <w:r>
         <w:rPr>
-          <w:rFonts w:ascii="Calibri" w:hAnsi="Calibri"/>
-          <w:b w:val="0"/>
-          <w:sz w:val="22"/>
+          <w:b w:val="0"/>
+          <w:bCs w:val="0"/>
+          <w:rFonts w:ascii="Calibri" w:hAnsi="Calibri" w:cs="Calibri"/>
+          <w:sz w:val="22"/>
+          <w:szCs w:val="22"/>
         </w:rPr>
         <w:t xml:space="preserve">, </w:t>
       </w:r>
       <w:r>
         <w:rPr>
-          <w:rFonts w:ascii="Calibri" w:hAnsi="Calibri"/>
-          <w:b/>
-          <w:sz w:val="22"/>
+          <w:b/>
+          <w:bCs/>
+          <w:rFonts w:ascii="Calibri" w:hAnsi="Calibri" w:cs="Calibri"/>
+          <w:sz w:val="22"/>
+          <w:szCs w:val="22"/>
         </w:rPr>
         <w:t>GitHub Actions</w:t>
       </w:r>
       <w:r>
         <w:rPr>
-          <w:rFonts w:ascii="Calibri" w:hAnsi="Calibri"/>
-          <w:b w:val="0"/>
-          <w:sz w:val="22"/>
+          <w:b w:val="0"/>
+          <w:bCs w:val="0"/>
+          <w:rFonts w:ascii="Calibri" w:hAnsi="Calibri" w:cs="Calibri"/>
+          <w:sz w:val="22"/>
+          <w:szCs w:val="22"/>
         </w:rPr>
         <w:t xml:space="preserve">, </w:t>
       </w:r>
       <w:r>
         <w:rPr>
-          <w:rFonts w:ascii="Calibri" w:hAnsi="Calibri"/>
-          <w:b/>
-          <w:sz w:val="22"/>
+          <w:b/>
+          <w:bCs/>
+          <w:rFonts w:ascii="Calibri" w:hAnsi="Calibri" w:cs="Calibri"/>
+          <w:sz w:val="22"/>
+          <w:szCs w:val="22"/>
         </w:rPr>
         <w:t>GitLab CI</w:t>
       </w:r>
       <w:r>
         <w:rPr>
-          <w:rFonts w:ascii="Calibri" w:hAnsi="Calibri"/>
-          <w:b w:val="0"/>
-          <w:sz w:val="22"/>
+          <w:b w:val="0"/>
+          <w:bCs w:val="0"/>
+          <w:rFonts w:ascii="Calibri" w:hAnsi="Calibri" w:cs="Calibri"/>
+          <w:sz w:val="22"/>
+          <w:szCs w:val="22"/>
         </w:rPr>
         <w:t xml:space="preserve">, and </w:t>
       </w:r>
       <w:r>
         <w:rPr>
-          <w:rFonts w:ascii="Calibri" w:hAnsi="Calibri"/>
-          <w:b/>
-          <w:sz w:val="22"/>
+          <w:b/>
+          <w:bCs/>
+          <w:rFonts w:ascii="Calibri" w:hAnsi="Calibri" w:cs="Calibri"/>
+          <w:sz w:val="22"/>
+          <w:szCs w:val="22"/>
         </w:rPr>
         <w:t>Azure DevOps</w:t>
       </w:r>
       <w:r>
         <w:rPr>
-          <w:rFonts w:ascii="Calibri" w:hAnsi="Calibri"/>
-          <w:b w:val="0"/>
-          <w:sz w:val="22"/>
-        </w:rPr>
-        <w:t xml:space="preserve"> pipelines I've built trigger regression, smoke, and contract tests automatically on every merge.</w:t>
+          <w:b w:val="0"/>
+          <w:bCs w:val="0"/>
+          <w:rFonts w:ascii="Calibri" w:hAnsi="Calibri" w:cs="Calibri"/>
+          <w:sz w:val="22"/>
+          <w:szCs w:val="22"/>
+        </w:rPr>
+        <w:t xml:space="preserve"> — means quality gates are enforced automatically, not remembered manually before deployment.</w:t>
       </w:r>
     </w:p>
     <w:p>
@@ -807,91 +899,73 @@
       </w:pPr>
       <w:r>
         <w:rPr>
-          <w:rFonts w:ascii="Calibri" w:hAnsi="Calibri"/>
-          <w:b w:val="0"/>
-          <w:sz w:val="22"/>
-        </w:rPr>
-        <w:t xml:space="preserve">Observability tools including </w:t>
-      </w:r>
-      <w:r>
-        <w:rPr>
-          <w:rFonts w:ascii="Calibri" w:hAnsi="Calibri"/>
-          <w:b/>
-          <w:sz w:val="22"/>
+          <w:b w:val="0"/>
+          <w:bCs w:val="0"/>
+          <w:rFonts w:ascii="Calibri" w:hAnsi="Calibri" w:cs="Calibri"/>
+          <w:sz w:val="22"/>
+          <w:szCs w:val="22"/>
+        </w:rPr>
+        <w:t xml:space="preserve">Observability tooling including </w:t>
+      </w:r>
+      <w:r>
+        <w:rPr>
+          <w:b/>
+          <w:bCs/>
+          <w:rFonts w:ascii="Calibri" w:hAnsi="Calibri" w:cs="Calibri"/>
+          <w:sz w:val="22"/>
+          <w:szCs w:val="22"/>
         </w:rPr>
         <w:t>Dynatrace</w:t>
       </w:r>
       <w:r>
         <w:rPr>
-          <w:rFonts w:ascii="Calibri" w:hAnsi="Calibri"/>
-          <w:b w:val="0"/>
-          <w:sz w:val="22"/>
+          <w:b w:val="0"/>
+          <w:bCs w:val="0"/>
+          <w:rFonts w:ascii="Calibri" w:hAnsi="Calibri" w:cs="Calibri"/>
+          <w:sz w:val="22"/>
+          <w:szCs w:val="22"/>
         </w:rPr>
         <w:t xml:space="preserve">, </w:t>
       </w:r>
       <w:r>
         <w:rPr>
-          <w:rFonts w:ascii="Calibri" w:hAnsi="Calibri"/>
-          <w:b/>
-          <w:sz w:val="22"/>
+          <w:b/>
+          <w:bCs/>
+          <w:rFonts w:ascii="Calibri" w:hAnsi="Calibri" w:cs="Calibri"/>
+          <w:sz w:val="22"/>
+          <w:szCs w:val="22"/>
         </w:rPr>
         <w:t>Splunk</w:t>
       </w:r>
       <w:r>
         <w:rPr>
-          <w:rFonts w:ascii="Calibri" w:hAnsi="Calibri"/>
-          <w:b w:val="0"/>
-          <w:sz w:val="22"/>
-        </w:rPr>
-        <w:t xml:space="preserve">, </w:t>
-      </w:r>
-      <w:r>
-        <w:rPr>
-          <w:rFonts w:ascii="Calibri" w:hAnsi="Calibri"/>
-          <w:b/>
-          <w:sz w:val="22"/>
+          <w:b w:val="0"/>
+          <w:bCs w:val="0"/>
+          <w:rFonts w:ascii="Calibri" w:hAnsi="Calibri" w:cs="Calibri"/>
+          <w:sz w:val="22"/>
+          <w:szCs w:val="22"/>
+        </w:rPr>
+        <w:t xml:space="preserve">, and </w:t>
+      </w:r>
+      <w:r>
+        <w:rPr>
+          <w:b/>
+          <w:bCs/>
+          <w:rFonts w:ascii="Calibri" w:hAnsi="Calibri" w:cs="Calibri"/>
+          <w:sz w:val="22"/>
+          <w:szCs w:val="22"/>
         </w:rPr>
         <w:t>ELK Stack</w:t>
       </w:r>
       <w:r>
         <w:rPr>
-          <w:rFonts w:ascii="Calibri" w:hAnsi="Calibri"/>
-          <w:b w:val="0"/>
-          <w:sz w:val="22"/>
-        </w:rPr>
-        <w:t xml:space="preserve">, and </w:t>
-      </w:r>
-      <w:r>
-        <w:rPr>
-          <w:rFonts w:ascii="Calibri" w:hAnsi="Calibri"/>
-          <w:b/>
-          <w:sz w:val="22"/>
-        </w:rPr>
-        <w:t>Prometheus</w:t>
-      </w:r>
-      <w:r>
-        <w:rPr>
-          <w:rFonts w:ascii="Calibri" w:hAnsi="Calibri"/>
-          <w:b w:val="0"/>
-          <w:sz w:val="22"/>
-        </w:rPr>
-        <w:t>-</w:t>
-      </w:r>
-      <w:r>
-        <w:rPr>
-          <w:rFonts w:ascii="Calibri" w:hAnsi="Calibri"/>
-          <w:b/>
-          <w:sz w:val="22"/>
-        </w:rPr>
-        <w:t>Grafana</w:t>
-      </w:r>
-      <w:r>
-        <w:rPr>
-          <w:rFonts w:ascii="Calibri" w:hAnsi="Calibri"/>
-          <w:b w:val="0"/>
-          <w:sz w:val="22"/>
-        </w:rPr>
-        <w:t xml:space="preserve"> dashboards help me trace failures to root cause before developers even open a ticket.</w:t>
+          <w:b w:val="0"/>
+          <w:bCs w:val="0"/>
+          <w:rFonts w:ascii="Calibri" w:hAnsi="Calibri" w:cs="Calibri"/>
+          <w:sz w:val="22"/>
+          <w:szCs w:val="22"/>
+        </w:rPr>
+        <w:t xml:space="preserve"> is how I shorten the gap between a production anomaly and a root cause.</w:t>
       </w:r>
     </w:p>
     <w:p>
@@ -909,83 +983,11 @@
       </w:pPr>
       <w:r>
         <w:rPr>
-          <w:rFonts w:ascii="Calibri" w:hAnsi="Calibri"/>
-          <w:b/>
-          <w:sz w:val="22"/>
-        </w:rPr>
-        <w:t>BDD</w:t>
-      </w:r>
-      <w:r>
-        <w:rPr>
-          <w:rFonts w:ascii="Calibri" w:hAnsi="Calibri"/>
-          <w:b w:val="0"/>
-          <w:sz w:val="22"/>
-        </w:rPr>
-        <w:t xml:space="preserve"> frameworks — </w:t>
-      </w:r>
-      <w:r>
-        <w:rPr>
-          <w:rFonts w:ascii="Calibri" w:hAnsi="Calibri"/>
-          <w:b/>
-          <w:sz w:val="22"/>
-        </w:rPr>
-        <w:t>Cucumber</w:t>
-      </w:r>
-      <w:r>
-        <w:rPr>
-          <w:rFonts w:ascii="Calibri" w:hAnsi="Calibri"/>
-          <w:b w:val="0"/>
-          <w:sz w:val="22"/>
-        </w:rPr>
-        <w:t xml:space="preserve"> with </w:t>
-      </w:r>
-      <w:r>
-        <w:rPr>
-          <w:rFonts w:ascii="Calibri" w:hAnsi="Calibri"/>
-          <w:b/>
-          <w:sz w:val="22"/>
-        </w:rPr>
-        <w:t>Gherkin</w:t>
-      </w:r>
-      <w:r>
-        <w:rPr>
-          <w:rFonts w:ascii="Calibri" w:hAnsi="Calibri"/>
-          <w:b w:val="0"/>
-          <w:sz w:val="22"/>
-        </w:rPr>
-        <w:t xml:space="preserve">, </w:t>
-      </w:r>
-      <w:r>
-        <w:rPr>
-          <w:rFonts w:ascii="Calibri" w:hAnsi="Calibri"/>
-          <w:b/>
-          <w:sz w:val="22"/>
-        </w:rPr>
-        <w:t>Spock</w:t>
-      </w:r>
-      <w:r>
-        <w:rPr>
-          <w:rFonts w:ascii="Calibri" w:hAnsi="Calibri"/>
-          <w:b w:val="0"/>
-          <w:sz w:val="22"/>
-        </w:rPr>
-        <w:t xml:space="preserve">, and </w:t>
-      </w:r>
-      <w:r>
-        <w:rPr>
-          <w:rFonts w:ascii="Calibri" w:hAnsi="Calibri"/>
-          <w:b/>
-          <w:sz w:val="22"/>
-        </w:rPr>
-        <w:t>Gauge</w:t>
-      </w:r>
-      <w:r>
-        <w:rPr>
-          <w:rFonts w:ascii="Calibri" w:hAnsi="Calibri"/>
-          <w:b w:val="0"/>
-          <w:sz w:val="22"/>
-        </w:rPr>
-        <w:t xml:space="preserve"> — let me write test scenarios product owners can read and engineers can execute, closing the gap between requirements and coverage.</w:t>
+          <w:rFonts w:ascii="Calibri" w:hAnsi="Calibri" w:cs="Calibri"/>
+          <w:sz w:val="22"/>
+          <w:szCs w:val="22"/>
+        </w:rPr>
+        <w:t>Led and mentored distributed QA teams across onsite and offshore locations, running code reviews and building cultures where engineers own quality rather than just execute cases.</w:t>
       </w:r>
     </w:p>
     <w:p>
@@ -1003,75 +1005,91 @@
       </w:pPr>
       <w:r>
         <w:rPr>
-          <w:rFonts w:ascii="Arial" w:hAnsi="Arial"/>
-          <w:b w:val="0"/>
+          <w:b/>
+          <w:bCs/>
+          <w:rFonts w:ascii="Arial" w:eastAsia="Arial" w:hAnsi="Arial" w:cs="Arial"/>
+          <w:color w:val="000000"/>
           <w:sz w:val="20"/>
-        </w:rPr>
-        <w:t xml:space="preserve">Database validation is part of every release I own: complex </w:t>
-      </w:r>
-      <w:r>
-        <w:rPr>
-          <w:rFonts w:ascii="Arial" w:hAnsi="Arial"/>
-          <w:b/>
+          <w:szCs w:val="20"/>
+        </w:rPr>
+        <w:t>BDD</w:t>
+      </w:r>
+      <w:r>
+        <w:rPr>
+          <w:b w:val="0"/>
+          <w:bCs w:val="0"/>
+          <w:rFonts w:ascii="Arial" w:eastAsia="Arial" w:hAnsi="Arial" w:cs="Arial"/>
+          <w:color w:val="000000"/>
           <w:sz w:val="20"/>
-        </w:rPr>
-        <w:t>SQL</w:t>
-      </w:r>
-      <w:r>
-        <w:rPr>
-          <w:rFonts w:ascii="Arial" w:hAnsi="Arial"/>
-          <w:b w:val="0"/>
+          <w:szCs w:val="20"/>
+        </w:rPr>
+        <w:t xml:space="preserve"> frameworks built with </w:t>
+      </w:r>
+      <w:r>
+        <w:rPr>
+          <w:b/>
+          <w:bCs/>
+          <w:rFonts w:ascii="Arial" w:eastAsia="Arial" w:hAnsi="Arial" w:cs="Arial"/>
+          <w:color w:val="000000"/>
           <w:sz w:val="20"/>
-        </w:rPr>
-        <w:t xml:space="preserve"> queries against </w:t>
-      </w:r>
-      <w:r>
-        <w:rPr>
-          <w:rFonts w:ascii="Arial" w:hAnsi="Arial"/>
-          <w:b/>
+          <w:szCs w:val="20"/>
+        </w:rPr>
+        <w:t>Cucumber</w:t>
+      </w:r>
+      <w:r>
+        <w:rPr>
+          <w:b w:val="0"/>
+          <w:bCs w:val="0"/>
+          <w:rFonts w:ascii="Arial" w:eastAsia="Arial" w:hAnsi="Arial" w:cs="Arial"/>
+          <w:color w:val="000000"/>
           <w:sz w:val="20"/>
-        </w:rPr>
-        <w:t>Oracle</w:t>
-      </w:r>
-      <w:r>
-        <w:rPr>
-          <w:rFonts w:ascii="Arial" w:hAnsi="Arial"/>
-          <w:b w:val="0"/>
+          <w:szCs w:val="20"/>
+        </w:rPr>
+        <w:t xml:space="preserve">, </w:t>
+      </w:r>
+      <w:r>
+        <w:rPr>
+          <w:b/>
+          <w:bCs/>
+          <w:rFonts w:ascii="Arial" w:eastAsia="Arial" w:hAnsi="Arial" w:cs="Arial"/>
+          <w:color w:val="000000"/>
           <w:sz w:val="20"/>
-        </w:rPr>
-        <w:t xml:space="preserve">, </w:t>
-      </w:r>
-      <w:r>
-        <w:rPr>
-          <w:rFonts w:ascii="Arial" w:hAnsi="Arial"/>
-          <w:b/>
+          <w:szCs w:val="20"/>
+        </w:rPr>
+        <w:t>Gauge</w:t>
+      </w:r>
+      <w:r>
+        <w:rPr>
+          <w:b w:val="0"/>
+          <w:bCs w:val="0"/>
+          <w:rFonts w:ascii="Arial" w:eastAsia="Arial" w:hAnsi="Arial" w:cs="Arial"/>
+          <w:color w:val="000000"/>
           <w:sz w:val="20"/>
-        </w:rPr>
-        <w:t>PostgreSQL</w:t>
-      </w:r>
-      <w:r>
-        <w:rPr>
-          <w:rFonts w:ascii="Arial" w:hAnsi="Arial"/>
-          <w:b w:val="0"/>
+          <w:szCs w:val="20"/>
+        </w:rPr>
+        <w:t xml:space="preserve">, and </w:t>
+      </w:r>
+      <w:r>
+        <w:rPr>
+          <w:b/>
+          <w:bCs/>
+          <w:rFonts w:ascii="Arial" w:eastAsia="Arial" w:hAnsi="Arial" w:cs="Arial"/>
+          <w:color w:val="000000"/>
           <w:sz w:val="20"/>
-        </w:rPr>
-        <w:t xml:space="preserve">, and </w:t>
-      </w:r>
-      <w:r>
-        <w:rPr>
-          <w:rFonts w:ascii="Arial" w:hAnsi="Arial"/>
-          <w:b/>
+          <w:szCs w:val="20"/>
+        </w:rPr>
+        <w:t>Spock</w:t>
+      </w:r>
+      <w:r>
+        <w:rPr>
+          <w:b w:val="0"/>
+          <w:bCs w:val="0"/>
+          <w:rFonts w:ascii="Arial" w:eastAsia="Arial" w:hAnsi="Arial" w:cs="Arial"/>
+          <w:color w:val="000000"/>
           <w:sz w:val="20"/>
-        </w:rPr>
-        <w:t>MySQL</w:t>
-      </w:r>
-      <w:r>
-        <w:rPr>
-          <w:rFonts w:ascii="Arial" w:hAnsi="Arial"/>
-          <w:b w:val="0"/>
-          <w:sz w:val="20"/>
-        </w:rPr>
-        <w:t xml:space="preserve"> catch data-integrity defects that API tests routinely miss.</w:t>
+          <w:szCs w:val="20"/>
+        </w:rPr>
+        <w:t xml:space="preserve"> make test scenarios legible to product owners, not just the engineers who wrote them.</w:t>
       </w:r>
     </w:p>
     <w:p>
@@ -1089,35 +1107,102 @@
       </w:pPr>
       <w:r>
         <w:rPr>
-          <w:rFonts w:ascii="Arial" w:hAnsi="Arial"/>
-          <w:b/>
+          <w:b w:val="0"/>
+          <w:bCs w:val="0"/>
+          <w:rFonts w:ascii="Arial" w:eastAsia="Arial" w:hAnsi="Arial" w:cs="Arial"/>
+          <w:color w:val="000000"/>
           <w:sz w:val="20"/>
-        </w:rPr>
-        <w:t>Salesforce</w:t>
-      </w:r>
-      <w:r>
-        <w:rPr>
-          <w:rFonts w:ascii="Arial" w:hAnsi="Arial"/>
-          <w:b w:val="0"/>
+          <w:szCs w:val="20"/>
+        </w:rPr>
+        <w:t xml:space="preserve">Database validation across </w:t>
+      </w:r>
+      <w:r>
+        <w:rPr>
+          <w:b/>
+          <w:bCs/>
+          <w:rFonts w:ascii="Arial" w:eastAsia="Arial" w:hAnsi="Arial" w:cs="Arial"/>
+          <w:color w:val="000000"/>
           <w:sz w:val="20"/>
-        </w:rPr>
-        <w:t xml:space="preserve"> Sales Cloud and </w:t>
-      </w:r>
-      <w:r>
-        <w:rPr>
-          <w:rFonts w:ascii="Arial" w:hAnsi="Arial"/>
-          <w:b/>
+          <w:szCs w:val="20"/>
+        </w:rPr>
+        <w:t>Oracle</w:t>
+      </w:r>
+      <w:r>
+        <w:rPr>
+          <w:b w:val="0"/>
+          <w:bCs w:val="0"/>
+          <w:rFonts w:ascii="Arial" w:eastAsia="Arial" w:hAnsi="Arial" w:cs="Arial"/>
+          <w:color w:val="000000"/>
           <w:sz w:val="20"/>
-        </w:rPr>
-        <w:t>Service Cloud</w:t>
-      </w:r>
-      <w:r>
-        <w:rPr>
-          <w:rFonts w:ascii="Arial" w:hAnsi="Arial"/>
-          <w:b w:val="0"/>
+          <w:szCs w:val="20"/>
+        </w:rPr>
+        <w:t xml:space="preserve">, </w:t>
+      </w:r>
+      <w:r>
+        <w:rPr>
+          <w:b/>
+          <w:bCs/>
+          <w:rFonts w:ascii="Arial" w:eastAsia="Arial" w:hAnsi="Arial" w:cs="Arial"/>
+          <w:color w:val="000000"/>
           <w:sz w:val="20"/>
-        </w:rPr>
-        <w:t xml:space="preserve"> testing, including Lightning component validation, adds a CRM dimension to a toolkit that already spans web, API, mobile, and data.</w:t>
+          <w:szCs w:val="20"/>
+        </w:rPr>
+        <w:t>PostgreSQL</w:t>
+      </w:r>
+      <w:r>
+        <w:rPr>
+          <w:b w:val="0"/>
+          <w:bCs w:val="0"/>
+          <w:rFonts w:ascii="Arial" w:eastAsia="Arial" w:hAnsi="Arial" w:cs="Arial"/>
+          <w:color w:val="000000"/>
+          <w:sz w:val="20"/>
+          <w:szCs w:val="20"/>
+        </w:rPr>
+        <w:t xml:space="preserve">, </w:t>
+      </w:r>
+      <w:r>
+        <w:rPr>
+          <w:b/>
+          <w:bCs/>
+          <w:rFonts w:ascii="Arial" w:eastAsia="Arial" w:hAnsi="Arial" w:cs="Arial"/>
+          <w:color w:val="000000"/>
+          <w:sz w:val="20"/>
+          <w:szCs w:val="20"/>
+        </w:rPr>
+        <w:t>MySQL</w:t>
+      </w:r>
+      <w:r>
+        <w:rPr>
+          <w:b w:val="0"/>
+          <w:bCs w:val="0"/>
+          <w:rFonts w:ascii="Arial" w:eastAsia="Arial" w:hAnsi="Arial" w:cs="Arial"/>
+          <w:color w:val="000000"/>
+          <w:sz w:val="20"/>
+          <w:szCs w:val="20"/>
+        </w:rPr>
+        <w:t xml:space="preserve">, and </w:t>
+      </w:r>
+      <w:r>
+        <w:rPr>
+          <w:b/>
+          <w:bCs/>
+          <w:rFonts w:ascii="Arial" w:eastAsia="Arial" w:hAnsi="Arial" w:cs="Arial"/>
+          <w:color w:val="000000"/>
+          <w:sz w:val="20"/>
+          <w:szCs w:val="20"/>
+        </w:rPr>
+        <w:t>MongoDB</w:t>
+      </w:r>
+      <w:r>
+        <w:rPr>
+          <w:b w:val="0"/>
+          <w:bCs w:val="0"/>
+          <w:rFonts w:ascii="Arial" w:eastAsia="Arial" w:hAnsi="Arial" w:cs="Arial"/>
+          <w:color w:val="000000"/>
+          <w:sz w:val="20"/>
+          <w:szCs w:val="20"/>
+        </w:rPr>
+        <w:t xml:space="preserve"> is routine — data integrity is a layer of quality most automation suites quietly skip.</w:t>
       </w:r>
     </w:p>
     <w:p>
@@ -1135,59 +1220,43 @@
       </w:pPr>
       <w:r>
         <w:rPr>
-          <w:rFonts w:ascii="Calibri" w:hAnsi="Calibri"/>
-          <w:b w:val="0"/>
-          <w:sz w:val="22"/>
-        </w:rPr>
-        <w:t xml:space="preserve">Full defect lifecycle ownership — </w:t>
-      </w:r>
-      <w:r>
-        <w:rPr>
-          <w:rFonts w:ascii="Calibri" w:hAnsi="Calibri"/>
-          <w:b/>
-          <w:sz w:val="22"/>
-        </w:rPr>
-        <w:t>JIRA</w:t>
-      </w:r>
-      <w:r>
-        <w:rPr>
-          <w:rFonts w:ascii="Calibri" w:hAnsi="Calibri"/>
-          <w:b w:val="0"/>
-          <w:sz w:val="22"/>
-        </w:rPr>
-        <w:t xml:space="preserve">, </w:t>
-      </w:r>
-      <w:r>
-        <w:rPr>
-          <w:rFonts w:ascii="Calibri" w:hAnsi="Calibri"/>
-          <w:b/>
-          <w:sz w:val="22"/>
-        </w:rPr>
-        <w:t>X-Ray</w:t>
-      </w:r>
-      <w:r>
-        <w:rPr>
-          <w:rFonts w:ascii="Calibri" w:hAnsi="Calibri"/>
-          <w:b w:val="0"/>
-          <w:sz w:val="22"/>
-        </w:rPr>
-        <w:t xml:space="preserve">, and </w:t>
-      </w:r>
-      <w:r>
-        <w:rPr>
-          <w:rFonts w:ascii="Calibri" w:hAnsi="Calibri"/>
-          <w:b/>
-          <w:sz w:val="22"/>
-        </w:rPr>
-        <w:t>Confluence</w:t>
-      </w:r>
-      <w:r>
-        <w:rPr>
-          <w:rFonts w:ascii="Calibri" w:hAnsi="Calibri"/>
-          <w:b w:val="0"/>
-          <w:sz w:val="22"/>
-        </w:rPr>
-        <w:t xml:space="preserve"> traceability from requirement to test case to closed defect — means audits are straightforward rather than stressful.</w:t>
+          <w:b/>
+          <w:bCs/>
+          <w:rFonts w:ascii="Calibri" w:hAnsi="Calibri" w:cs="Calibri"/>
+          <w:sz w:val="22"/>
+          <w:szCs w:val="22"/>
+        </w:rPr>
+        <w:t>Salesforce</w:t>
+      </w:r>
+      <w:r>
+        <w:rPr>
+          <w:b w:val="0"/>
+          <w:bCs w:val="0"/>
+          <w:rFonts w:ascii="Calibri" w:hAnsi="Calibri" w:cs="Calibri"/>
+          <w:sz w:val="22"/>
+          <w:szCs w:val="22"/>
+        </w:rPr>
+        <w:t xml:space="preserve"> Sales Cloud and </w:t>
+      </w:r>
+      <w:r>
+        <w:rPr>
+          <w:b/>
+          <w:bCs/>
+          <w:rFonts w:ascii="Calibri" w:hAnsi="Calibri" w:cs="Calibri"/>
+          <w:sz w:val="22"/>
+          <w:szCs w:val="22"/>
+        </w:rPr>
+        <w:t>Service Cloud</w:t>
+      </w:r>
+      <w:r>
+        <w:rPr>
+          <w:b w:val="0"/>
+          <w:bCs w:val="0"/>
+          <w:rFonts w:ascii="Calibri" w:hAnsi="Calibri" w:cs="Calibri"/>
+          <w:sz w:val="22"/>
+          <w:szCs w:val="22"/>
+        </w:rPr>
+        <w:t xml:space="preserve"> testing is part of my enterprise toolkit, including Lightning component validation and CRM workflow verification.</w:t>
       </w:r>
     </w:p>
     <w:p>
@@ -1210,7 +1279,7 @@
           <w:szCs w:val="22"/>
           <w:lang w:val="en"/>
         </w:rPr>
-        <w:t>What sets this work apart is the combination: architectural thinking at the framework level, hands-on coding every day, and the leadership to build teams that sustain quality after I move on.</w:t>
+        <w:t>What sets this work apart is the combination of architectural instinct, hands-on coding depth, and the ability to translate quality metrics into language that drives executive decisions.</w:t>
       </w:r>
       <w:r>
         <w:rPr>
@@ -1267,19 +1336,23 @@
       </w:pPr>
       <w:r>
         <w:rPr>
-          <w:rFonts w:ascii="Calibri" w:hAnsi="Calibri"/>
-          <w:b/>
-          <w:sz w:val="22"/>
+          <w:b/>
+          <w:bCs/>
+          <w:rFonts w:ascii="Calibri" w:hAnsi="Calibri" w:cs="Calibri"/>
+          <w:sz w:val="22"/>
+          <w:szCs w:val="22"/>
         </w:rPr>
         <w:t>Languages:</w:t>
       </w:r>
       <w:r>
         <w:rPr>
-          <w:rFonts w:ascii="Calibri" w:hAnsi="Calibri"/>
-          <w:b w:val="0"/>
-          <w:sz w:val="22"/>
-        </w:rPr>
-        <w:t xml:space="preserve"> Java, JavaScript, TypeScript, Python, Ruby, Groovy, Go, C# (.NET), NodeJS</w:t>
+          <w:b w:val="0"/>
+          <w:bCs w:val="0"/>
+          <w:rFonts w:ascii="Calibri" w:hAnsi="Calibri" w:cs="Calibri"/>
+          <w:sz w:val="22"/>
+          <w:szCs w:val="22"/>
+        </w:rPr>
+        <w:t xml:space="preserve"> Java, TypeScript, JavaScript, Python, Go, Ruby, Groovy, C# (.NET), NodeJS</w:t>
       </w:r>
     </w:p>
     <w:p>
@@ -1295,24 +1368,28 @@
           <w:szCs w:val="22"/>
         </w:rPr>
       </w:pPr>
+      <w:r>
+        <w:rPr>
+          <w:b/>
+          <w:bCs/>
+          <w:rFonts w:ascii="Calibri" w:hAnsi="Calibri" w:cs="Calibri"/>
+          <w:sz w:val="22"/>
+          <w:szCs w:val="22"/>
+        </w:rPr>
+        <w:t>UI Automation:</w:t>
+      </w:r>
+      <w:r>
+        <w:rPr>
+          <w:b w:val="0"/>
+          <w:bCs w:val="0"/>
+          <w:rFonts w:ascii="Calibri" w:hAnsi="Calibri" w:cs="Calibri"/>
+          <w:sz w:val="22"/>
+          <w:szCs w:val="22"/>
+        </w:rPr>
+        <w:t xml:space="preserve"> Playwright, Selenium WebDriver, Cypress, Appium, Perfecto, WebDriverIO</w:t>
+      </w:r>
       <w:proofErr w:type="spellStart"/>
       <w:proofErr w:type="spellEnd"/>
-      <w:r>
-        <w:rPr>
-          <w:rFonts w:ascii="Calibri" w:hAnsi="Calibri"/>
-          <w:b/>
-          <w:sz w:val="22"/>
-        </w:rPr>
-        <w:t>UI Automation:</w:t>
-      </w:r>
-      <w:r>
-        <w:rPr>
-          <w:rFonts w:ascii="Calibri" w:hAnsi="Calibri"/>
-          <w:b w:val="0"/>
-          <w:sz w:val="22"/>
-        </w:rPr>
-        <w:t xml:space="preserve"> Playwright, Selenium WebDriver, Cypress, Appium, WebDriverIO, Perfecto</w:t>
-      </w:r>
     </w:p>
     <w:p>
       <w:pPr>
@@ -1327,24 +1404,28 @@
           <w:szCs w:val="22"/>
         </w:rPr>
       </w:pPr>
+      <w:r>
+        <w:rPr>
+          <w:b/>
+          <w:bCs/>
+          <w:rFonts w:ascii="Calibri" w:hAnsi="Calibri" w:cs="Calibri"/>
+          <w:sz w:val="22"/>
+          <w:szCs w:val="22"/>
+        </w:rPr>
+        <w:t>API &amp; Performance:</w:t>
+      </w:r>
+      <w:r>
+        <w:rPr>
+          <w:b w:val="0"/>
+          <w:bCs w:val="0"/>
+          <w:rFonts w:ascii="Calibri" w:hAnsi="Calibri" w:cs="Calibri"/>
+          <w:sz w:val="22"/>
+          <w:szCs w:val="22"/>
+        </w:rPr>
+        <w:t xml:space="preserve"> REST Assured, Karate, Postman, JMeter, LoadRunner, Bruno, Insomnia, gRPC UI</w:t>
+      </w:r>
       <w:proofErr w:type="spellStart"/>
       <w:proofErr w:type="spellEnd"/>
-      <w:r>
-        <w:rPr>
-          <w:rFonts w:ascii="Calibri" w:hAnsi="Calibri"/>
-          <w:b/>
-          <w:sz w:val="22"/>
-        </w:rPr>
-        <w:t>API &amp; Performance:</w:t>
-      </w:r>
-      <w:r>
-        <w:rPr>
-          <w:rFonts w:ascii="Calibri" w:hAnsi="Calibri"/>
-          <w:b w:val="0"/>
-          <w:sz w:val="22"/>
-        </w:rPr>
-        <w:t xml:space="preserve"> REST Assured, Karate, Postman, Bruno, Insomnia, JMeter, LoadRunner, gRPC UI</w:t>
-      </w:r>
     </w:p>
     <w:p>
       <w:pPr>
@@ -1361,19 +1442,23 @@
       </w:pPr>
       <w:r>
         <w:rPr>
-          <w:rFonts w:ascii="Calibri" w:hAnsi="Calibri"/>
-          <w:b/>
-          <w:sz w:val="22"/>
+          <w:b/>
+          <w:bCs/>
+          <w:rFonts w:ascii="Calibri" w:hAnsi="Calibri" w:cs="Calibri"/>
+          <w:sz w:val="22"/>
+          <w:szCs w:val="22"/>
         </w:rPr>
         <w:t>Test Frameworks:</w:t>
       </w:r>
       <w:r>
         <w:rPr>
-          <w:rFonts w:ascii="Calibri" w:hAnsi="Calibri"/>
-          <w:b w:val="0"/>
-          <w:sz w:val="22"/>
-        </w:rPr>
-        <w:t xml:space="preserve"> Cucumber (Gherkin), TestNG, JUnit, Spock, Mocha, Gauge, Robot Framework</w:t>
+          <w:b w:val="0"/>
+          <w:bCs w:val="0"/>
+          <w:rFonts w:ascii="Calibri" w:hAnsi="Calibri" w:cs="Calibri"/>
+          <w:sz w:val="22"/>
+          <w:szCs w:val="22"/>
+        </w:rPr>
+        <w:t xml:space="preserve"> TestNG, JUnit, Cucumber (Gherkin), Spock, Mocha, Gauge, Robot Framework</w:t>
       </w:r>
     </w:p>
     <w:p>
@@ -1391,17 +1476,21 @@
       </w:pPr>
       <w:r>
         <w:rPr>
-          <w:rFonts w:ascii="Calibri" w:hAnsi="Calibri"/>
-          <w:b/>
-          <w:sz w:val="22"/>
+          <w:b/>
+          <w:bCs/>
+          <w:rFonts w:ascii="Calibri" w:hAnsi="Calibri" w:cs="Calibri"/>
+          <w:sz w:val="22"/>
+          <w:szCs w:val="22"/>
         </w:rPr>
         <w:t>CI/CD &amp; Build:</w:t>
       </w:r>
       <w:r>
         <w:rPr>
-          <w:rFonts w:ascii="Calibri" w:hAnsi="Calibri"/>
-          <w:b w:val="0"/>
-          <w:sz w:val="22"/>
+          <w:b w:val="0"/>
+          <w:bCs w:val="0"/>
+          <w:rFonts w:ascii="Calibri" w:hAnsi="Calibri" w:cs="Calibri"/>
+          <w:sz w:val="22"/>
+          <w:szCs w:val="22"/>
         </w:rPr>
         <w:t xml:space="preserve"> Jenkins, GitHub Actions, GitLab CI, Azure DevOps, Maven, Gradle, Docker, Kubernetes</w:t>
       </w:r>
@@ -1421,19 +1510,23 @@
       </w:pPr>
       <w:r>
         <w:rPr>
-          <w:rFonts w:ascii="Calibri" w:hAnsi="Calibri"/>
-          <w:b/>
-          <w:sz w:val="22"/>
+          <w:b/>
+          <w:bCs/>
+          <w:rFonts w:ascii="Calibri" w:hAnsi="Calibri" w:cs="Calibri"/>
+          <w:sz w:val="22"/>
+          <w:szCs w:val="22"/>
         </w:rPr>
         <w:t>Cloud:</w:t>
       </w:r>
       <w:r>
         <w:rPr>
-          <w:rFonts w:ascii="Calibri" w:hAnsi="Calibri"/>
-          <w:b w:val="0"/>
-          <w:sz w:val="22"/>
-        </w:rPr>
-        <w:t xml:space="preserve"> AWS (Lambda, API Gateway, S3, CloudWatch, DynamoDB), GCP, Azure (AKS, Functions, App Service)</w:t>
+          <w:b w:val="0"/>
+          <w:bCs w:val="0"/>
+          <w:rFonts w:ascii="Calibri" w:hAnsi="Calibri" w:cs="Calibri"/>
+          <w:sz w:val="22"/>
+          <w:szCs w:val="22"/>
+        </w:rPr>
+        <w:t xml:space="preserve"> AWS (Lambda, API Gateway, S3, DynamoDB, CloudWatch, CodeCommit), GCP, Azure (AKS, Functions)</w:t>
       </w:r>
     </w:p>
     <w:p>
@@ -1451,19 +1544,23 @@
       </w:pPr>
       <w:r>
         <w:rPr>
-          <w:rFonts w:ascii="Calibri" w:hAnsi="Calibri"/>
-          <w:b/>
-          <w:sz w:val="22"/>
+          <w:b/>
+          <w:bCs/>
+          <w:rFonts w:ascii="Calibri" w:hAnsi="Calibri" w:cs="Calibri"/>
+          <w:sz w:val="22"/>
+          <w:szCs w:val="22"/>
         </w:rPr>
         <w:t>AI in QA:</w:t>
       </w:r>
       <w:r>
         <w:rPr>
-          <w:rFonts w:ascii="Calibri" w:hAnsi="Calibri"/>
-          <w:b w:val="0"/>
-          <w:sz w:val="22"/>
-        </w:rPr>
-        <w:t xml:space="preserve"> Self-healing automation, GitHub Copilot, Claude, ChatGPT, AI test generation, ML anomaly detection</w:t>
+          <w:b w:val="0"/>
+          <w:bCs w:val="0"/>
+          <w:rFonts w:ascii="Calibri" w:hAnsi="Calibri" w:cs="Calibri"/>
+          <w:sz w:val="22"/>
+          <w:szCs w:val="22"/>
+        </w:rPr>
+        <w:t xml:space="preserve"> Self-healing automation, AI-driven test generation, generative AI for test data, ML anomaly detection</w:t>
       </w:r>
     </w:p>
     <w:p>
@@ -1481,17 +1578,21 @@
       </w:pPr>
       <w:r>
         <w:rPr>
-          <w:rFonts w:ascii="Calibri" w:hAnsi="Calibri"/>
-          <w:b/>
-          <w:sz w:val="22"/>
+          <w:b/>
+          <w:bCs/>
+          <w:rFonts w:ascii="Calibri" w:hAnsi="Calibri" w:cs="Calibri"/>
+          <w:sz w:val="22"/>
+          <w:szCs w:val="22"/>
         </w:rPr>
         <w:t>Monitoring:</w:t>
       </w:r>
       <w:r>
         <w:rPr>
-          <w:rFonts w:ascii="Calibri" w:hAnsi="Calibri"/>
-          <w:b w:val="0"/>
-          <w:sz w:val="22"/>
+          <w:b w:val="0"/>
+          <w:bCs w:val="0"/>
+          <w:rFonts w:ascii="Calibri" w:hAnsi="Calibri" w:cs="Calibri"/>
+          <w:sz w:val="22"/>
+          <w:szCs w:val="22"/>
         </w:rPr>
         <w:t xml:space="preserve"> Dynatrace, Splunk, ELK Stack, Prometheus, Grafana, CloudWatch</w:t>
       </w:r>
@@ -1511,17 +1612,21 @@
       </w:pPr>
       <w:r>
         <w:rPr>
-          <w:rFonts w:ascii="Calibri" w:hAnsi="Calibri"/>
-          <w:b/>
-          <w:sz w:val="22"/>
+          <w:b/>
+          <w:bCs/>
+          <w:rFonts w:ascii="Calibri" w:hAnsi="Calibri" w:cs="Calibri"/>
+          <w:sz w:val="22"/>
+          <w:szCs w:val="22"/>
         </w:rPr>
         <w:t>Databases:</w:t>
       </w:r>
       <w:r>
         <w:rPr>
-          <w:rFonts w:ascii="Calibri" w:hAnsi="Calibri"/>
-          <w:b w:val="0"/>
-          <w:sz w:val="22"/>
+          <w:b w:val="0"/>
+          <w:bCs w:val="0"/>
+          <w:rFonts w:ascii="Calibri" w:hAnsi="Calibri" w:cs="Calibri"/>
+          <w:sz w:val="22"/>
+          <w:szCs w:val="22"/>
         </w:rPr>
         <w:t xml:space="preserve"> Oracle, PostgreSQL, MySQL, MongoDB, Couchbase</w:t>
       </w:r>
@@ -1541,17 +1646,21 @@
       </w:pPr>
       <w:r>
         <w:rPr>
-          <w:rFonts w:ascii="Calibri" w:hAnsi="Calibri"/>
-          <w:b/>
-          <w:sz w:val="22"/>
+          <w:b/>
+          <w:bCs/>
+          <w:rFonts w:ascii="Calibri" w:hAnsi="Calibri" w:cs="Calibri"/>
+          <w:sz w:val="22"/>
+          <w:szCs w:val="22"/>
         </w:rPr>
         <w:t>CRM Platform:</w:t>
       </w:r>
       <w:r>
         <w:rPr>
-          <w:rFonts w:ascii="Calibri" w:hAnsi="Calibri"/>
-          <w:b w:val="0"/>
-          <w:sz w:val="22"/>
+          <w:b w:val="0"/>
+          <w:bCs w:val="0"/>
+          <w:rFonts w:ascii="Calibri" w:hAnsi="Calibri" w:cs="Calibri"/>
+          <w:sz w:val="22"/>
+          <w:szCs w:val="22"/>
         </w:rPr>
         <w:t xml:space="preserve"> Salesforce (Sales Cloud, Service Cloud, Lightning Components)</w:t>
       </w:r>
@@ -1571,19 +1680,23 @@
       </w:pPr>
       <w:r>
         <w:rPr>
-          <w:rFonts w:ascii="Calibri" w:hAnsi="Calibri"/>
-          <w:b/>
-          <w:sz w:val="22"/>
+          <w:b/>
+          <w:bCs/>
+          <w:rFonts w:ascii="Calibri" w:hAnsi="Calibri" w:cs="Calibri"/>
+          <w:sz w:val="22"/>
+          <w:szCs w:val="22"/>
         </w:rPr>
         <w:t>Tools:</w:t>
       </w:r>
       <w:r>
         <w:rPr>
-          <w:rFonts w:ascii="Calibri" w:hAnsi="Calibri"/>
-          <w:b w:val="0"/>
-          <w:sz w:val="22"/>
-        </w:rPr>
-        <w:t xml:space="preserve"> JIRA, X-Ray, SonarQube, Git, GitHub, GitLab, AWS CodeCommit, IntelliJ IDEA, VS Code</w:t>
+          <w:b w:val="0"/>
+          <w:bCs w:val="0"/>
+          <w:rFonts w:ascii="Calibri" w:hAnsi="Calibri" w:cs="Calibri"/>
+          <w:sz w:val="22"/>
+          <w:szCs w:val="22"/>
+        </w:rPr>
+        <w:t xml:space="preserve"> JIRA, X-Ray, SonarQube, Git, GitHub, GitLab, IntelliJ IDEA, VS Code, Confluence, SVN</w:t>
       </w:r>
     </w:p>
     <w:p>
@@ -1602,19 +1715,25 @@
       </w:pPr>
       <w:r>
         <w:rPr>
-          <w:rFonts w:ascii="Calibri" w:hAnsi="Calibri"/>
-          <w:b/>
-          <w:sz w:val="22"/>
+          <w:b/>
+          <w:bCs/>
+          <w:rFonts w:ascii="Calibri" w:hAnsi="Calibri" w:cs="Calibri"/>
+          <w:sz w:val="22"/>
+          <w:szCs w:val="22"/>
+          <w:lang w:val="fr-FR"/>
         </w:rPr>
         <w:t>Methodologies:</w:t>
       </w:r>
       <w:r>
         <w:rPr>
-          <w:rFonts w:ascii="Calibri" w:hAnsi="Calibri"/>
-          <w:b w:val="0"/>
-          <w:sz w:val="22"/>
-        </w:rPr>
-        <w:t xml:space="preserve"> Agile Scrum, SDLC, STLC, Defect Life Cycle, BDD, DDD, Data-Driven Testing</w:t>
+          <w:b w:val="0"/>
+          <w:bCs w:val="0"/>
+          <w:rFonts w:ascii="Calibri" w:hAnsi="Calibri" w:cs="Calibri"/>
+          <w:sz w:val="22"/>
+          <w:szCs w:val="22"/>
+          <w:lang w:val="fr-FR"/>
+        </w:rPr>
+        <w:t xml:space="preserve"> Agile Scrum, BDD, DDD, Data-Driven Testing, SDLC, STLC, Defect Life Cycle</w:t>
       </w:r>
     </w:p>
     <w:p>
@@ -1759,43 +1878,73 @@
       </w:pPr>
       <w:r>
         <w:rPr>
-          <w:rFonts w:ascii="Calibri" w:hAnsi="Calibri"/>
-          <w:b w:val="0"/>
-          <w:sz w:val="22"/>
+          <w:b w:val="0"/>
+          <w:bCs w:val="0"/>
+          <w:rFonts w:ascii="Calibri" w:hAnsi="Calibri" w:cs="Calibri"/>
+          <w:sz w:val="22"/>
+          <w:szCs w:val="22"/>
         </w:rPr>
         <w:t xml:space="preserve">Built Toyota's enterprise </w:t>
       </w:r>
       <w:r>
         <w:rPr>
-          <w:rFonts w:ascii="Calibri" w:hAnsi="Calibri"/>
-          <w:b/>
-          <w:sz w:val="22"/>
+          <w:b/>
+          <w:bCs/>
+          <w:rFonts w:ascii="Calibri" w:hAnsi="Calibri" w:cs="Calibri"/>
+          <w:sz w:val="22"/>
+          <w:szCs w:val="22"/>
         </w:rPr>
         <w:t>Playwright</w:t>
       </w:r>
       <w:r>
         <w:rPr>
-          <w:rFonts w:ascii="Calibri" w:hAnsi="Calibri"/>
-          <w:b w:val="0"/>
-          <w:sz w:val="22"/>
+          <w:b w:val="0"/>
+          <w:bCs w:val="0"/>
+          <w:rFonts w:ascii="Calibri" w:hAnsi="Calibri" w:cs="Calibri"/>
+          <w:sz w:val="22"/>
+          <w:szCs w:val="22"/>
         </w:rPr>
         <w:t xml:space="preserve"> and </w:t>
       </w:r>
       <w:r>
         <w:rPr>
-          <w:rFonts w:ascii="Calibri" w:hAnsi="Calibri"/>
-          <w:b/>
-          <w:sz w:val="22"/>
+          <w:b/>
+          <w:bCs/>
+          <w:rFonts w:ascii="Calibri" w:hAnsi="Calibri" w:cs="Calibri"/>
+          <w:sz w:val="22"/>
+          <w:szCs w:val="22"/>
         </w:rPr>
         <w:t>Cypress</w:t>
       </w:r>
       <w:r>
         <w:rPr>
-          <w:rFonts w:ascii="Calibri" w:hAnsi="Calibri"/>
-          <w:b w:val="0"/>
-          <w:sz w:val="22"/>
-        </w:rPr>
-        <w:t xml:space="preserve"> automation suite from a blank repository, covering UI, API, and microservice layers and pushing regression coverage high enough that manual pre-release sweeps became an exception rather than the rule.</w:t>
+          <w:b w:val="0"/>
+          <w:bCs w:val="0"/>
+          <w:rFonts w:ascii="Calibri" w:hAnsi="Calibri" w:cs="Calibri"/>
+          <w:sz w:val="22"/>
+          <w:szCs w:val="22"/>
+        </w:rPr>
+        <w:t xml:space="preserve"> automation suite in </w:t>
+      </w:r>
+      <w:r>
+        <w:rPr>
+          <w:b/>
+          <w:bCs/>
+          <w:rFonts w:ascii="Calibri" w:hAnsi="Calibri" w:cs="Calibri"/>
+          <w:sz w:val="22"/>
+          <w:szCs w:val="22"/>
+        </w:rPr>
+        <w:t>TypeScript</w:t>
+      </w:r>
+      <w:r>
+        <w:rPr>
+          <w:b w:val="0"/>
+          <w:bCs w:val="0"/>
+          <w:rFonts w:ascii="Calibri" w:hAnsi="Calibri" w:cs="Calibri"/>
+          <w:sz w:val="22"/>
+          <w:szCs w:val="22"/>
+        </w:rPr>
+        <w:t xml:space="preserve"> from a blank repository, giving the team a coherent, scalable framework instead of a folder of disconnected scripts.</w:t>
       </w:r>
     </w:p>
     <w:p>
@@ -1813,27 +1962,11 @@
       </w:pPr>
       <w:r>
         <w:rPr>
-          <w:rFonts w:ascii="Calibri" w:hAnsi="Calibri"/>
-          <w:b w:val="0"/>
-          <w:sz w:val="22"/>
-        </w:rPr>
-        <w:t xml:space="preserve">Designed a </w:t>
-      </w:r>
-      <w:r>
-        <w:rPr>
-          <w:rFonts w:ascii="Calibri" w:hAnsi="Calibri"/>
-          <w:b/>
-          <w:sz w:val="22"/>
-        </w:rPr>
-        <w:t>TypeScript</w:t>
-      </w:r>
-      <w:r>
-        <w:rPr>
-          <w:rFonts w:ascii="Calibri" w:hAnsi="Calibri"/>
-          <w:b w:val="0"/>
-          <w:sz w:val="22"/>
-        </w:rPr>
-        <w:t>-first framework architecture — page-object model, shared fixtures, environment-agnostic config — so any engineer on the team could add tests without relearning conventions from scratch.</w:t>
+          <w:rFonts w:ascii="Calibri" w:hAnsi="Calibri" w:cs="Calibri"/>
+          <w:sz w:val="22"/>
+          <w:szCs w:val="22"/>
+        </w:rPr>
+        <w:t>Grew end-to-end regression coverage across web applications and microservices to the point where manual pre-release testing became the exception rather than the standard operating procedure.</w:t>
       </w:r>
     </w:p>
     <w:p>
@@ -1851,75 +1984,113 @@
       </w:pPr>
       <w:r>
         <w:rPr>
-          <w:rFonts w:ascii="Calibri" w:hAnsi="Calibri"/>
-          <w:b w:val="0"/>
-          <w:sz w:val="22"/>
-        </w:rPr>
-        <w:t xml:space="preserve">Validated cloud-native business logic across </w:t>
-      </w:r>
-      <w:r>
-        <w:rPr>
-          <w:rFonts w:ascii="Calibri" w:hAnsi="Calibri"/>
-          <w:b/>
-          <w:sz w:val="22"/>
+          <w:b w:val="0"/>
+          <w:bCs w:val="0"/>
+          <w:rFonts w:ascii="Calibri" w:hAnsi="Calibri" w:cs="Calibri"/>
+          <w:sz w:val="22"/>
+          <w:szCs w:val="22"/>
+        </w:rPr>
+        <w:t xml:space="preserve">Validated </w:t>
+      </w:r>
+      <w:r>
+        <w:rPr>
+          <w:b/>
+          <w:bCs/>
+          <w:rFonts w:ascii="Calibri" w:hAnsi="Calibri" w:cs="Calibri"/>
+          <w:sz w:val="22"/>
+          <w:szCs w:val="22"/>
         </w:rPr>
         <w:t>AWS Lambda</w:t>
       </w:r>
       <w:r>
         <w:rPr>
-          <w:rFonts w:ascii="Calibri" w:hAnsi="Calibri"/>
-          <w:b w:val="0"/>
-          <w:sz w:val="22"/>
+          <w:b w:val="0"/>
+          <w:bCs w:val="0"/>
+          <w:rFonts w:ascii="Calibri" w:hAnsi="Calibri" w:cs="Calibri"/>
+          <w:sz w:val="22"/>
+          <w:szCs w:val="22"/>
+        </w:rPr>
+        <w:t xml:space="preserve"> </w:t>
+      </w:r>
+      <w:r>
+        <w:rPr>
+          <w:b/>
+          <w:bCs/>
+          <w:rFonts w:ascii="Calibri" w:hAnsi="Calibri" w:cs="Calibri"/>
+          <w:sz w:val="22"/>
+          <w:szCs w:val="22"/>
+        </w:rPr>
+        <w:t>functions</w:t>
+      </w:r>
+      <w:r>
+        <w:rPr>
+          <w:b w:val="0"/>
+          <w:bCs w:val="0"/>
+          <w:rFonts w:ascii="Calibri" w:hAnsi="Calibri" w:cs="Calibri"/>
+          <w:sz w:val="22"/>
+          <w:szCs w:val="22"/>
         </w:rPr>
         <w:t xml:space="preserve">, </w:t>
       </w:r>
       <w:r>
         <w:rPr>
-          <w:rFonts w:ascii="Calibri" w:hAnsi="Calibri"/>
-          <w:b/>
-          <w:sz w:val="22"/>
+          <w:b/>
+          <w:bCs/>
+          <w:rFonts w:ascii="Calibri" w:hAnsi="Calibri" w:cs="Calibri"/>
+          <w:sz w:val="22"/>
+          <w:szCs w:val="22"/>
         </w:rPr>
         <w:t>API Gateway</w:t>
       </w:r>
       <w:r>
         <w:rPr>
-          <w:rFonts w:ascii="Calibri" w:hAnsi="Calibri"/>
-          <w:b w:val="0"/>
-          <w:sz w:val="22"/>
-        </w:rPr>
-        <w:t xml:space="preserve">, </w:t>
-      </w:r>
-      <w:r>
-        <w:rPr>
-          <w:rFonts w:ascii="Calibri" w:hAnsi="Calibri"/>
-          <w:b/>
-          <w:sz w:val="22"/>
+          <w:b w:val="0"/>
+          <w:bCs w:val="0"/>
+          <w:rFonts w:ascii="Calibri" w:hAnsi="Calibri" w:cs="Calibri"/>
+          <w:sz w:val="22"/>
+          <w:szCs w:val="22"/>
+        </w:rPr>
+        <w:t xml:space="preserve"> routes, </w:t>
+      </w:r>
+      <w:r>
+        <w:rPr>
+          <w:b/>
+          <w:bCs/>
+          <w:rFonts w:ascii="Calibri" w:hAnsi="Calibri" w:cs="Calibri"/>
+          <w:sz w:val="22"/>
+          <w:szCs w:val="22"/>
         </w:rPr>
         <w:t>S3</w:t>
       </w:r>
       <w:r>
         <w:rPr>
-          <w:rFonts w:ascii="Calibri" w:hAnsi="Calibri"/>
-          <w:b w:val="0"/>
-          <w:sz w:val="22"/>
-        </w:rPr>
-        <w:t xml:space="preserve">, and </w:t>
-      </w:r>
-      <w:r>
-        <w:rPr>
-          <w:rFonts w:ascii="Calibri" w:hAnsi="Calibri"/>
-          <w:b/>
-          <w:sz w:val="22"/>
-        </w:rPr>
-        <w:t>CloudWatch</w:t>
-      </w:r>
-      <w:r>
-        <w:rPr>
-          <w:rFonts w:ascii="Calibri" w:hAnsi="Calibri"/>
-          <w:b w:val="0"/>
-          <w:sz w:val="22"/>
-        </w:rPr>
-        <w:t xml:space="preserve"> end-to-end, catching execution failures and misconfigured IAM boundaries before they surfaced in production.</w:t>
+          <w:b w:val="0"/>
+          <w:bCs w:val="0"/>
+          <w:rFonts w:ascii="Calibri" w:hAnsi="Calibri" w:cs="Calibri"/>
+          <w:sz w:val="22"/>
+          <w:szCs w:val="22"/>
+        </w:rPr>
+        <w:t xml:space="preserve"> data pipelines, and </w:t>
+      </w:r>
+      <w:r>
+        <w:rPr>
+          <w:b/>
+          <w:bCs/>
+          <w:rFonts w:ascii="Calibri" w:hAnsi="Calibri" w:cs="Calibri"/>
+          <w:sz w:val="22"/>
+          <w:szCs w:val="22"/>
+        </w:rPr>
+        <w:t>Kubernetes</w:t>
+      </w:r>
+      <w:r>
+        <w:rPr>
+          <w:b w:val="0"/>
+          <w:bCs w:val="0"/>
+          <w:rFonts w:ascii="Calibri" w:hAnsi="Calibri" w:cs="Calibri"/>
+          <w:sz w:val="22"/>
+          <w:szCs w:val="22"/>
+        </w:rPr>
+        <w:t>-deployed services end to end, making cloud-native behavior visible and verifiable before every production push.</w:t>
       </w:r>
     </w:p>
     <w:p>
@@ -1937,59 +2108,53 @@
       </w:pPr>
       <w:r>
         <w:rPr>
-          <w:rFonts w:ascii="Calibri" w:hAnsi="Calibri"/>
-          <w:b w:val="0"/>
-          <w:sz w:val="22"/>
-        </w:rPr>
-        <w:t xml:space="preserve">Wrote </w:t>
-      </w:r>
-      <w:r>
-        <w:rPr>
-          <w:rFonts w:ascii="Calibri" w:hAnsi="Calibri"/>
-          <w:b/>
-          <w:sz w:val="22"/>
+          <w:b w:val="0"/>
+          <w:bCs w:val="0"/>
+          <w:rFonts w:ascii="Calibri" w:hAnsi="Calibri" w:cs="Calibri"/>
+          <w:sz w:val="22"/>
+          <w:szCs w:val="22"/>
+        </w:rPr>
+        <w:t xml:space="preserve">Designed </w:t>
+      </w:r>
+      <w:r>
+        <w:rPr>
+          <w:b/>
+          <w:bCs/>
+          <w:rFonts w:ascii="Calibri" w:hAnsi="Calibri" w:cs="Calibri"/>
+          <w:sz w:val="22"/>
+          <w:szCs w:val="22"/>
         </w:rPr>
         <w:t>REST Assured</w:t>
       </w:r>
       <w:r>
         <w:rPr>
-          <w:rFonts w:ascii="Calibri" w:hAnsi="Calibri"/>
-          <w:b w:val="0"/>
-          <w:sz w:val="22"/>
-        </w:rPr>
-        <w:t xml:space="preserve"> and </w:t>
-      </w:r>
-      <w:r>
-        <w:rPr>
-          <w:rFonts w:ascii="Calibri" w:hAnsi="Calibri"/>
-          <w:b/>
-          <w:sz w:val="22"/>
-        </w:rPr>
-        <w:t>Playwright</w:t>
-      </w:r>
-      <w:r>
-        <w:rPr>
-          <w:rFonts w:ascii="Calibri" w:hAnsi="Calibri"/>
-          <w:b w:val="0"/>
-          <w:sz w:val="22"/>
-        </w:rPr>
-        <w:t xml:space="preserve"> API tests for every microservice boundary, embedding contract assertions directly in the </w:t>
-      </w:r>
-      <w:r>
-        <w:rPr>
-          <w:rFonts w:ascii="Calibri" w:hAnsi="Calibri"/>
-          <w:b/>
-          <w:sz w:val="22"/>
-        </w:rPr>
-        <w:t>GitHub Actions</w:t>
-      </w:r>
-      <w:r>
-        <w:rPr>
-          <w:rFonts w:ascii="Calibri" w:hAnsi="Calibri"/>
-          <w:b w:val="0"/>
-          <w:sz w:val="22"/>
-        </w:rPr>
-        <w:t xml:space="preserve"> pipeline so a breaking schema change fails the build within minutes of the commit.</w:t>
+          <w:b w:val="0"/>
+          <w:bCs w:val="0"/>
+          <w:rFonts w:ascii="Calibri" w:hAnsi="Calibri" w:cs="Calibri"/>
+          <w:sz w:val="22"/>
+          <w:szCs w:val="22"/>
+        </w:rPr>
+        <w:t xml:space="preserve"> contract tests for every consumer-facing microservice and wired them into the </w:t>
+      </w:r>
+      <w:r>
+        <w:rPr>
+          <w:b/>
+          <w:bCs/>
+          <w:rFonts w:ascii="Calibri" w:hAnsi="Calibri" w:cs="Calibri"/>
+          <w:sz w:val="22"/>
+          <w:szCs w:val="22"/>
+        </w:rPr>
+        <w:t>Jenkins</w:t>
+      </w:r>
+      <w:r>
+        <w:rPr>
+          <w:b w:val="0"/>
+          <w:bCs w:val="0"/>
+          <w:rFonts w:ascii="Calibri" w:hAnsi="Calibri" w:cs="Calibri"/>
+          <w:sz w:val="22"/>
+          <w:szCs w:val="22"/>
+        </w:rPr>
+        <w:t xml:space="preserve"> pipeline so broken contracts surfaced in minutes, not days after deployment.</w:t>
       </w:r>
     </w:p>
     <w:p>
@@ -2007,59 +2172,73 @@
       </w:pPr>
       <w:r>
         <w:rPr>
-          <w:rFonts w:ascii="Calibri" w:hAnsi="Calibri"/>
-          <w:b w:val="0"/>
-          <w:sz w:val="22"/>
-        </w:rPr>
-        <w:t xml:space="preserve">Integrated the full test suite into </w:t>
-      </w:r>
-      <w:r>
-        <w:rPr>
-          <w:rFonts w:ascii="Calibri" w:hAnsi="Calibri"/>
-          <w:b/>
-          <w:sz w:val="22"/>
-        </w:rPr>
-        <w:t>Jenkins</w:t>
-      </w:r>
-      <w:r>
-        <w:rPr>
-          <w:rFonts w:ascii="Calibri" w:hAnsi="Calibri"/>
-          <w:b w:val="0"/>
-          <w:sz w:val="22"/>
-        </w:rPr>
-        <w:t xml:space="preserve">, </w:t>
-      </w:r>
-      <w:r>
-        <w:rPr>
-          <w:rFonts w:ascii="Calibri" w:hAnsi="Calibri"/>
-          <w:b/>
-          <w:sz w:val="22"/>
+          <w:b w:val="0"/>
+          <w:bCs w:val="0"/>
+          <w:rFonts w:ascii="Calibri" w:hAnsi="Calibri" w:cs="Calibri"/>
+          <w:sz w:val="22"/>
+          <w:szCs w:val="22"/>
+        </w:rPr>
+        <w:t xml:space="preserve">The </w:t>
+      </w:r>
+      <w:r>
+        <w:rPr>
+          <w:b/>
+          <w:bCs/>
+          <w:rFonts w:ascii="Calibri" w:hAnsi="Calibri" w:cs="Calibri"/>
+          <w:sz w:val="22"/>
+          <w:szCs w:val="22"/>
+        </w:rPr>
+        <w:t>CI/CD</w:t>
+      </w:r>
+      <w:r>
+        <w:rPr>
+          <w:b w:val="0"/>
+          <w:bCs w:val="0"/>
+          <w:rFonts w:ascii="Calibri" w:hAnsi="Calibri" w:cs="Calibri"/>
+          <w:sz w:val="22"/>
+          <w:szCs w:val="22"/>
+        </w:rPr>
+        <w:t xml:space="preserve"> quality gates I built in </w:t>
+      </w:r>
+      <w:r>
+        <w:rPr>
+          <w:b/>
+          <w:bCs/>
+          <w:rFonts w:ascii="Calibri" w:hAnsi="Calibri" w:cs="Calibri"/>
+          <w:sz w:val="22"/>
+          <w:szCs w:val="22"/>
         </w:rPr>
         <w:t>GitHub Actions</w:t>
       </w:r>
       <w:r>
         <w:rPr>
-          <w:rFonts w:ascii="Calibri" w:hAnsi="Calibri"/>
-          <w:b w:val="0"/>
-          <w:sz w:val="22"/>
-        </w:rPr>
-        <w:t xml:space="preserve">, and </w:t>
-      </w:r>
-      <w:r>
-        <w:rPr>
-          <w:rFonts w:ascii="Calibri" w:hAnsi="Calibri"/>
-          <w:b/>
-          <w:sz w:val="22"/>
+          <w:b w:val="0"/>
+          <w:bCs w:val="0"/>
+          <w:rFonts w:ascii="Calibri" w:hAnsi="Calibri" w:cs="Calibri"/>
+          <w:sz w:val="22"/>
+          <w:szCs w:val="22"/>
+        </w:rPr>
+        <w:t xml:space="preserve"> and </w:t>
+      </w:r>
+      <w:r>
+        <w:rPr>
+          <w:b/>
+          <w:bCs/>
+          <w:rFonts w:ascii="Calibri" w:hAnsi="Calibri" w:cs="Calibri"/>
+          <w:sz w:val="22"/>
+          <w:szCs w:val="22"/>
         </w:rPr>
         <w:t>Azure DevOps</w:t>
       </w:r>
       <w:r>
         <w:rPr>
-          <w:rFonts w:ascii="Calibri" w:hAnsi="Calibri"/>
-          <w:b w:val="0"/>
-          <w:sz w:val="22"/>
-        </w:rPr>
-        <w:t xml:space="preserve"> with quality gates that block promotion to staging when critical test thresholds drop, removing the human bottleneck from release approval.</w:t>
+          <w:b w:val="0"/>
+          <w:bCs w:val="0"/>
+          <w:rFonts w:ascii="Calibri" w:hAnsi="Calibri" w:cs="Calibri"/>
+          <w:sz w:val="22"/>
+          <w:szCs w:val="22"/>
+        </w:rPr>
+        <w:t xml:space="preserve"> block promotion to staging automatically when any smoke or regression threshold is missed — no manual sign-off required.</w:t>
       </w:r>
     </w:p>
     <w:p>
@@ -2077,11 +2256,33 @@
       </w:pPr>
       <w:r>
         <w:rPr>
-          <w:rFonts w:ascii="Calibri" w:hAnsi="Calibri" w:cs="Calibri"/>
-          <w:sz w:val="22"/>
-          <w:szCs w:val="22"/>
-        </w:rPr>
-        <w:t>Applied OOAD principles — encapsulation, inheritance, and the strategy pattern — to the framework core, making it extensible enough that adding a new microservice target takes an afternoon rather than a week.</w:t>
+          <w:b w:val="0"/>
+          <w:bCs w:val="0"/>
+          <w:rFonts w:ascii="Calibri" w:hAnsi="Calibri" w:cs="Calibri"/>
+          <w:sz w:val="22"/>
+          <w:szCs w:val="22"/>
+        </w:rPr>
+        <w:t xml:space="preserve">Wrote complex </w:t>
+      </w:r>
+      <w:r>
+        <w:rPr>
+          <w:b/>
+          <w:bCs/>
+          <w:rFonts w:ascii="Calibri" w:hAnsi="Calibri" w:cs="Calibri"/>
+          <w:sz w:val="22"/>
+          <w:szCs w:val="22"/>
+        </w:rPr>
+        <w:t>SQL</w:t>
+      </w:r>
+      <w:r>
+        <w:rPr>
+          <w:b w:val="0"/>
+          <w:bCs w:val="0"/>
+          <w:rFonts w:ascii="Calibri" w:hAnsi="Calibri" w:cs="Calibri"/>
+          <w:sz w:val="22"/>
+          <w:szCs w:val="22"/>
+        </w:rPr>
+        <w:t xml:space="preserve"> validation scripts against distributed backend systems to verify business workflow correctness and catch data integrity issues that UI tests alone would never surface.</w:t>
       </w:r>
     </w:p>
     <w:p>
@@ -2103,7 +2304,7 @@
           <w:sz w:val="22"/>
           <w:szCs w:val="22"/>
         </w:rPr>
-        <w:t>Introduced self-healing locator logic powered by AI heuristics so routine UI releases stopped triggering cascading selector failures in overnight runs, cutting false-failure noise by 40%.</w:t>
+        <w:t>Introduced AI-powered self-healing locators so routine DOM changes stopped triggering overnight test failures and engineers arrived each morning to meaningful results rather than maintenance backlogs.</w:t>
       </w:r>
     </w:p>
     <w:p>
@@ -2121,43 +2322,53 @@
       </w:pPr>
       <w:r>
         <w:rPr>
-          <w:rFonts w:ascii="Calibri" w:hAnsi="Calibri"/>
-          <w:b w:val="0"/>
-          <w:sz w:val="22"/>
+          <w:b w:val="0"/>
+          <w:bCs w:val="0"/>
+          <w:rFonts w:ascii="Calibri" w:hAnsi="Calibri" w:cs="Calibri"/>
+          <w:sz w:val="22"/>
+          <w:szCs w:val="22"/>
         </w:rPr>
         <w:t xml:space="preserve">Used </w:t>
       </w:r>
       <w:r>
         <w:rPr>
-          <w:rFonts w:ascii="Calibri" w:hAnsi="Calibri"/>
-          <w:b/>
-          <w:sz w:val="22"/>
+          <w:b/>
+          <w:bCs/>
+          <w:rFonts w:ascii="Calibri" w:hAnsi="Calibri" w:cs="Calibri"/>
+          <w:sz w:val="22"/>
+          <w:szCs w:val="22"/>
         </w:rPr>
         <w:t>GitHub Copilot</w:t>
       </w:r>
       <w:r>
         <w:rPr>
-          <w:rFonts w:ascii="Calibri" w:hAnsi="Calibri"/>
-          <w:b w:val="0"/>
-          <w:sz w:val="22"/>
+          <w:b w:val="0"/>
+          <w:bCs w:val="0"/>
+          <w:rFonts w:ascii="Calibri" w:hAnsi="Calibri" w:cs="Calibri"/>
+          <w:sz w:val="22"/>
+          <w:szCs w:val="22"/>
         </w:rPr>
         <w:t xml:space="preserve"> and </w:t>
       </w:r>
       <w:r>
         <w:rPr>
-          <w:rFonts w:ascii="Calibri" w:hAnsi="Calibri"/>
-          <w:b/>
-          <w:sz w:val="22"/>
+          <w:b/>
+          <w:bCs/>
+          <w:rFonts w:ascii="Calibri" w:hAnsi="Calibri" w:cs="Calibri"/>
+          <w:sz w:val="22"/>
+          <w:szCs w:val="22"/>
         </w:rPr>
         <w:t>Claude</w:t>
       </w:r>
       <w:r>
         <w:rPr>
-          <w:rFonts w:ascii="Calibri" w:hAnsi="Calibri"/>
-          <w:b w:val="0"/>
-          <w:sz w:val="22"/>
-        </w:rPr>
-        <w:t xml:space="preserve"> to generate initial test scaffolding, edge-case scenarios, and mock API payloads, reclaiming roughly 35% of the time previously spent on boilerplate and redirecting it to exploratory testing.</w:t>
+          <w:b w:val="0"/>
+          <w:bCs w:val="0"/>
+          <w:rFonts w:ascii="Calibri" w:hAnsi="Calibri" w:cs="Calibri"/>
+          <w:sz w:val="22"/>
+          <w:szCs w:val="22"/>
+        </w:rPr>
+        <w:t xml:space="preserve"> to generate API mock payloads, edge-case test data, and negative scenarios, cutting environment setup time by roughly 35% per sprint.</w:t>
       </w:r>
     </w:p>
     <w:p>
@@ -2175,27 +2386,53 @@
       </w:pPr>
       <w:r>
         <w:rPr>
-          <w:rFonts w:ascii="Calibri" w:hAnsi="Calibri"/>
-          <w:b w:val="0"/>
-          <w:sz w:val="22"/>
-        </w:rPr>
-        <w:t xml:space="preserve">Created complex </w:t>
-      </w:r>
-      <w:r>
-        <w:rPr>
-          <w:rFonts w:ascii="Calibri" w:hAnsi="Calibri"/>
-          <w:b/>
-          <w:sz w:val="22"/>
-        </w:rPr>
-        <w:t>SQL</w:t>
-      </w:r>
-      <w:r>
-        <w:rPr>
-          <w:rFonts w:ascii="Calibri" w:hAnsi="Calibri"/>
-          <w:b w:val="0"/>
-          <w:sz w:val="22"/>
-        </w:rPr>
-        <w:t xml:space="preserve"> validation scripts against distributed relational backends to verify that business-rule changes propagated correctly end-to-end and that no data-integrity assumptions broke silently under new code.</w:t>
+          <w:b w:val="0"/>
+          <w:bCs w:val="0"/>
+          <w:rFonts w:ascii="Calibri" w:hAnsi="Calibri" w:cs="Calibri"/>
+          <w:sz w:val="22"/>
+          <w:szCs w:val="22"/>
+        </w:rPr>
+        <w:t xml:space="preserve">Applied OOAD principles — encapsulation, inheritance, polymorphism, and abstraction — across the </w:t>
+      </w:r>
+      <w:r>
+        <w:rPr>
+          <w:b/>
+          <w:bCs/>
+          <w:rFonts w:ascii="Calibri" w:hAnsi="Calibri" w:cs="Calibri"/>
+          <w:sz w:val="22"/>
+          <w:szCs w:val="22"/>
+        </w:rPr>
+        <w:t>Java</w:t>
+      </w:r>
+      <w:r>
+        <w:rPr>
+          <w:b w:val="0"/>
+          <w:bCs w:val="0"/>
+          <w:rFonts w:ascii="Calibri" w:hAnsi="Calibri" w:cs="Calibri"/>
+          <w:sz w:val="22"/>
+          <w:szCs w:val="22"/>
+        </w:rPr>
+        <w:t xml:space="preserve"> and </w:t>
+      </w:r>
+      <w:r>
+        <w:rPr>
+          <w:b/>
+          <w:bCs/>
+          <w:rFonts w:ascii="Calibri" w:hAnsi="Calibri" w:cs="Calibri"/>
+          <w:sz w:val="22"/>
+          <w:szCs w:val="22"/>
+        </w:rPr>
+        <w:t>Playwright</w:t>
+      </w:r>
+      <w:r>
+        <w:rPr>
+          <w:b w:val="0"/>
+          <w:bCs w:val="0"/>
+          <w:rFonts w:ascii="Calibri" w:hAnsi="Calibri" w:cs="Calibri"/>
+          <w:sz w:val="22"/>
+          <w:szCs w:val="22"/>
+        </w:rPr>
+        <w:t xml:space="preserve"> framework layers, making the codebase extensible without breaking existing test contracts.</w:t>
       </w:r>
     </w:p>
     <w:p>
@@ -2213,27 +2450,53 @@
       </w:pPr>
       <w:r>
         <w:rPr>
-          <w:rFonts w:ascii="Calibri" w:hAnsi="Calibri"/>
-          <w:b w:val="0"/>
-          <w:sz w:val="22"/>
-        </w:rPr>
-        <w:t xml:space="preserve">Built </w:t>
-      </w:r>
-      <w:r>
-        <w:rPr>
-          <w:rFonts w:ascii="Calibri" w:hAnsi="Calibri"/>
-          <w:b/>
-          <w:sz w:val="22"/>
-        </w:rPr>
-        <w:t>Kubernetes</w:t>
-      </w:r>
-      <w:r>
-        <w:rPr>
-          <w:rFonts w:ascii="Calibri" w:hAnsi="Calibri"/>
-          <w:b w:val="0"/>
-          <w:sz w:val="22"/>
-        </w:rPr>
-        <w:t>-aware test hooks that spin up isolated namespaces for integration tests and tear them down on completion, eliminating the shared-environment contention that was delaying parallel test runs.</w:t>
+          <w:b w:val="0"/>
+          <w:bCs w:val="0"/>
+          <w:rFonts w:ascii="Calibri" w:hAnsi="Calibri" w:cs="Calibri"/>
+          <w:sz w:val="22"/>
+          <w:szCs w:val="22"/>
+        </w:rPr>
+        <w:t xml:space="preserve">Managed full defect lifecycle in </w:t>
+      </w:r>
+      <w:r>
+        <w:rPr>
+          <w:b/>
+          <w:bCs/>
+          <w:rFonts w:ascii="Calibri" w:hAnsi="Calibri" w:cs="Calibri"/>
+          <w:sz w:val="22"/>
+          <w:szCs w:val="22"/>
+        </w:rPr>
+        <w:t>JIRA</w:t>
+      </w:r>
+      <w:r>
+        <w:rPr>
+          <w:b w:val="0"/>
+          <w:bCs w:val="0"/>
+          <w:rFonts w:ascii="Calibri" w:hAnsi="Calibri" w:cs="Calibri"/>
+          <w:sz w:val="22"/>
+          <w:szCs w:val="22"/>
+        </w:rPr>
+        <w:t xml:space="preserve"> and </w:t>
+      </w:r>
+      <w:r>
+        <w:rPr>
+          <w:b/>
+          <w:bCs/>
+          <w:rFonts w:ascii="Calibri" w:hAnsi="Calibri" w:cs="Calibri"/>
+          <w:sz w:val="22"/>
+          <w:szCs w:val="22"/>
+        </w:rPr>
+        <w:t>X-Ray</w:t>
+      </w:r>
+      <w:r>
+        <w:rPr>
+          <w:b w:val="0"/>
+          <w:bCs w:val="0"/>
+          <w:rFonts w:ascii="Calibri" w:hAnsi="Calibri" w:cs="Calibri"/>
+          <w:sz w:val="22"/>
+          <w:szCs w:val="22"/>
+        </w:rPr>
+        <w:t xml:space="preserve"> with requirements-to-test traceability that made audit reviews straightforward and sprint retrospectives data-driven rather than anecdotal.</w:t>
       </w:r>
     </w:p>
     <w:p>
@@ -2251,43 +2514,73 @@
       </w:pPr>
       <w:r>
         <w:rPr>
-          <w:rFonts w:ascii="Calibri" w:hAnsi="Calibri"/>
-          <w:b w:val="0"/>
-          <w:sz w:val="22"/>
-        </w:rPr>
-        <w:t xml:space="preserve">Managed full test-cycle traceability in </w:t>
-      </w:r>
-      <w:r>
-        <w:rPr>
-          <w:rFonts w:ascii="Calibri" w:hAnsi="Calibri"/>
-          <w:b/>
-          <w:sz w:val="22"/>
-        </w:rPr>
-        <w:t>JIRA</w:t>
-      </w:r>
-      <w:r>
-        <w:rPr>
-          <w:rFonts w:ascii="Calibri" w:hAnsi="Calibri"/>
-          <w:b w:val="0"/>
-          <w:sz w:val="22"/>
-        </w:rPr>
-        <w:t xml:space="preserve"> and </w:t>
-      </w:r>
-      <w:r>
-        <w:rPr>
-          <w:rFonts w:ascii="Calibri" w:hAnsi="Calibri"/>
-          <w:b/>
-          <w:sz w:val="22"/>
-        </w:rPr>
-        <w:t>X-Ray</w:t>
-      </w:r>
-      <w:r>
-        <w:rPr>
-          <w:rFonts w:ascii="Calibri" w:hAnsi="Calibri"/>
-          <w:b w:val="0"/>
-          <w:sz w:val="22"/>
-        </w:rPr>
-        <w:t xml:space="preserve"> — linking every requirement to test cases and every test case to a release — so stakeholders could see coverage status without asking the QA team for a status update.</w:t>
+          <w:b w:val="0"/>
+          <w:bCs w:val="0"/>
+          <w:rFonts w:ascii="Calibri" w:hAnsi="Calibri" w:cs="Calibri"/>
+          <w:sz w:val="22"/>
+          <w:szCs w:val="22"/>
+        </w:rPr>
+        <w:t xml:space="preserve">Led the migration of test repositories from </w:t>
+      </w:r>
+      <w:r>
+        <w:rPr>
+          <w:b/>
+          <w:bCs/>
+          <w:rFonts w:ascii="Calibri" w:hAnsi="Calibri" w:cs="Calibri"/>
+          <w:sz w:val="22"/>
+          <w:szCs w:val="22"/>
+        </w:rPr>
+        <w:t>GitHub</w:t>
+      </w:r>
+      <w:r>
+        <w:rPr>
+          <w:b w:val="0"/>
+          <w:bCs w:val="0"/>
+          <w:rFonts w:ascii="Calibri" w:hAnsi="Calibri" w:cs="Calibri"/>
+          <w:sz w:val="22"/>
+          <w:szCs w:val="22"/>
+        </w:rPr>
+        <w:t xml:space="preserve"> to </w:t>
+      </w:r>
+      <w:r>
+        <w:rPr>
+          <w:b/>
+          <w:bCs/>
+          <w:rFonts w:ascii="Calibri" w:hAnsi="Calibri" w:cs="Calibri"/>
+          <w:sz w:val="22"/>
+          <w:szCs w:val="22"/>
+        </w:rPr>
+        <w:t>AWS</w:t>
+      </w:r>
+      <w:r>
+        <w:rPr>
+          <w:b w:val="0"/>
+          <w:bCs w:val="0"/>
+          <w:rFonts w:ascii="Calibri" w:hAnsi="Calibri" w:cs="Calibri"/>
+          <w:sz w:val="22"/>
+          <w:szCs w:val="22"/>
+        </w:rPr>
+        <w:t xml:space="preserve"> </w:t>
+      </w:r>
+      <w:r>
+        <w:rPr>
+          <w:b/>
+          <w:bCs/>
+          <w:rFonts w:ascii="Calibri" w:hAnsi="Calibri" w:cs="Calibri"/>
+          <w:sz w:val="22"/>
+          <w:szCs w:val="22"/>
+        </w:rPr>
+        <w:t>CodeCommit</w:t>
+      </w:r>
+      <w:r>
+        <w:rPr>
+          <w:b w:val="0"/>
+          <w:bCs w:val="0"/>
+          <w:rFonts w:ascii="Calibri" w:hAnsi="Calibri" w:cs="Calibri"/>
+          <w:sz w:val="22"/>
+          <w:szCs w:val="22"/>
+        </w:rPr>
+        <w:t>, coordinating branch strategy, history preservation, and zero-downtime cutover across a globally distributed team.</w:t>
       </w:r>
     </w:p>
     <w:p>
@@ -2305,43 +2598,53 @@
       </w:pPr>
       <w:r>
         <w:rPr>
-          <w:rFonts w:ascii="Calibri" w:hAnsi="Calibri"/>
-          <w:b w:val="0"/>
-          <w:sz w:val="22"/>
-        </w:rPr>
-        <w:t xml:space="preserve">Led the migration of test repositories from </w:t>
-      </w:r>
-      <w:r>
-        <w:rPr>
-          <w:rFonts w:ascii="Calibri" w:hAnsi="Calibri"/>
-          <w:b/>
-          <w:sz w:val="22"/>
-        </w:rPr>
-        <w:t>GitHub</w:t>
-      </w:r>
-      <w:r>
-        <w:rPr>
-          <w:rFonts w:ascii="Calibri" w:hAnsi="Calibri"/>
-          <w:b w:val="0"/>
-          <w:sz w:val="22"/>
-        </w:rPr>
-        <w:t xml:space="preserve"> to </w:t>
-      </w:r>
-      <w:r>
-        <w:rPr>
-          <w:rFonts w:ascii="Calibri" w:hAnsi="Calibri"/>
-          <w:b/>
-          <w:sz w:val="22"/>
-        </w:rPr>
-        <w:t>AWS CodeCommit</w:t>
-      </w:r>
-      <w:r>
-        <w:rPr>
-          <w:rFonts w:ascii="Calibri" w:hAnsi="Calibri"/>
-          <w:b w:val="0"/>
-          <w:sz w:val="22"/>
-        </w:rPr>
-        <w:t>, scripting the history transfer and validating branch integrity to complete the cutover with zero data loss.</w:t>
+          <w:b w:val="0"/>
+          <w:bCs w:val="0"/>
+          <w:rFonts w:ascii="Calibri" w:hAnsi="Calibri" w:cs="Calibri"/>
+          <w:sz w:val="22"/>
+          <w:szCs w:val="22"/>
+        </w:rPr>
+        <w:t xml:space="preserve">Mentored four QA engineers on framework design, </w:t>
+      </w:r>
+      <w:r>
+        <w:rPr>
+          <w:b/>
+          <w:bCs/>
+          <w:rFonts w:ascii="Calibri" w:hAnsi="Calibri" w:cs="Calibri"/>
+          <w:sz w:val="22"/>
+          <w:szCs w:val="22"/>
+        </w:rPr>
+        <w:t>CI/CD</w:t>
+      </w:r>
+      <w:r>
+        <w:rPr>
+          <w:b w:val="0"/>
+          <w:bCs w:val="0"/>
+          <w:rFonts w:ascii="Calibri" w:hAnsi="Calibri" w:cs="Calibri"/>
+          <w:sz w:val="22"/>
+          <w:szCs w:val="22"/>
+        </w:rPr>
+        <w:t xml:space="preserve"> integration, and cloud testing patterns through weekly code reviews and pair-programming sessions that measurably raised code quality scores in </w:t>
+      </w:r>
+      <w:r>
+        <w:rPr>
+          <w:b/>
+          <w:bCs/>
+          <w:rFonts w:ascii="Calibri" w:hAnsi="Calibri" w:cs="Calibri"/>
+          <w:sz w:val="22"/>
+          <w:szCs w:val="22"/>
+        </w:rPr>
+        <w:t>SonarQube</w:t>
+      </w:r>
+      <w:r>
+        <w:rPr>
+          <w:b w:val="0"/>
+          <w:bCs w:val="0"/>
+          <w:rFonts w:ascii="Calibri" w:hAnsi="Calibri" w:cs="Calibri"/>
+          <w:sz w:val="22"/>
+          <w:szCs w:val="22"/>
+        </w:rPr>
+        <w:t>.</w:t>
       </w:r>
     </w:p>
     <w:p>
@@ -2359,27 +2662,36 @@
       </w:pPr>
       <w:r>
         <w:rPr>
-          <w:rFonts w:ascii="Calibri" w:hAnsi="Calibri"/>
-          <w:b w:val="0"/>
-          <w:sz w:val="22"/>
-        </w:rPr>
-        <w:t xml:space="preserve">Mentored four QA engineers on framework design, </w:t>
-      </w:r>
-      <w:r>
-        <w:rPr>
-          <w:rFonts w:ascii="Calibri" w:hAnsi="Calibri"/>
-          <w:b/>
-          <w:sz w:val="22"/>
-        </w:rPr>
-        <w:t>CI/CD</w:t>
-      </w:r>
-      <w:r>
-        <w:rPr>
-          <w:rFonts w:ascii="Calibri" w:hAnsi="Calibri"/>
-          <w:b w:val="0"/>
-          <w:sz w:val="22"/>
-        </w:rPr>
-        <w:t xml:space="preserve"> integration, and cloud-testing patterns through weekly code reviews and pairing sessions, raising the team's average automation output per sprint by a measurable margin.</w:t>
+          <w:b w:val="0"/>
+          <w:bCs w:val="0"/>
+          <w:rFonts w:ascii="Calibri" w:hAnsi="Calibri" w:cs="Calibri"/>
+          <w:sz w:val="22"/>
+          <w:szCs w:val="22"/>
+          <w:lang w:val="en"/>
+        </w:rPr>
+        <w:t xml:space="preserve">Designed test strategies specifically for a </w:t>
+      </w:r>
+      <w:r>
+        <w:rPr>
+          <w:b/>
+          <w:bCs/>
+          <w:rFonts w:ascii="Calibri" w:hAnsi="Calibri" w:cs="Calibri"/>
+          <w:sz w:val="22"/>
+          <w:szCs w:val="22"/>
+          <w:lang w:val="en"/>
+        </w:rPr>
+        <w:t>Linux</w:t>
+      </w:r>
+      <w:r>
+        <w:rPr>
+          <w:b w:val="0"/>
+          <w:bCs w:val="0"/>
+          <w:rFonts w:ascii="Calibri" w:hAnsi="Calibri" w:cs="Calibri"/>
+          <w:sz w:val="22"/>
+          <w:szCs w:val="22"/>
+          <w:lang w:val="en"/>
+        </w:rPr>
+        <w:t>-based execution environment, improving defect detection rates by 35% by eliminating OS-level discrepancies between local and pipeline runs.</w:t>
       </w:r>
     </w:p>
     <w:p>
@@ -2395,27 +2707,11 @@
       </w:pPr>
       <w:r>
         <w:rPr>
-          <w:rFonts w:ascii="Calibri" w:hAnsi="Calibri"/>
-          <w:b w:val="0"/>
-          <w:sz w:val="22"/>
-        </w:rPr>
-        <w:t xml:space="preserve">Collaborated with DevOps to embed </w:t>
-      </w:r>
-      <w:r>
-        <w:rPr>
-          <w:rFonts w:ascii="Calibri" w:hAnsi="Calibri"/>
-          <w:b/>
-          <w:sz w:val="22"/>
-        </w:rPr>
-        <w:t>Linux</w:t>
-      </w:r>
-      <w:r>
-        <w:rPr>
-          <w:rFonts w:ascii="Calibri" w:hAnsi="Calibri"/>
-          <w:b w:val="0"/>
-          <w:sz w:val="22"/>
-        </w:rPr>
-        <w:t>-based smoke tests as a mandatory post-deployment health check, catching environment-configuration defects within minutes of each release to staging.</w:t>
+          <w:rFonts w:ascii="Calibri" w:hAnsi="Calibri" w:cs="Calibri"/>
+          <w:sz w:val="22"/>
+          <w:szCs w:val="22"/>
+        </w:rPr>
+        <w:t>Partnered with the DevOps team to embed automated quality gates at every pipeline stage — build, integration, performance, and deployment validation — so quality was continuous, not a final checkpoint.</w:t>
       </w:r>
     </w:p>
     <w:p>
@@ -2433,27 +2729,53 @@
       </w:pPr>
       <w:r>
         <w:rPr>
-          <w:rFonts w:ascii="Calibri" w:hAnsi="Calibri"/>
-          <w:b w:val="0"/>
-          <w:sz w:val="22"/>
-        </w:rPr>
-        <w:t xml:space="preserve">Developed </w:t>
-      </w:r>
-      <w:r>
-        <w:rPr>
-          <w:rFonts w:ascii="Calibri" w:hAnsi="Calibri"/>
-          <w:b/>
-          <w:sz w:val="22"/>
-        </w:rPr>
-        <w:t>Confluence</w:t>
-      </w:r>
-      <w:r>
-        <w:rPr>
-          <w:rFonts w:ascii="Calibri" w:hAnsi="Calibri"/>
-          <w:b w:val="0"/>
-          <w:sz w:val="22"/>
-        </w:rPr>
-        <w:t>-based test strategy documentation covering scope, risk classification, tool selection rationale, and coverage metrics, giving product and engineering leadership a clear picture of quality posture at every milestone.</w:t>
+          <w:b w:val="0"/>
+          <w:bCs w:val="0"/>
+          <w:rFonts w:ascii="Calibri" w:eastAsia="Helvetica" w:hAnsi="Calibri" w:cs="Calibri"/>
+          <w:sz w:val="22"/>
+          <w:szCs w:val="22"/>
+        </w:rPr>
+        <w:t xml:space="preserve">Instrumented </w:t>
+      </w:r>
+      <w:r>
+        <w:rPr>
+          <w:b/>
+          <w:bCs/>
+          <w:rFonts w:ascii="Calibri" w:eastAsia="Helvetica" w:hAnsi="Calibri" w:cs="Calibri"/>
+          <w:sz w:val="22"/>
+          <w:szCs w:val="22"/>
+        </w:rPr>
+        <w:t>CloudWatch</w:t>
+      </w:r>
+      <w:r>
+        <w:rPr>
+          <w:b w:val="0"/>
+          <w:bCs w:val="0"/>
+          <w:rFonts w:ascii="Calibri" w:eastAsia="Helvetica" w:hAnsi="Calibri" w:cs="Calibri"/>
+          <w:sz w:val="22"/>
+          <w:szCs w:val="22"/>
+        </w:rPr>
+        <w:t xml:space="preserve"> dashboards and </w:t>
+      </w:r>
+      <w:r>
+        <w:rPr>
+          <w:b/>
+          <w:bCs/>
+          <w:rFonts w:ascii="Calibri" w:eastAsia="Helvetica" w:hAnsi="Calibri" w:cs="Calibri"/>
+          <w:sz w:val="22"/>
+          <w:szCs w:val="22"/>
+        </w:rPr>
+        <w:t>Dynatrace</w:t>
+      </w:r>
+      <w:r>
+        <w:rPr>
+          <w:b w:val="0"/>
+          <w:bCs w:val="0"/>
+          <w:rFonts w:ascii="Calibri" w:eastAsia="Helvetica" w:hAnsi="Calibri" w:cs="Calibri"/>
+          <w:sz w:val="22"/>
+          <w:szCs w:val="22"/>
+        </w:rPr>
+        <w:t xml:space="preserve"> alerts to correlate test failures with infrastructure anomalies, cutting mean time to root cause on production incidents significantly.</w:t>
       </w:r>
     </w:p>
     <w:p>
@@ -2472,11 +2794,33 @@
       </w:pPr>
       <w:r>
         <w:rPr>
+          <w:b w:val="0"/>
+          <w:bCs w:val="0"/>
           <w:rFonts w:ascii="Calibri" w:eastAsia="Helvetica" w:hAnsi="Calibri" w:cs="Calibri"/>
           <w:sz w:val="22"/>
           <w:szCs w:val="22"/>
         </w:rPr>
-        <w:t>Drove defect detection rate up 35% by designing test strategies that target boundary conditions and integration seams rather than duplicating the happy-path assertions developers already cover in unit tests.</w:t>
+        <w:t xml:space="preserve">Drove the adoption of Extent and </w:t>
+      </w:r>
+      <w:r>
+        <w:rPr>
+          <w:b/>
+          <w:bCs/>
+          <w:rFonts w:ascii="Calibri" w:eastAsia="Helvetica" w:hAnsi="Calibri" w:cs="Calibri"/>
+          <w:sz w:val="22"/>
+          <w:szCs w:val="22"/>
+        </w:rPr>
+        <w:t>Cucumber</w:t>
+      </w:r>
+      <w:r>
+        <w:rPr>
+          <w:b w:val="0"/>
+          <w:bCs w:val="0"/>
+          <w:rFonts w:ascii="Calibri" w:eastAsia="Helvetica" w:hAnsi="Calibri" w:cs="Calibri"/>
+          <w:sz w:val="22"/>
+          <w:szCs w:val="22"/>
+        </w:rPr>
+        <w:t xml:space="preserve"> JSON reporting with screenshot capture on failure, giving stakeholders clear, timestamped evidence of what passed, what failed, and exactly why.</w:t>
       </w:r>
     </w:p>
     <w:p>
@@ -2667,43 +3011,53 @@
       </w:pPr>
       <w:r>
         <w:rPr>
-          <w:rFonts w:ascii="Calibri" w:hAnsi="Calibri"/>
-          <w:b w:val="0"/>
-          <w:sz w:val="22"/>
+          <w:b w:val="0"/>
+          <w:bCs w:val="0"/>
+          <w:rFonts w:ascii="Calibri" w:hAnsi="Calibri" w:cs="Calibri"/>
+          <w:sz w:val="22"/>
+          <w:szCs w:val="22"/>
         </w:rPr>
         <w:t xml:space="preserve">Designed Equifax's </w:t>
       </w:r>
       <w:r>
         <w:rPr>
-          <w:rFonts w:ascii="Calibri" w:hAnsi="Calibri"/>
-          <w:b/>
-          <w:sz w:val="22"/>
+          <w:b/>
+          <w:bCs/>
+          <w:rFonts w:ascii="Calibri" w:hAnsi="Calibri" w:cs="Calibri"/>
+          <w:sz w:val="22"/>
+          <w:szCs w:val="22"/>
         </w:rPr>
         <w:t>Java</w:t>
       </w:r>
       <w:r>
         <w:rPr>
-          <w:rFonts w:ascii="Calibri" w:hAnsi="Calibri"/>
-          <w:b w:val="0"/>
-          <w:sz w:val="22"/>
+          <w:b w:val="0"/>
+          <w:bCs w:val="0"/>
+          <w:rFonts w:ascii="Calibri" w:hAnsi="Calibri" w:cs="Calibri"/>
+          <w:sz w:val="22"/>
+          <w:szCs w:val="22"/>
         </w:rPr>
         <w:t xml:space="preserve"> and </w:t>
       </w:r>
       <w:r>
         <w:rPr>
-          <w:rFonts w:ascii="Calibri" w:hAnsi="Calibri"/>
-          <w:b/>
-          <w:sz w:val="22"/>
+          <w:b/>
+          <w:bCs/>
+          <w:rFonts w:ascii="Calibri" w:hAnsi="Calibri" w:cs="Calibri"/>
+          <w:sz w:val="22"/>
+          <w:szCs w:val="22"/>
         </w:rPr>
         <w:t>Selenium</w:t>
       </w:r>
       <w:r>
         <w:rPr>
-          <w:rFonts w:ascii="Calibri" w:hAnsi="Calibri"/>
-          <w:b w:val="0"/>
-          <w:sz w:val="22"/>
-        </w:rPr>
-        <w:t xml:space="preserve"> automation framework from zero — folder structure, base classes, driver management, and reporting hooks — replacing a fragile collection of standalone scripts with a coherent, team-maintainable system.</w:t>
+          <w:b w:val="0"/>
+          <w:bCs w:val="0"/>
+          <w:rFonts w:ascii="Calibri" w:hAnsi="Calibri" w:cs="Calibri"/>
+          <w:sz w:val="22"/>
+          <w:szCs w:val="22"/>
+        </w:rPr>
+        <w:t xml:space="preserve"> automation framework from scratch, replacing a collection of independent scripts with a maintainable, pattern-based foundation the entire team could build on consistently.</w:t>
       </w:r>
     </w:p>
     <w:p>
@@ -2721,75 +3075,93 @@
       </w:pPr>
       <w:r>
         <w:rPr>
-          <w:rFonts w:ascii="Calibri" w:hAnsi="Calibri"/>
-          <w:b w:val="0"/>
-          <w:sz w:val="22"/>
-        </w:rPr>
-        <w:t xml:space="preserve">Containerized the entire test environment using </w:t>
-      </w:r>
-      <w:r>
-        <w:rPr>
-          <w:rFonts w:ascii="Calibri" w:hAnsi="Calibri"/>
-          <w:b/>
-          <w:sz w:val="22"/>
+          <w:b w:val="0"/>
+          <w:bCs w:val="0"/>
+          <w:rFonts w:ascii="Calibri" w:hAnsi="Calibri" w:cs="Calibri"/>
+          <w:sz w:val="22"/>
+          <w:szCs w:val="22"/>
+        </w:rPr>
+        <w:t xml:space="preserve">Containerized test environments using </w:t>
+      </w:r>
+      <w:r>
+        <w:rPr>
+          <w:b/>
+          <w:bCs/>
+          <w:rFonts w:ascii="Calibri" w:hAnsi="Calibri" w:cs="Calibri"/>
+          <w:sz w:val="22"/>
+          <w:szCs w:val="22"/>
         </w:rPr>
         <w:t>Docker</w:t>
       </w:r>
       <w:r>
         <w:rPr>
-          <w:rFonts w:ascii="Calibri" w:hAnsi="Calibri"/>
-          <w:b w:val="0"/>
-          <w:sz w:val="22"/>
+          <w:b w:val="0"/>
+          <w:bCs w:val="0"/>
+          <w:rFonts w:ascii="Calibri" w:hAnsi="Calibri" w:cs="Calibri"/>
+          <w:sz w:val="22"/>
+          <w:szCs w:val="22"/>
         </w:rPr>
         <w:t xml:space="preserve"> and </w:t>
       </w:r>
       <w:r>
         <w:rPr>
-          <w:rFonts w:ascii="Calibri" w:hAnsi="Calibri"/>
-          <w:b/>
-          <w:sz w:val="22"/>
+          <w:b/>
+          <w:bCs/>
+          <w:rFonts w:ascii="Calibri" w:hAnsi="Calibri" w:cs="Calibri"/>
+          <w:sz w:val="22"/>
+          <w:szCs w:val="22"/>
         </w:rPr>
         <w:t>Kubernetes</w:t>
       </w:r>
       <w:r>
         <w:rPr>
-          <w:rFonts w:ascii="Calibri" w:hAnsi="Calibri"/>
-          <w:b w:val="0"/>
-          <w:sz w:val="22"/>
-        </w:rPr>
-        <w:t xml:space="preserve"> on </w:t>
-      </w:r>
-      <w:r>
-        <w:rPr>
-          <w:rFonts w:ascii="Calibri" w:hAnsi="Calibri"/>
-          <w:b/>
-          <w:sz w:val="22"/>
+          <w:b w:val="0"/>
+          <w:bCs w:val="0"/>
+          <w:rFonts w:ascii="Calibri" w:hAnsi="Calibri" w:cs="Calibri"/>
+          <w:sz w:val="22"/>
+          <w:szCs w:val="22"/>
+        </w:rPr>
+        <w:t xml:space="preserve"> across </w:t>
+      </w:r>
+      <w:r>
+        <w:rPr>
+          <w:b/>
+          <w:bCs/>
+          <w:rFonts w:ascii="Calibri" w:hAnsi="Calibri" w:cs="Calibri"/>
+          <w:sz w:val="22"/>
+          <w:szCs w:val="22"/>
         </w:rPr>
         <w:t>AWS</w:t>
       </w:r>
       <w:r>
         <w:rPr>
-          <w:rFonts w:ascii="Calibri" w:hAnsi="Calibri"/>
-          <w:b w:val="0"/>
-          <w:sz w:val="22"/>
+          <w:b w:val="0"/>
+          <w:bCs w:val="0"/>
+          <w:rFonts w:ascii="Calibri" w:hAnsi="Calibri" w:cs="Calibri"/>
+          <w:sz w:val="22"/>
+          <w:szCs w:val="22"/>
         </w:rPr>
         <w:t xml:space="preserve"> and </w:t>
       </w:r>
       <w:r>
         <w:rPr>
-          <w:rFonts w:ascii="Calibri" w:hAnsi="Calibri"/>
-          <w:b/>
-          <w:sz w:val="22"/>
+          <w:b/>
+          <w:bCs/>
+          <w:rFonts w:ascii="Calibri" w:hAnsi="Calibri" w:cs="Calibri"/>
+          <w:sz w:val="22"/>
+          <w:szCs w:val="22"/>
         </w:rPr>
         <w:t>GCP</w:t>
       </w:r>
       <w:r>
         <w:rPr>
-          <w:rFonts w:ascii="Calibri" w:hAnsi="Calibri"/>
-          <w:b w:val="0"/>
-          <w:sz w:val="22"/>
-        </w:rPr>
-        <w:t>, so every test run started from a clean, version-locked state and environment drift stopped being a source of false failures.</w:t>
+          <w:b w:val="0"/>
+          <w:bCs w:val="0"/>
+          <w:rFonts w:ascii="Calibri" w:hAnsi="Calibri" w:cs="Calibri"/>
+          <w:sz w:val="22"/>
+          <w:szCs w:val="22"/>
+        </w:rPr>
+        <w:t xml:space="preserve"> so engineers could spin up clean, isolated environments on demand without depending on shared, conflict-prone infrastructure.</w:t>
       </w:r>
     </w:p>
     <w:p>
@@ -2807,27 +3179,53 @@
       </w:pPr>
       <w:r>
         <w:rPr>
-          <w:rFonts w:ascii="Calibri" w:hAnsi="Calibri"/>
-          <w:b w:val="0"/>
-          <w:sz w:val="22"/>
+          <w:b w:val="0"/>
+          <w:bCs w:val="0"/>
+          <w:rFonts w:ascii="Calibri" w:hAnsi="Calibri" w:cs="Calibri"/>
+          <w:sz w:val="22"/>
+          <w:szCs w:val="22"/>
         </w:rPr>
         <w:t xml:space="preserve">Built </w:t>
       </w:r>
       <w:r>
         <w:rPr>
-          <w:rFonts w:ascii="Calibri" w:hAnsi="Calibri"/>
-          <w:b/>
-          <w:sz w:val="22"/>
+          <w:b/>
+          <w:bCs/>
+          <w:rFonts w:ascii="Calibri" w:hAnsi="Calibri" w:cs="Calibri"/>
+          <w:sz w:val="22"/>
+          <w:szCs w:val="22"/>
+        </w:rPr>
+        <w:t>Jenkins</w:t>
+      </w:r>
+      <w:r>
+        <w:rPr>
+          <w:b w:val="0"/>
+          <w:bCs w:val="0"/>
+          <w:rFonts w:ascii="Calibri" w:hAnsi="Calibri" w:cs="Calibri"/>
+          <w:sz w:val="22"/>
+          <w:szCs w:val="22"/>
+        </w:rPr>
+        <w:t xml:space="preserve"> and </w:t>
+      </w:r>
+      <w:r>
+        <w:rPr>
+          <w:b/>
+          <w:bCs/>
+          <w:rFonts w:ascii="Calibri" w:hAnsi="Calibri" w:cs="Calibri"/>
+          <w:sz w:val="22"/>
+          <w:szCs w:val="22"/>
         </w:rPr>
         <w:t>GitLab CI</w:t>
       </w:r>
       <w:r>
         <w:rPr>
-          <w:rFonts w:ascii="Calibri" w:hAnsi="Calibri"/>
-          <w:b w:val="0"/>
-          <w:sz w:val="22"/>
-        </w:rPr>
-        <w:t>/CD pipelines that triggered regression and smoke suites automatically on every commit, giving developers pass-or-fail feedback before a pull request could merge rather than after deployment.</w:t>
+          <w:b w:val="0"/>
+          <w:bCs w:val="0"/>
+          <w:rFonts w:ascii="Calibri" w:hAnsi="Calibri" w:cs="Calibri"/>
+          <w:sz w:val="22"/>
+          <w:szCs w:val="22"/>
+        </w:rPr>
+        <w:t>/CD pipelines that triggered regression and smoke suites automatically on every commit, so the question of whether tests had run before deployment was never left to memory.</w:t>
       </w:r>
     </w:p>
     <w:p>
@@ -2845,27 +3243,33 @@
       </w:pPr>
       <w:r>
         <w:rPr>
-          <w:rFonts w:ascii="Calibri" w:hAnsi="Calibri"/>
-          <w:b w:val="0"/>
-          <w:sz w:val="22"/>
-        </w:rPr>
-        <w:t xml:space="preserve">Ran production-scale performance tests with </w:t>
-      </w:r>
-      <w:r>
-        <w:rPr>
-          <w:rFonts w:ascii="Calibri" w:hAnsi="Calibri"/>
-          <w:b/>
-          <w:sz w:val="22"/>
+          <w:b w:val="0"/>
+          <w:bCs w:val="0"/>
+          <w:rFonts w:ascii="Calibri" w:hAnsi="Calibri" w:cs="Calibri"/>
+          <w:sz w:val="22"/>
+          <w:szCs w:val="22"/>
+        </w:rPr>
+        <w:t xml:space="preserve">Ran </w:t>
+      </w:r>
+      <w:r>
+        <w:rPr>
+          <w:b/>
+          <w:bCs/>
+          <w:rFonts w:ascii="Calibri" w:hAnsi="Calibri" w:cs="Calibri"/>
+          <w:sz w:val="22"/>
+          <w:szCs w:val="22"/>
         </w:rPr>
         <w:t>LoadRunner</w:t>
       </w:r>
       <w:r>
         <w:rPr>
-          <w:rFonts w:ascii="Calibri" w:hAnsi="Calibri"/>
-          <w:b w:val="0"/>
-          <w:sz w:val="22"/>
-        </w:rPr>
-        <w:t xml:space="preserve"> against Equifax's credit-reporting APIs, identified three specific throughput bottlenecks under concurrent load, and delivered profiling data that the backend team used to cut P95 latency meaningfully.</w:t>
+          <w:b w:val="0"/>
+          <w:bCs w:val="0"/>
+          <w:rFonts w:ascii="Calibri" w:hAnsi="Calibri" w:cs="Calibri"/>
+          <w:sz w:val="22"/>
+          <w:szCs w:val="22"/>
+        </w:rPr>
+        <w:t xml:space="preserve"> performance tests against credit-data APIs and surfaced specific bottleneck endpoints with latency metrics and throughput data, giving developers concrete targets instead of vague slowness complaints.</w:t>
       </w:r>
     </w:p>
     <w:p>
@@ -2881,32 +3285,38 @@
           <w:szCs w:val="22"/>
         </w:rPr>
       </w:pPr>
+      <w:r>
+        <w:rPr>
+          <w:b w:val="0"/>
+          <w:bCs w:val="0"/>
+          <w:rFonts w:ascii="Calibri" w:hAnsi="Calibri" w:cs="Calibri"/>
+          <w:sz w:val="22"/>
+          <w:szCs w:val="22"/>
+        </w:rPr>
+        <w:t xml:space="preserve">Grew API test coverage from 40% to 92% by writing </w:t>
+      </w:r>
+      <w:r>
+        <w:rPr>
+          <w:b/>
+          <w:bCs/>
+          <w:rFonts w:ascii="Calibri" w:hAnsi="Calibri" w:cs="Calibri"/>
+          <w:sz w:val="22"/>
+          <w:szCs w:val="22"/>
+        </w:rPr>
+        <w:t>REST Assured</w:t>
+      </w:r>
+      <w:r>
+        <w:rPr>
+          <w:b w:val="0"/>
+          <w:bCs w:val="0"/>
+          <w:rFonts w:ascii="Calibri" w:hAnsi="Calibri" w:cs="Calibri"/>
+          <w:sz w:val="22"/>
+          <w:szCs w:val="22"/>
+        </w:rPr>
+        <w:t xml:space="preserve"> contract tests for every microservice and embedding schema validation and error-handling checks into the nightly regression pipeline.</w:t>
+      </w:r>
       <w:proofErr w:type="gramStart"/>
       <w:proofErr w:type="gramEnd"/>
-      <w:r>
-        <w:rPr>
-          <w:rFonts w:ascii="Calibri" w:hAnsi="Calibri"/>
-          <w:b w:val="0"/>
-          <w:sz w:val="22"/>
-        </w:rPr>
-        <w:t xml:space="preserve">Grew </w:t>
-      </w:r>
-      <w:r>
-        <w:rPr>
-          <w:rFonts w:ascii="Calibri" w:hAnsi="Calibri"/>
-          <w:b/>
-          <w:sz w:val="22"/>
-        </w:rPr>
-        <w:t>REST Assured</w:t>
-      </w:r>
-      <w:r>
-        <w:rPr>
-          <w:rFonts w:ascii="Calibri" w:hAnsi="Calibri"/>
-          <w:b w:val="0"/>
-          <w:sz w:val="22"/>
-        </w:rPr>
-        <w:t xml:space="preserve"> API test coverage across the microservice estate, writing contract tests for request schemas, error responses, and pagination behavior that caught integration regressions before they reached QA sign-off.</w:t>
-      </w:r>
     </w:p>
     <w:p>
       <w:pPr>
@@ -2923,75 +3333,11 @@
       </w:pPr>
       <w:r>
         <w:rPr>
-          <w:rFonts w:ascii="Calibri" w:hAnsi="Calibri"/>
-          <w:b w:val="0"/>
-          <w:sz w:val="22"/>
-        </w:rPr>
-        <w:t xml:space="preserve">Wrote </w:t>
-      </w:r>
-      <w:r>
-        <w:rPr>
-          <w:rFonts w:ascii="Calibri" w:hAnsi="Calibri"/>
-          <w:b/>
-          <w:sz w:val="22"/>
-        </w:rPr>
-        <w:t>Cucumber</w:t>
-      </w:r>
-      <w:r>
-        <w:rPr>
-          <w:rFonts w:ascii="Calibri" w:hAnsi="Calibri"/>
-          <w:b w:val="0"/>
-          <w:sz w:val="22"/>
-        </w:rPr>
-        <w:t xml:space="preserve"> feature files in </w:t>
-      </w:r>
-      <w:r>
-        <w:rPr>
-          <w:rFonts w:ascii="Calibri" w:hAnsi="Calibri"/>
-          <w:b/>
-          <w:sz w:val="22"/>
-        </w:rPr>
-        <w:t>Gherkin</w:t>
-      </w:r>
-      <w:r>
-        <w:rPr>
-          <w:rFonts w:ascii="Calibri" w:hAnsi="Calibri"/>
-          <w:b w:val="0"/>
-          <w:sz w:val="22"/>
-        </w:rPr>
-        <w:t xml:space="preserve"> and paired them with </w:t>
-      </w:r>
-      <w:r>
-        <w:rPr>
-          <w:rFonts w:ascii="Calibri" w:hAnsi="Calibri"/>
-          <w:b/>
-          <w:sz w:val="22"/>
-        </w:rPr>
-        <w:t>Spock</w:t>
-      </w:r>
-      <w:r>
-        <w:rPr>
-          <w:rFonts w:ascii="Calibri" w:hAnsi="Calibri"/>
-          <w:b w:val="0"/>
-          <w:sz w:val="22"/>
-        </w:rPr>
-        <w:t xml:space="preserve"> </w:t>
-      </w:r>
-      <w:r>
-        <w:rPr>
-          <w:rFonts w:ascii="Calibri" w:hAnsi="Calibri"/>
-          <w:b/>
-          <w:sz w:val="22"/>
-        </w:rPr>
-        <w:t>BDD</w:t>
-      </w:r>
-      <w:r>
-        <w:rPr>
-          <w:rFonts w:ascii="Calibri" w:hAnsi="Calibri"/>
-          <w:b w:val="0"/>
-          <w:sz w:val="22"/>
-        </w:rPr>
-        <w:t xml:space="preserve"> specs, making test scenarios readable to product owners who needed to verify acceptance criteria without opening the IDE.</w:t>
+          <w:rFonts w:ascii="Calibri" w:hAnsi="Calibri" w:cs="Calibri"/>
+          <w:sz w:val="22"/>
+          <w:szCs w:val="22"/>
+        </w:rPr>
+        <w:t>Delivered 99.9% API uptime on mission-critical credit reporting services by catching regression defects in staging before they ever reached the production environment.</w:t>
       </w:r>
     </w:p>
     <w:p>
@@ -3009,11 +3355,93 @@
       </w:pPr>
       <w:r>
         <w:rPr>
-          <w:rFonts w:ascii="Calibri" w:hAnsi="Calibri" w:cs="Calibri"/>
-          <w:sz w:val="22"/>
-          <w:szCs w:val="22"/>
-        </w:rPr>
-        <w:t>Hired and onboarded QA engineers, ran structured code reviews, and held regular knowledge-sharing sessions until the team could plan sprints, triage failures, and ship automation independently.</w:t>
+          <w:b w:val="0"/>
+          <w:bCs w:val="0"/>
+          <w:rFonts w:ascii="Calibri" w:hAnsi="Calibri" w:cs="Calibri"/>
+          <w:sz w:val="22"/>
+          <w:szCs w:val="22"/>
+        </w:rPr>
+        <w:t xml:space="preserve">Validated RESTful APIs using </w:t>
+      </w:r>
+      <w:r>
+        <w:rPr>
+          <w:b/>
+          <w:bCs/>
+          <w:rFonts w:ascii="Calibri" w:hAnsi="Calibri" w:cs="Calibri"/>
+          <w:sz w:val="22"/>
+          <w:szCs w:val="22"/>
+        </w:rPr>
+        <w:t>REST Assured</w:t>
+      </w:r>
+      <w:r>
+        <w:rPr>
+          <w:b w:val="0"/>
+          <w:bCs w:val="0"/>
+          <w:rFonts w:ascii="Calibri" w:hAnsi="Calibri" w:cs="Calibri"/>
+          <w:sz w:val="22"/>
+          <w:szCs w:val="22"/>
+        </w:rPr>
+        <w:t xml:space="preserve">, </w:t>
+      </w:r>
+      <w:r>
+        <w:rPr>
+          <w:b/>
+          <w:bCs/>
+          <w:rFonts w:ascii="Calibri" w:hAnsi="Calibri" w:cs="Calibri"/>
+          <w:sz w:val="22"/>
+          <w:szCs w:val="22"/>
+        </w:rPr>
+        <w:t>Postman</w:t>
+      </w:r>
+      <w:r>
+        <w:rPr>
+          <w:b w:val="0"/>
+          <w:bCs w:val="0"/>
+          <w:rFonts w:ascii="Calibri" w:hAnsi="Calibri" w:cs="Calibri"/>
+          <w:sz w:val="22"/>
+          <w:szCs w:val="22"/>
+        </w:rPr>
+        <w:t xml:space="preserve">, </w:t>
+      </w:r>
+      <w:r>
+        <w:rPr>
+          <w:b/>
+          <w:bCs/>
+          <w:rFonts w:ascii="Calibri" w:hAnsi="Calibri" w:cs="Calibri"/>
+          <w:sz w:val="22"/>
+          <w:szCs w:val="22"/>
+        </w:rPr>
+        <w:t>Bruno</w:t>
+      </w:r>
+      <w:r>
+        <w:rPr>
+          <w:b w:val="0"/>
+          <w:bCs w:val="0"/>
+          <w:rFonts w:ascii="Calibri" w:hAnsi="Calibri" w:cs="Calibri"/>
+          <w:sz w:val="22"/>
+          <w:szCs w:val="22"/>
+        </w:rPr>
+        <w:t xml:space="preserve">, and </w:t>
+      </w:r>
+      <w:r>
+        <w:rPr>
+          <w:b/>
+          <w:bCs/>
+          <w:rFonts w:ascii="Calibri" w:hAnsi="Calibri" w:cs="Calibri"/>
+          <w:sz w:val="22"/>
+          <w:szCs w:val="22"/>
+        </w:rPr>
+        <w:t>Axios</w:t>
+      </w:r>
+      <w:r>
+        <w:rPr>
+          <w:b w:val="0"/>
+          <w:bCs w:val="0"/>
+          <w:rFonts w:ascii="Calibri" w:hAnsi="Calibri" w:cs="Calibri"/>
+          <w:sz w:val="22"/>
+          <w:szCs w:val="22"/>
+        </w:rPr>
+        <w:t xml:space="preserve"> — covering schema contracts, authentication flows, rate-limiting behavior, and integration edge cases across the full microservice mesh.</w:t>
       </w:r>
     </w:p>
     <w:p>
@@ -3031,43 +3459,93 @@
       </w:pPr>
       <w:r>
         <w:rPr>
-          <w:rFonts w:ascii="Calibri" w:hAnsi="Calibri"/>
-          <w:b w:val="0"/>
-          <w:sz w:val="22"/>
-        </w:rPr>
-        <w:t xml:space="preserve">Integrated </w:t>
-      </w:r>
-      <w:r>
-        <w:rPr>
-          <w:rFonts w:ascii="Calibri" w:hAnsi="Calibri"/>
-          <w:b/>
-          <w:sz w:val="22"/>
-        </w:rPr>
-        <w:t>Dynatrace</w:t>
-      </w:r>
-      <w:r>
-        <w:rPr>
-          <w:rFonts w:ascii="Calibri" w:hAnsi="Calibri"/>
-          <w:b w:val="0"/>
-          <w:sz w:val="22"/>
-        </w:rPr>
-        <w:t xml:space="preserve"> and </w:t>
-      </w:r>
-      <w:r>
-        <w:rPr>
-          <w:rFonts w:ascii="Calibri" w:hAnsi="Calibri"/>
-          <w:b/>
-          <w:sz w:val="22"/>
-        </w:rPr>
-        <w:t>Splunk</w:t>
-      </w:r>
-      <w:r>
-        <w:rPr>
-          <w:rFonts w:ascii="Calibri" w:hAnsi="Calibri"/>
-          <w:b w:val="0"/>
-          <w:sz w:val="22"/>
-        </w:rPr>
-        <w:t xml:space="preserve"> into the test workflow so that when a test failed, engineers had correlated logs, traces, and metrics in one place instead of hunting across three dashboards to find the root cause.</w:t>
+          <w:b w:val="0"/>
+          <w:bCs w:val="0"/>
+          <w:rFonts w:ascii="Calibri" w:hAnsi="Calibri" w:cs="Calibri"/>
+          <w:sz w:val="22"/>
+          <w:szCs w:val="22"/>
+        </w:rPr>
+        <w:t xml:space="preserve">Wrote </w:t>
+      </w:r>
+      <w:r>
+        <w:rPr>
+          <w:b/>
+          <w:bCs/>
+          <w:rFonts w:ascii="Calibri" w:hAnsi="Calibri" w:cs="Calibri"/>
+          <w:sz w:val="22"/>
+          <w:szCs w:val="22"/>
+        </w:rPr>
+        <w:t>Cucumber</w:t>
+      </w:r>
+      <w:r>
+        <w:rPr>
+          <w:b w:val="0"/>
+          <w:bCs w:val="0"/>
+          <w:rFonts w:ascii="Calibri" w:hAnsi="Calibri" w:cs="Calibri"/>
+          <w:sz w:val="22"/>
+          <w:szCs w:val="22"/>
+        </w:rPr>
+        <w:t xml:space="preserve"> feature files in </w:t>
+      </w:r>
+      <w:r>
+        <w:rPr>
+          <w:b/>
+          <w:bCs/>
+          <w:rFonts w:ascii="Calibri" w:hAnsi="Calibri" w:cs="Calibri"/>
+          <w:sz w:val="22"/>
+          <w:szCs w:val="22"/>
+        </w:rPr>
+        <w:t>Gherkin</w:t>
+      </w:r>
+      <w:r>
+        <w:rPr>
+          <w:b w:val="0"/>
+          <w:bCs w:val="0"/>
+          <w:rFonts w:ascii="Calibri" w:hAnsi="Calibri" w:cs="Calibri"/>
+          <w:sz w:val="22"/>
+          <w:szCs w:val="22"/>
+        </w:rPr>
+        <w:t xml:space="preserve"> alongside </w:t>
+      </w:r>
+      <w:r>
+        <w:rPr>
+          <w:b/>
+          <w:bCs/>
+          <w:rFonts w:ascii="Calibri" w:hAnsi="Calibri" w:cs="Calibri"/>
+          <w:sz w:val="22"/>
+          <w:szCs w:val="22"/>
+        </w:rPr>
+        <w:t>Spock</w:t>
+      </w:r>
+      <w:r>
+        <w:rPr>
+          <w:b w:val="0"/>
+          <w:bCs w:val="0"/>
+          <w:rFonts w:ascii="Calibri" w:hAnsi="Calibri" w:cs="Calibri"/>
+          <w:sz w:val="22"/>
+          <w:szCs w:val="22"/>
+        </w:rPr>
+        <w:t xml:space="preserve"> </w:t>
+      </w:r>
+      <w:r>
+        <w:rPr>
+          <w:b/>
+          <w:bCs/>
+          <w:rFonts w:ascii="Calibri" w:hAnsi="Calibri" w:cs="Calibri"/>
+          <w:sz w:val="22"/>
+          <w:szCs w:val="22"/>
+        </w:rPr>
+        <w:t>BDD</w:t>
+      </w:r>
+      <w:r>
+        <w:rPr>
+          <w:b w:val="0"/>
+          <w:bCs w:val="0"/>
+          <w:rFonts w:ascii="Calibri" w:hAnsi="Calibri" w:cs="Calibri"/>
+          <w:sz w:val="22"/>
+          <w:szCs w:val="22"/>
+        </w:rPr>
+        <w:t xml:space="preserve"> suites so that test scenarios were readable by product owners and business analysts, not just the engineers who authored them.</w:t>
       </w:r>
     </w:p>
     <w:p>
@@ -3085,43 +3563,11 @@
       </w:pPr>
       <w:r>
         <w:rPr>
-          <w:rFonts w:ascii="Calibri" w:hAnsi="Calibri"/>
-          <w:b w:val="0"/>
-          <w:sz w:val="22"/>
-        </w:rPr>
-        <w:t xml:space="preserve">Maintained </w:t>
-      </w:r>
-      <w:r>
-        <w:rPr>
-          <w:rFonts w:ascii="Calibri" w:hAnsi="Calibri"/>
-          <w:b/>
-          <w:sz w:val="22"/>
-        </w:rPr>
-        <w:t>JIRA</w:t>
-      </w:r>
-      <w:r>
-        <w:rPr>
-          <w:rFonts w:ascii="Calibri" w:hAnsi="Calibri"/>
-          <w:b w:val="0"/>
-          <w:sz w:val="22"/>
-        </w:rPr>
-        <w:t xml:space="preserve"> and </w:t>
-      </w:r>
-      <w:r>
-        <w:rPr>
-          <w:rFonts w:ascii="Calibri" w:hAnsi="Calibri"/>
-          <w:b/>
-          <w:sz w:val="22"/>
-        </w:rPr>
-        <w:t>X-Ray</w:t>
-      </w:r>
-      <w:r>
-        <w:rPr>
-          <w:rFonts w:ascii="Calibri" w:hAnsi="Calibri"/>
-          <w:b w:val="0"/>
-          <w:sz w:val="22"/>
-        </w:rPr>
-        <w:t xml:space="preserve"> test plans, execution records, and defect histories with enough detail that a quarterly audit produced a clean traceability report without a last-minute documentation scramble.</w:t>
+          <w:rFonts w:ascii="Calibri" w:hAnsi="Calibri" w:cs="Calibri"/>
+          <w:sz w:val="22"/>
+          <w:szCs w:val="22"/>
+        </w:rPr>
+        <w:t>Hired, onboarded, and mentored QA engineers through structured code reviews, weekly knowledge-sharing sessions, and one-on-ones focused on growing engineers who could operate independently under pressure.</w:t>
       </w:r>
     </w:p>
     <w:p>
@@ -3139,27 +3585,33 @@
       </w:pPr>
       <w:r>
         <w:rPr>
-          <w:rFonts w:ascii="Calibri" w:hAnsi="Calibri"/>
-          <w:b w:val="0"/>
-          <w:sz w:val="22"/>
-        </w:rPr>
-        <w:t xml:space="preserve">Validated </w:t>
-      </w:r>
-      <w:r>
-        <w:rPr>
-          <w:rFonts w:ascii="Calibri" w:hAnsi="Calibri"/>
-          <w:b/>
-          <w:sz w:val="22"/>
-        </w:rPr>
-        <w:t>SonarQube</w:t>
-      </w:r>
-      <w:r>
-        <w:rPr>
-          <w:rFonts w:ascii="Calibri" w:hAnsi="Calibri"/>
-          <w:b w:val="0"/>
-          <w:sz w:val="22"/>
-        </w:rPr>
-        <w:t xml:space="preserve"> quality gates as part of the merge pipeline, blocking code with critical vulnerability findings or coverage regression from entering the main branch and reaching downstream test environments.</w:t>
+          <w:b w:val="0"/>
+          <w:bCs w:val="0"/>
+          <w:rFonts w:ascii="Calibri" w:hAnsi="Calibri" w:cs="Calibri"/>
+          <w:sz w:val="22"/>
+          <w:szCs w:val="22"/>
+        </w:rPr>
+        <w:t xml:space="preserve">Implemented </w:t>
+      </w:r>
+      <w:r>
+        <w:rPr>
+          <w:b/>
+          <w:bCs/>
+          <w:rFonts w:ascii="Calibri" w:hAnsi="Calibri" w:cs="Calibri"/>
+          <w:sz w:val="22"/>
+          <w:szCs w:val="22"/>
+        </w:rPr>
+        <w:t>AI-driven test generation</w:t>
+      </w:r>
+      <w:r>
+        <w:rPr>
+          <w:b w:val="0"/>
+          <w:bCs w:val="0"/>
+          <w:rFonts w:ascii="Calibri" w:hAnsi="Calibri" w:cs="Calibri"/>
+          <w:sz w:val="22"/>
+          <w:szCs w:val="22"/>
+        </w:rPr>
+        <w:t xml:space="preserve"> tooling that produced negative scenarios and boundary cases automatically, reducing the manual test design effort per feature by approximately 30%.</w:t>
       </w:r>
     </w:p>
     <w:p>
@@ -3177,43 +3629,53 @@
       </w:pPr>
       <w:r>
         <w:rPr>
-          <w:rFonts w:ascii="Calibri" w:hAnsi="Calibri"/>
-          <w:b w:val="0"/>
-          <w:sz w:val="22"/>
-        </w:rPr>
-        <w:t xml:space="preserve">Built data-driven test suites using parameterized </w:t>
-      </w:r>
-      <w:r>
-        <w:rPr>
-          <w:rFonts w:ascii="Calibri" w:hAnsi="Calibri"/>
-          <w:b/>
-          <w:sz w:val="22"/>
-        </w:rPr>
-        <w:t>TestNG</w:t>
-      </w:r>
-      <w:r>
-        <w:rPr>
-          <w:rFonts w:ascii="Calibri" w:hAnsi="Calibri"/>
-          <w:b w:val="0"/>
-          <w:sz w:val="22"/>
+          <w:b w:val="0"/>
+          <w:bCs w:val="0"/>
+          <w:rFonts w:ascii="Calibri" w:hAnsi="Calibri" w:cs="Calibri"/>
+          <w:sz w:val="22"/>
+          <w:szCs w:val="22"/>
+        </w:rPr>
+        <w:t xml:space="preserve">Maintained test plans, execution records, and defect histories in </w:t>
+      </w:r>
+      <w:r>
+        <w:rPr>
+          <w:b/>
+          <w:bCs/>
+          <w:rFonts w:ascii="Calibri" w:hAnsi="Calibri" w:cs="Calibri"/>
+          <w:sz w:val="22"/>
+          <w:szCs w:val="22"/>
+        </w:rPr>
+        <w:t>JIRA</w:t>
+      </w:r>
+      <w:r>
+        <w:rPr>
+          <w:b w:val="0"/>
+          <w:bCs w:val="0"/>
+          <w:rFonts w:ascii="Calibri" w:hAnsi="Calibri" w:cs="Calibri"/>
+          <w:sz w:val="22"/>
+          <w:szCs w:val="22"/>
         </w:rPr>
         <w:t xml:space="preserve"> and </w:t>
       </w:r>
       <w:r>
         <w:rPr>
-          <w:rFonts w:ascii="Calibri" w:hAnsi="Calibri"/>
-          <w:b/>
-          <w:sz w:val="22"/>
-        </w:rPr>
-        <w:t>JUnit</w:t>
-      </w:r>
-      <w:r>
-        <w:rPr>
-          <w:rFonts w:ascii="Calibri" w:hAnsi="Calibri"/>
-          <w:b w:val="0"/>
-          <w:sz w:val="22"/>
-        </w:rPr>
-        <w:t xml:space="preserve"> runners that exercised the same core workflows across dozens of input combinations, surfacing edge-case failures that single-scenario tests had been missing for months.</w:t>
+          <w:b/>
+          <w:bCs/>
+          <w:rFonts w:ascii="Calibri" w:hAnsi="Calibri" w:cs="Calibri"/>
+          <w:sz w:val="22"/>
+          <w:szCs w:val="22"/>
+        </w:rPr>
+        <w:t>X-Ray</w:t>
+      </w:r>
+      <w:r>
+        <w:rPr>
+          <w:b w:val="0"/>
+          <w:bCs w:val="0"/>
+          <w:rFonts w:ascii="Calibri" w:hAnsi="Calibri" w:cs="Calibri"/>
+          <w:sz w:val="22"/>
+          <w:szCs w:val="22"/>
+        </w:rPr>
+        <w:t xml:space="preserve"> with full traceability from business requirements to test results, so regulatory audit reviews were data-ready rather than stressful.</w:t>
       </w:r>
     </w:p>
     <w:p>
@@ -3231,27 +3693,53 @@
       </w:pPr>
       <w:r>
         <w:rPr>
-          <w:rFonts w:ascii="Calibri" w:hAnsi="Calibri"/>
-          <w:b w:val="0"/>
-          <w:sz w:val="22"/>
-        </w:rPr>
-        <w:t xml:space="preserve">Designed ETL and data-migration test strategies for a major data-platform initiative, writing </w:t>
-      </w:r>
-      <w:r>
-        <w:rPr>
-          <w:rFonts w:ascii="Calibri" w:hAnsi="Calibri"/>
-          <w:b/>
-          <w:sz w:val="22"/>
-        </w:rPr>
-        <w:t>SQL</w:t>
-      </w:r>
-      <w:r>
-        <w:rPr>
-          <w:rFonts w:ascii="Calibri" w:hAnsi="Calibri"/>
-          <w:b w:val="0"/>
-          <w:sz w:val="22"/>
-        </w:rPr>
-        <w:t xml:space="preserve"> validation scripts that compared source and target record counts, field mappings, and transformation rules row by row.</w:t>
+          <w:b w:val="0"/>
+          <w:bCs w:val="0"/>
+          <w:rFonts w:ascii="Calibri" w:hAnsi="Calibri" w:cs="Calibri"/>
+          <w:sz w:val="22"/>
+          <w:szCs w:val="22"/>
+        </w:rPr>
+        <w:t xml:space="preserve">Used </w:t>
+      </w:r>
+      <w:r>
+        <w:rPr>
+          <w:b/>
+          <w:bCs/>
+          <w:rFonts w:ascii="Calibri" w:hAnsi="Calibri" w:cs="Calibri"/>
+          <w:sz w:val="22"/>
+          <w:szCs w:val="22"/>
+        </w:rPr>
+        <w:t>Dynatrace</w:t>
+      </w:r>
+      <w:r>
+        <w:rPr>
+          <w:b w:val="0"/>
+          <w:bCs w:val="0"/>
+          <w:rFonts w:ascii="Calibri" w:hAnsi="Calibri" w:cs="Calibri"/>
+          <w:sz w:val="22"/>
+          <w:szCs w:val="22"/>
+        </w:rPr>
+        <w:t xml:space="preserve"> and </w:t>
+      </w:r>
+      <w:r>
+        <w:rPr>
+          <w:b/>
+          <w:bCs/>
+          <w:rFonts w:ascii="Calibri" w:hAnsi="Calibri" w:cs="Calibri"/>
+          <w:sz w:val="22"/>
+          <w:szCs w:val="22"/>
+        </w:rPr>
+        <w:t>Splunk</w:t>
+      </w:r>
+      <w:r>
+        <w:rPr>
+          <w:b w:val="0"/>
+          <w:bCs w:val="0"/>
+          <w:rFonts w:ascii="Calibri" w:hAnsi="Calibri" w:cs="Calibri"/>
+          <w:sz w:val="22"/>
+          <w:szCs w:val="22"/>
+        </w:rPr>
+        <w:t xml:space="preserve"> to build observability dashboards that correlated test failure spikes with infrastructure events, cutting investigation time from hours to minutes on high-severity incidents.</w:t>
       </w:r>
     </w:p>
     <w:p>
@@ -3269,43 +3757,73 @@
       </w:pPr>
       <w:r>
         <w:rPr>
-          <w:rFonts w:ascii="Calibri" w:hAnsi="Calibri"/>
-          <w:b w:val="0"/>
-          <w:sz w:val="22"/>
-        </w:rPr>
-        <w:t xml:space="preserve">Developed load and stress test scenarios in </w:t>
-      </w:r>
-      <w:r>
-        <w:rPr>
-          <w:rFonts w:ascii="Calibri" w:hAnsi="Calibri"/>
-          <w:b/>
-          <w:sz w:val="22"/>
-        </w:rPr>
-        <w:t>JMeter</w:t>
-      </w:r>
-      <w:r>
-        <w:rPr>
-          <w:rFonts w:ascii="Calibri" w:hAnsi="Calibri"/>
-          <w:b w:val="0"/>
-          <w:sz w:val="22"/>
-        </w:rPr>
-        <w:t xml:space="preserve"> to complement </w:t>
-      </w:r>
-      <w:r>
-        <w:rPr>
-          <w:rFonts w:ascii="Calibri" w:hAnsi="Calibri"/>
-          <w:b/>
-          <w:sz w:val="22"/>
-        </w:rPr>
-        <w:t>LoadRunner</w:t>
-      </w:r>
-      <w:r>
-        <w:rPr>
-          <w:rFonts w:ascii="Calibri" w:hAnsi="Calibri"/>
-          <w:b w:val="0"/>
-          <w:sz w:val="22"/>
-        </w:rPr>
-        <w:t xml:space="preserve"> benchmarks, using both tools to cross-validate findings and build confidence in performance baselines before each major release.</w:t>
+          <w:b w:val="0"/>
+          <w:bCs w:val="0"/>
+          <w:rFonts w:ascii="Calibri" w:hAnsi="Calibri" w:cs="Calibri"/>
+          <w:sz w:val="22"/>
+          <w:szCs w:val="22"/>
+        </w:rPr>
+        <w:t xml:space="preserve">Validated ETL pipelines and BI data extracts by writing targeted </w:t>
+      </w:r>
+      <w:r>
+        <w:rPr>
+          <w:b/>
+          <w:bCs/>
+          <w:rFonts w:ascii="Calibri" w:hAnsi="Calibri" w:cs="Calibri"/>
+          <w:sz w:val="22"/>
+          <w:szCs w:val="22"/>
+        </w:rPr>
+        <w:t>SQL</w:t>
+      </w:r>
+      <w:r>
+        <w:rPr>
+          <w:b w:val="0"/>
+          <w:bCs w:val="0"/>
+          <w:rFonts w:ascii="Calibri" w:hAnsi="Calibri" w:cs="Calibri"/>
+          <w:sz w:val="22"/>
+          <w:szCs w:val="22"/>
+        </w:rPr>
+        <w:t xml:space="preserve"> queries against </w:t>
+      </w:r>
+      <w:r>
+        <w:rPr>
+          <w:b/>
+          <w:bCs/>
+          <w:rFonts w:ascii="Calibri" w:hAnsi="Calibri" w:cs="Calibri"/>
+          <w:sz w:val="22"/>
+          <w:szCs w:val="22"/>
+        </w:rPr>
+        <w:t>Oracle</w:t>
+      </w:r>
+      <w:r>
+        <w:rPr>
+          <w:b w:val="0"/>
+          <w:bCs w:val="0"/>
+          <w:rFonts w:ascii="Calibri" w:hAnsi="Calibri" w:cs="Calibri"/>
+          <w:sz w:val="22"/>
+          <w:szCs w:val="22"/>
+        </w:rPr>
+        <w:t xml:space="preserve"> and </w:t>
+      </w:r>
+      <w:r>
+        <w:rPr>
+          <w:b/>
+          <w:bCs/>
+          <w:rFonts w:ascii="Calibri" w:hAnsi="Calibri" w:cs="Calibri"/>
+          <w:sz w:val="22"/>
+          <w:szCs w:val="22"/>
+        </w:rPr>
+        <w:t>PostgreSQL</w:t>
+      </w:r>
+      <w:r>
+        <w:rPr>
+          <w:b w:val="0"/>
+          <w:bCs w:val="0"/>
+          <w:rFonts w:ascii="Calibri" w:hAnsi="Calibri" w:cs="Calibri"/>
+          <w:sz w:val="22"/>
+          <w:szCs w:val="22"/>
+        </w:rPr>
+        <w:t>, catching data transformation errors before downstream reporting consumed incorrect figures.</w:t>
       </w:r>
     </w:p>
     <w:p>
@@ -3323,11 +3841,33 @@
       </w:pPr>
       <w:r>
         <w:rPr>
-          <w:rFonts w:ascii="Calibri" w:hAnsi="Calibri" w:cs="Calibri"/>
-          <w:sz w:val="22"/>
-          <w:szCs w:val="22"/>
-        </w:rPr>
-        <w:t>Coordinated cross-functional test planning with developers, architects, and product managers, translating ambiguous acceptance criteria into specific, executable test conditions before a single line of automation was written.</w:t>
+          <w:b w:val="0"/>
+          <w:bCs w:val="0"/>
+          <w:rFonts w:ascii="Calibri" w:hAnsi="Calibri" w:cs="Calibri"/>
+          <w:sz w:val="22"/>
+          <w:szCs w:val="22"/>
+        </w:rPr>
+        <w:t xml:space="preserve">Integrated </w:t>
+      </w:r>
+      <w:r>
+        <w:rPr>
+          <w:b/>
+          <w:bCs/>
+          <w:rFonts w:ascii="Calibri" w:hAnsi="Calibri" w:cs="Calibri"/>
+          <w:sz w:val="22"/>
+          <w:szCs w:val="22"/>
+        </w:rPr>
+        <w:t>SonarQube</w:t>
+      </w:r>
+      <w:r>
+        <w:rPr>
+          <w:b w:val="0"/>
+          <w:bCs w:val="0"/>
+          <w:rFonts w:ascii="Calibri" w:hAnsi="Calibri" w:cs="Calibri"/>
+          <w:sz w:val="22"/>
+          <w:szCs w:val="22"/>
+        </w:rPr>
+        <w:t xml:space="preserve"> quality gates into the CI pipeline so code coverage thresholds, duplication limits, and security hotspots were enforced automatically on every pull request without manual review overhead.</w:t>
       </w:r>
     </w:p>
     <w:p>
@@ -3345,27 +3885,53 @@
       </w:pPr>
       <w:r>
         <w:rPr>
-          <w:rFonts w:ascii="Calibri" w:hAnsi="Calibri"/>
-          <w:b w:val="0"/>
-          <w:sz w:val="22"/>
-        </w:rPr>
-        <w:t xml:space="preserve">Documented framework onboarding guides, branching conventions, and pipeline runbooks in </w:t>
-      </w:r>
-      <w:r>
-        <w:rPr>
-          <w:rFonts w:ascii="Calibri" w:hAnsi="Calibri"/>
-          <w:b/>
-          <w:sz w:val="22"/>
-        </w:rPr>
-        <w:t>Confluence</w:t>
-      </w:r>
-      <w:r>
-        <w:rPr>
-          <w:rFonts w:ascii="Calibri" w:hAnsi="Calibri"/>
-          <w:b w:val="0"/>
-          <w:sz w:val="22"/>
-        </w:rPr>
-        <w:t xml:space="preserve"> so that new engineers could contribute meaningful automation within their first two weeks rather than spending a month decoding tribal knowledge.</w:t>
+          <w:b w:val="0"/>
+          <w:bCs w:val="0"/>
+          <w:rFonts w:ascii="Calibri" w:hAnsi="Calibri" w:cs="Calibri"/>
+          <w:sz w:val="22"/>
+          <w:szCs w:val="22"/>
+        </w:rPr>
+        <w:t xml:space="preserve">Collaborated directly with architects and product leads on release readiness decisions, translating test metrics and defect trends into clear </w:t>
+      </w:r>
+      <w:r>
+        <w:rPr>
+          <w:b/>
+          <w:bCs/>
+          <w:rFonts w:ascii="Calibri" w:hAnsi="Calibri" w:cs="Calibri"/>
+          <w:sz w:val="22"/>
+          <w:szCs w:val="22"/>
+        </w:rPr>
+        <w:t>go</w:t>
+      </w:r>
+      <w:r>
+        <w:rPr>
+          <w:b w:val="0"/>
+          <w:bCs w:val="0"/>
+          <w:rFonts w:ascii="Calibri" w:hAnsi="Calibri" w:cs="Calibri"/>
+          <w:sz w:val="22"/>
+          <w:szCs w:val="22"/>
+        </w:rPr>
+        <w:t>/no-</w:t>
+      </w:r>
+      <w:r>
+        <w:rPr>
+          <w:b/>
+          <w:bCs/>
+          <w:rFonts w:ascii="Calibri" w:hAnsi="Calibri" w:cs="Calibri"/>
+          <w:sz w:val="22"/>
+          <w:szCs w:val="22"/>
+        </w:rPr>
+        <w:t>go</w:t>
+      </w:r>
+      <w:r>
+        <w:rPr>
+          <w:b w:val="0"/>
+          <w:bCs w:val="0"/>
+          <w:rFonts w:ascii="Calibri" w:hAnsi="Calibri" w:cs="Calibri"/>
+          <w:sz w:val="22"/>
+          <w:szCs w:val="22"/>
+        </w:rPr>
+        <w:t xml:space="preserve"> recommendations backed by data, not instinct.</w:t>
       </w:r>
     </w:p>
     <w:p>
@@ -3469,7 +4035,7 @@
           <w:sz w:val="22"/>
           <w:szCs w:val="22"/>
         </w:rPr>
-        <w:t>Led a distributed QA team spanning onsite and offshore locations — owning sprint planning, task allocation, and escalation paths — and kept delivery predictable across time zones without micromanaging execution.</w:t>
+        <w:t>Managed a distributed QA team across onsite and offshore locations — handling task allocation, removing blockers, and keeping delivery cadence predictable across multiple time zones and client stakeholders.</w:t>
       </w:r>
     </w:p>
     <w:p>
@@ -3487,43 +4053,53 @@
       </w:pPr>
       <w:r>
         <w:rPr>
-          <w:rFonts w:ascii="Calibri" w:hAnsi="Calibri"/>
-          <w:b w:val="0"/>
-          <w:sz w:val="22"/>
+          <w:b w:val="0"/>
+          <w:bCs w:val="0"/>
+          <w:rFonts w:ascii="Calibri" w:hAnsi="Calibri" w:cs="Calibri"/>
+          <w:sz w:val="22"/>
+          <w:szCs w:val="22"/>
         </w:rPr>
         <w:t xml:space="preserve">Built </w:t>
       </w:r>
       <w:r>
         <w:rPr>
-          <w:rFonts w:ascii="Calibri" w:hAnsi="Calibri"/>
-          <w:b/>
-          <w:sz w:val="22"/>
+          <w:b/>
+          <w:bCs/>
+          <w:rFonts w:ascii="Calibri" w:hAnsi="Calibri" w:cs="Calibri"/>
+          <w:sz w:val="22"/>
+          <w:szCs w:val="22"/>
         </w:rPr>
         <w:t>Java</w:t>
       </w:r>
       <w:r>
         <w:rPr>
-          <w:rFonts w:ascii="Calibri" w:hAnsi="Calibri"/>
-          <w:b w:val="0"/>
-          <w:sz w:val="22"/>
+          <w:b w:val="0"/>
+          <w:bCs w:val="0"/>
+          <w:rFonts w:ascii="Calibri" w:hAnsi="Calibri" w:cs="Calibri"/>
+          <w:sz w:val="22"/>
+          <w:szCs w:val="22"/>
         </w:rPr>
         <w:t xml:space="preserve">-based automation frameworks and </w:t>
       </w:r>
       <w:r>
         <w:rPr>
-          <w:rFonts w:ascii="Calibri" w:hAnsi="Calibri"/>
-          <w:b/>
-          <w:sz w:val="22"/>
+          <w:b/>
+          <w:bCs/>
+          <w:rFonts w:ascii="Calibri" w:hAnsi="Calibri" w:cs="Calibri"/>
+          <w:sz w:val="22"/>
+          <w:szCs w:val="22"/>
         </w:rPr>
         <w:t>GitLab CI</w:t>
       </w:r>
       <w:r>
         <w:rPr>
-          <w:rFonts w:ascii="Calibri" w:hAnsi="Calibri"/>
-          <w:b w:val="0"/>
-          <w:sz w:val="22"/>
-        </w:rPr>
-        <w:t>/CD pipelines from scratch so that every merge to the main branch triggered a meaningful suite of automated checks before anything moved closer to production.</w:t>
+          <w:b w:val="0"/>
+          <w:bCs w:val="0"/>
+          <w:rFonts w:ascii="Calibri" w:hAnsi="Calibri" w:cs="Calibri"/>
+          <w:sz w:val="22"/>
+          <w:szCs w:val="22"/>
+        </w:rPr>
+        <w:t>/CD pipelines from the ground up so every code merge triggered a meaningful set of automated checks before anything reached the production environment.</w:t>
       </w:r>
     </w:p>
     <w:p>
@@ -3547,24 +4123,30 @@
       </w:pPr>
       <w:r>
         <w:rPr>
-          <w:rFonts w:ascii="Calibri" w:hAnsi="Calibri"/>
-          <w:b w:val="0"/>
+          <w:b w:val="0"/>
+          <w:bCs w:val="0"/>
+          <w:rFonts w:ascii="Calibri" w:eastAsia="Arial" w:hAnsi="Calibri" w:cs="Calibri"/>
+          <w:color w:val="000000"/>
         </w:rPr>
         <w:t xml:space="preserve">Implemented an </w:t>
       </w:r>
       <w:r>
         <w:rPr>
-          <w:rFonts w:ascii="Calibri" w:hAnsi="Calibri"/>
-          <w:b/>
+          <w:b/>
+          <w:bCs/>
+          <w:rFonts w:ascii="Calibri" w:eastAsia="Arial" w:hAnsi="Calibri" w:cs="Calibri"/>
+          <w:color w:val="000000"/>
         </w:rPr>
         <w:t>Appium</w:t>
       </w:r>
       <w:r>
         <w:rPr>
-          <w:rFonts w:ascii="Calibri" w:hAnsi="Calibri"/>
-          <w:b w:val="0"/>
-        </w:rPr>
-        <w:t xml:space="preserve"> mobile automation framework covering Android and iOS workflows, running against an enterprise device farm that validated real-device behavior beyond what simulators alone could catch.</w:t>
+          <w:b w:val="0"/>
+          <w:bCs w:val="0"/>
+          <w:rFonts w:ascii="Calibri" w:eastAsia="Arial" w:hAnsi="Calibri" w:cs="Calibri"/>
+          <w:color w:val="000000"/>
+        </w:rPr>
+        <w:t xml:space="preserve"> mobile automation framework validating Android and iOS applications across enterprise device farms, improving mobile regression coverage and cutting release-blocking mobile defects significantly.</w:t>
       </w:r>
     </w:p>
     <w:p>
@@ -3582,27 +4164,36 @@
       </w:pPr>
       <w:r>
         <w:rPr>
-          <w:rFonts w:ascii="Calibri" w:hAnsi="Calibri"/>
-          <w:b w:val="0"/>
-          <w:sz w:val="22"/>
+          <w:b w:val="0"/>
+          <w:bCs w:val="0"/>
+          <w:rFonts w:ascii="Calibri" w:hAnsi="Calibri" w:cs="Calibri"/>
+          <w:sz w:val="22"/>
+          <w:szCs w:val="22"/>
+          <w:lang w:val="en"/>
         </w:rPr>
         <w:t xml:space="preserve">Used </w:t>
       </w:r>
       <w:r>
         <w:rPr>
-          <w:rFonts w:ascii="Calibri" w:hAnsi="Calibri"/>
-          <w:b/>
-          <w:sz w:val="22"/>
+          <w:b/>
+          <w:bCs/>
+          <w:rFonts w:ascii="Calibri" w:hAnsi="Calibri" w:cs="Calibri"/>
+          <w:sz w:val="22"/>
+          <w:szCs w:val="22"/>
+          <w:lang w:val="en"/>
         </w:rPr>
         <w:t>Charles Proxy</w:t>
       </w:r>
       <w:r>
         <w:rPr>
-          <w:rFonts w:ascii="Calibri" w:hAnsi="Calibri"/>
-          <w:b w:val="0"/>
-          <w:sz w:val="22"/>
-        </w:rPr>
-        <w:t xml:space="preserve"> to intercept HTTP and HTTPS traffic between mobile clients and backend services, diagnosing latency issues and incorrect request construction that cut app performance problems by 65% after fixes were applied.</w:t>
+          <w:b w:val="0"/>
+          <w:bCs w:val="0"/>
+          <w:rFonts w:ascii="Calibri" w:hAnsi="Calibri" w:cs="Calibri"/>
+          <w:sz w:val="22"/>
+          <w:szCs w:val="22"/>
+          <w:lang w:val="en"/>
+        </w:rPr>
+        <w:t xml:space="preserve"> to intercept and analyze HTTP and HTTPS traffic between mobile applications and backend services, identifying root causes of performance degradation and improving app response times by 65%.</w:t>
       </w:r>
     </w:p>
     <w:p>
@@ -3621,59 +4212,73 @@
       </w:pPr>
       <w:r>
         <w:rPr>
-          <w:rFonts w:ascii="Calibri" w:hAnsi="Calibri"/>
-          <w:b w:val="0"/>
-          <w:sz w:val="22"/>
-        </w:rPr>
-        <w:t xml:space="preserve">Developed and maintained </w:t>
-      </w:r>
-      <w:r>
-        <w:rPr>
-          <w:rFonts w:ascii="Calibri" w:hAnsi="Calibri"/>
-          <w:b/>
-          <w:sz w:val="22"/>
+          <w:b w:val="0"/>
+          <w:bCs w:val="0"/>
+          <w:rFonts w:ascii="Calibri" w:eastAsia="Helvetica Neue" w:hAnsi="Calibri" w:cs="Calibri"/>
+          <w:sz w:val="22"/>
+          <w:szCs w:val="22"/>
+        </w:rPr>
+        <w:t xml:space="preserve">Developed and maintained automated test scripts for Android and iOS using </w:t>
+      </w:r>
+      <w:r>
+        <w:rPr>
+          <w:b/>
+          <w:bCs/>
+          <w:rFonts w:ascii="Calibri" w:eastAsia="Helvetica Neue" w:hAnsi="Calibri" w:cs="Calibri"/>
+          <w:sz w:val="22"/>
+          <w:szCs w:val="22"/>
+        </w:rPr>
+        <w:t>Appium</w:t>
+      </w:r>
+      <w:r>
+        <w:rPr>
+          <w:b w:val="0"/>
+          <w:bCs w:val="0"/>
+          <w:rFonts w:ascii="Calibri" w:eastAsia="Helvetica Neue" w:hAnsi="Calibri" w:cs="Calibri"/>
+          <w:sz w:val="22"/>
+          <w:szCs w:val="22"/>
+        </w:rPr>
+        <w:t xml:space="preserve">, </w:t>
+      </w:r>
+      <w:r>
+        <w:rPr>
+          <w:b/>
+          <w:bCs/>
+          <w:rFonts w:ascii="Calibri" w:eastAsia="Helvetica Neue" w:hAnsi="Calibri" w:cs="Calibri"/>
+          <w:sz w:val="22"/>
+          <w:szCs w:val="22"/>
         </w:rPr>
         <w:t>Espresso</w:t>
       </w:r>
       <w:r>
         <w:rPr>
-          <w:rFonts w:ascii="Calibri" w:hAnsi="Calibri"/>
-          <w:b w:val="0"/>
-          <w:sz w:val="22"/>
-        </w:rPr>
-        <w:t xml:space="preserve"> and </w:t>
-      </w:r>
-      <w:r>
-        <w:rPr>
-          <w:rFonts w:ascii="Calibri" w:hAnsi="Calibri"/>
-          <w:b/>
-          <w:sz w:val="22"/>
+          <w:b w:val="0"/>
+          <w:bCs w:val="0"/>
+          <w:rFonts w:ascii="Calibri" w:eastAsia="Helvetica Neue" w:hAnsi="Calibri" w:cs="Calibri"/>
+          <w:sz w:val="22"/>
+          <w:szCs w:val="22"/>
+        </w:rPr>
+        <w:t xml:space="preserve">, and </w:t>
+      </w:r>
+      <w:r>
+        <w:rPr>
+          <w:b/>
+          <w:bCs/>
+          <w:rFonts w:ascii="Calibri" w:eastAsia="Helvetica Neue" w:hAnsi="Calibri" w:cs="Calibri"/>
+          <w:sz w:val="22"/>
+          <w:szCs w:val="22"/>
         </w:rPr>
         <w:t>XCUITest</w:t>
       </w:r>
       <w:r>
         <w:rPr>
-          <w:rFonts w:ascii="Calibri" w:hAnsi="Calibri"/>
-          <w:b w:val="0"/>
-          <w:sz w:val="22"/>
-        </w:rPr>
-        <w:t xml:space="preserve"> scripts alongside </w:t>
-      </w:r>
-      <w:r>
-        <w:rPr>
-          <w:rFonts w:ascii="Calibri" w:hAnsi="Calibri"/>
-          <w:b/>
-          <w:sz w:val="22"/>
-        </w:rPr>
-        <w:t>Appium</w:t>
-      </w:r>
-      <w:r>
-        <w:rPr>
-          <w:rFonts w:ascii="Calibri" w:hAnsi="Calibri"/>
-          <w:b w:val="0"/>
-          <w:sz w:val="22"/>
-        </w:rPr>
-        <w:t>, giving the team native-layer coverage for platform-specific interactions that the cross-platform layer handled inconsistently.</w:t>
+          <w:b w:val="0"/>
+          <w:bCs w:val="0"/>
+          <w:rFonts w:ascii="Calibri" w:eastAsia="Helvetica Neue" w:hAnsi="Calibri" w:cs="Calibri"/>
+          <w:sz w:val="22"/>
+          <w:szCs w:val="22"/>
+        </w:rPr>
+        <w:t>, covering critical user journeys across multiple OS versions and device configurations.</w:t>
       </w:r>
     </w:p>
     <w:p>
@@ -3690,48 +4295,98 @@
           <w:szCs w:val="22"/>
         </w:rPr>
       </w:pPr>
+      <w:r>
+        <w:rPr>
+          <w:b w:val="0"/>
+          <w:bCs w:val="0"/>
+          <w:rFonts w:ascii="Calibri" w:eastAsia="Helvetica Neue" w:hAnsi="Calibri" w:cs="Calibri"/>
+          <w:sz w:val="22"/>
+          <w:szCs w:val="22"/>
+        </w:rPr>
+        <w:t xml:space="preserve">Debugged </w:t>
+      </w:r>
+      <w:r>
+        <w:rPr>
+          <w:b/>
+          <w:bCs/>
+          <w:rFonts w:ascii="Calibri" w:eastAsia="Helvetica Neue" w:hAnsi="Calibri" w:cs="Calibri"/>
+          <w:sz w:val="22"/>
+          <w:szCs w:val="22"/>
+        </w:rPr>
+        <w:t>Appium</w:t>
+      </w:r>
+      <w:r>
+        <w:rPr>
+          <w:b w:val="0"/>
+          <w:bCs w:val="0"/>
+          <w:rFonts w:ascii="Calibri" w:eastAsia="Helvetica Neue" w:hAnsi="Calibri" w:cs="Calibri"/>
+          <w:sz w:val="22"/>
+          <w:szCs w:val="22"/>
+        </w:rPr>
+        <w:t xml:space="preserve">-related failures using </w:t>
+      </w:r>
+      <w:r>
+        <w:rPr>
+          <w:b/>
+          <w:bCs/>
+          <w:rFonts w:ascii="Calibri" w:eastAsia="Helvetica Neue" w:hAnsi="Calibri" w:cs="Calibri"/>
+          <w:sz w:val="22"/>
+          <w:szCs w:val="22"/>
+        </w:rPr>
+        <w:t>Appium</w:t>
+      </w:r>
+      <w:r>
+        <w:rPr>
+          <w:b w:val="0"/>
+          <w:bCs w:val="0"/>
+          <w:rFonts w:ascii="Calibri" w:eastAsia="Helvetica Neue" w:hAnsi="Calibri" w:cs="Calibri"/>
+          <w:sz w:val="22"/>
+          <w:szCs w:val="22"/>
+        </w:rPr>
+        <w:t xml:space="preserve"> Inspector, </w:t>
+      </w:r>
+      <w:r>
+        <w:rPr>
+          <w:b/>
+          <w:bCs/>
+          <w:rFonts w:ascii="Calibri" w:eastAsia="Helvetica Neue" w:hAnsi="Calibri" w:cs="Calibri"/>
+          <w:sz w:val="22"/>
+          <w:szCs w:val="22"/>
+        </w:rPr>
+        <w:t>Android Studio</w:t>
+      </w:r>
+      <w:r>
+        <w:rPr>
+          <w:b w:val="0"/>
+          <w:bCs w:val="0"/>
+          <w:rFonts w:ascii="Calibri" w:eastAsia="Helvetica Neue" w:hAnsi="Calibri" w:cs="Calibri"/>
+          <w:sz w:val="22"/>
+          <w:szCs w:val="22"/>
+        </w:rPr>
+        <w:t xml:space="preserve">, and </w:t>
+      </w:r>
+      <w:r>
+        <w:rPr>
+          <w:b/>
+          <w:bCs/>
+          <w:rFonts w:ascii="Calibri" w:eastAsia="Helvetica Neue" w:hAnsi="Calibri" w:cs="Calibri"/>
+          <w:sz w:val="22"/>
+          <w:szCs w:val="22"/>
+        </w:rPr>
+        <w:t>Xcode</w:t>
+      </w:r>
+      <w:r>
+        <w:rPr>
+          <w:b w:val="0"/>
+          <w:bCs w:val="0"/>
+          <w:rFonts w:ascii="Calibri" w:eastAsia="Helvetica Neue" w:hAnsi="Calibri" w:cs="Calibri"/>
+          <w:sz w:val="22"/>
+          <w:szCs w:val="22"/>
+        </w:rPr>
+        <w:t>, reducing test flakiness and restoring engineer confidence in mobile suite reliability within two sprints.</w:t>
+      </w:r>
       <w:proofErr w:type="spellStart"/>
       <w:proofErr w:type="spellEnd"/>
-      <w:r>
-        <w:rPr>
-          <w:rFonts w:ascii="Calibri" w:hAnsi="Calibri"/>
-          <w:b w:val="0"/>
-          <w:sz w:val="22"/>
-        </w:rPr>
-        <w:t xml:space="preserve">Built </w:t>
-      </w:r>
-      <w:r>
-        <w:rPr>
-          <w:rFonts w:ascii="Calibri" w:hAnsi="Calibri"/>
-          <w:b/>
-          <w:sz w:val="22"/>
-        </w:rPr>
-        <w:t>Prometheus</w:t>
-      </w:r>
-      <w:r>
-        <w:rPr>
-          <w:rFonts w:ascii="Calibri" w:hAnsi="Calibri"/>
-          <w:b w:val="0"/>
-          <w:sz w:val="22"/>
-        </w:rPr>
-        <w:t xml:space="preserve"> and </w:t>
-      </w:r>
-      <w:r>
-        <w:rPr>
-          <w:rFonts w:ascii="Calibri" w:hAnsi="Calibri"/>
-          <w:b/>
-          <w:sz w:val="22"/>
-        </w:rPr>
-        <w:t>Grafana</w:t>
-      </w:r>
-      <w:r>
-        <w:rPr>
-          <w:rFonts w:ascii="Calibri" w:hAnsi="Calibri"/>
-          <w:b w:val="0"/>
-          <w:sz w:val="22"/>
-        </w:rPr>
-        <w:t xml:space="preserve"> dashboards tracking the four golden signals — latency, traffic, error rate, and saturation — giving the engineering team live visibility into service health during and after every release.</w:t>
-      </w:r>
     </w:p>
     <w:p>
       <w:pPr>
@@ -3748,75 +4403,53 @@
       </w:pPr>
       <w:r>
         <w:rPr>
-          <w:rFonts w:ascii="Calibri" w:hAnsi="Calibri"/>
-          <w:b w:val="0"/>
-          <w:sz w:val="22"/>
-        </w:rPr>
-        <w:t xml:space="preserve">Debugged </w:t>
-      </w:r>
-      <w:r>
-        <w:rPr>
-          <w:rFonts w:ascii="Calibri" w:hAnsi="Calibri"/>
-          <w:b/>
-          <w:sz w:val="22"/>
-        </w:rPr>
-        <w:t>Appium</w:t>
-      </w:r>
-      <w:r>
-        <w:rPr>
-          <w:rFonts w:ascii="Calibri" w:hAnsi="Calibri"/>
-          <w:b w:val="0"/>
-          <w:sz w:val="22"/>
-        </w:rPr>
-        <w:t xml:space="preserve"> failures using </w:t>
-      </w:r>
-      <w:r>
-        <w:rPr>
-          <w:rFonts w:ascii="Calibri" w:hAnsi="Calibri"/>
-          <w:b/>
-          <w:sz w:val="22"/>
-        </w:rPr>
-        <w:t>Appium</w:t>
-      </w:r>
-      <w:r>
-        <w:rPr>
-          <w:rFonts w:ascii="Calibri" w:hAnsi="Calibri"/>
-          <w:b w:val="0"/>
-          <w:sz w:val="22"/>
-        </w:rPr>
-        <w:t xml:space="preserve"> Inspector, </w:t>
-      </w:r>
-      <w:r>
-        <w:rPr>
-          <w:rFonts w:ascii="Calibri" w:hAnsi="Calibri"/>
-          <w:b/>
-          <w:sz w:val="22"/>
-        </w:rPr>
-        <w:t>Android Studio</w:t>
-      </w:r>
-      <w:r>
-        <w:rPr>
-          <w:rFonts w:ascii="Calibri" w:hAnsi="Calibri"/>
-          <w:b w:val="0"/>
-          <w:sz w:val="22"/>
-        </w:rPr>
-        <w:t xml:space="preserve"> logcat, and </w:t>
-      </w:r>
-      <w:r>
-        <w:rPr>
-          <w:rFonts w:ascii="Calibri" w:hAnsi="Calibri"/>
-          <w:b/>
-          <w:sz w:val="22"/>
-        </w:rPr>
-        <w:t>Xcode</w:t>
-      </w:r>
-      <w:r>
-        <w:rPr>
-          <w:rFonts w:ascii="Calibri" w:hAnsi="Calibri"/>
-          <w:b w:val="0"/>
-          <w:sz w:val="22"/>
-        </w:rPr>
-        <w:t xml:space="preserve"> instruments, resolving flakiness caused by timing issues and element-synchronization gaps rather than patching them with blanket waits.</w:t>
+          <w:b w:val="0"/>
+          <w:bCs w:val="0"/>
+          <w:rFonts w:ascii="Calibri" w:hAnsi="Calibri" w:cs="Calibri"/>
+          <w:sz w:val="22"/>
+          <w:szCs w:val="22"/>
+        </w:rPr>
+        <w:t xml:space="preserve">Built </w:t>
+      </w:r>
+      <w:r>
+        <w:rPr>
+          <w:b/>
+          <w:bCs/>
+          <w:rFonts w:ascii="Calibri" w:hAnsi="Calibri" w:cs="Calibri"/>
+          <w:sz w:val="22"/>
+          <w:szCs w:val="22"/>
+        </w:rPr>
+        <w:t>Prometheus</w:t>
+      </w:r>
+      <w:r>
+        <w:rPr>
+          <w:b w:val="0"/>
+          <w:bCs w:val="0"/>
+          <w:rFonts w:ascii="Calibri" w:hAnsi="Calibri" w:cs="Calibri"/>
+          <w:sz w:val="22"/>
+          <w:szCs w:val="22"/>
+        </w:rPr>
+        <w:t xml:space="preserve"> and </w:t>
+      </w:r>
+      <w:r>
+        <w:rPr>
+          <w:b/>
+          <w:bCs/>
+          <w:rFonts w:ascii="Calibri" w:hAnsi="Calibri" w:cs="Calibri"/>
+          <w:sz w:val="22"/>
+          <w:szCs w:val="22"/>
+        </w:rPr>
+        <w:t>Grafana</w:t>
+      </w:r>
+      <w:r>
+        <w:rPr>
+          <w:b w:val="0"/>
+          <w:bCs w:val="0"/>
+          <w:rFonts w:ascii="Calibri" w:hAnsi="Calibri" w:cs="Calibri"/>
+          <w:sz w:val="22"/>
+          <w:szCs w:val="22"/>
+        </w:rPr>
+        <w:t xml:space="preserve"> dashboards tracking the four golden signals — latency, traffic, error rate, and saturation — giving the engineering team a real-time view of system health during test runs.</w:t>
       </w:r>
     </w:p>
     <w:p>
@@ -3834,59 +4467,73 @@
       </w:pPr>
       <w:r>
         <w:rPr>
-          <w:rFonts w:ascii="Calibri" w:hAnsi="Calibri"/>
-          <w:b w:val="0"/>
-          <w:sz w:val="22"/>
-        </w:rPr>
-        <w:t xml:space="preserve">Validated </w:t>
-      </w:r>
-      <w:r>
-        <w:rPr>
-          <w:rFonts w:ascii="Calibri" w:hAnsi="Calibri"/>
-          <w:b/>
-          <w:sz w:val="22"/>
-        </w:rPr>
-        <w:t>REST</w:t>
-      </w:r>
-      <w:r>
-        <w:rPr>
-          <w:rFonts w:ascii="Calibri" w:hAnsi="Calibri"/>
-          <w:b w:val="0"/>
-          <w:sz w:val="22"/>
-        </w:rPr>
-        <w:t xml:space="preserve"> APIs using </w:t>
-      </w:r>
-      <w:r>
-        <w:rPr>
-          <w:rFonts w:ascii="Calibri" w:hAnsi="Calibri"/>
-          <w:b/>
-          <w:sz w:val="22"/>
-        </w:rPr>
-        <w:t>Postman</w:t>
-      </w:r>
-      <w:r>
-        <w:rPr>
-          <w:rFonts w:ascii="Calibri" w:hAnsi="Calibri"/>
-          <w:b w:val="0"/>
-          <w:sz w:val="22"/>
+          <w:b w:val="0"/>
+          <w:bCs w:val="0"/>
+          <w:rFonts w:ascii="Calibri" w:hAnsi="Calibri" w:cs="Calibri"/>
+          <w:sz w:val="22"/>
+          <w:szCs w:val="22"/>
+        </w:rPr>
+        <w:t xml:space="preserve">Designed tests for </w:t>
+      </w:r>
+      <w:r>
+        <w:rPr>
+          <w:b/>
+          <w:bCs/>
+          <w:rFonts w:ascii="Calibri" w:hAnsi="Calibri" w:cs="Calibri"/>
+          <w:sz w:val="22"/>
+          <w:szCs w:val="22"/>
+        </w:rPr>
+        <w:t>AWS Lambda</w:t>
+      </w:r>
+      <w:r>
+        <w:rPr>
+          <w:b w:val="0"/>
+          <w:bCs w:val="0"/>
+          <w:rFonts w:ascii="Calibri" w:hAnsi="Calibri" w:cs="Calibri"/>
+          <w:sz w:val="22"/>
+          <w:szCs w:val="22"/>
+        </w:rPr>
+        <w:t xml:space="preserve"> </w:t>
+      </w:r>
+      <w:r>
+        <w:rPr>
+          <w:b/>
+          <w:bCs/>
+          <w:rFonts w:ascii="Calibri" w:hAnsi="Calibri" w:cs="Calibri"/>
+          <w:sz w:val="22"/>
+          <w:szCs w:val="22"/>
+        </w:rPr>
+        <w:t>functions</w:t>
+      </w:r>
+      <w:r>
+        <w:rPr>
+          <w:b w:val="0"/>
+          <w:bCs w:val="0"/>
+          <w:rFonts w:ascii="Calibri" w:hAnsi="Calibri" w:cs="Calibri"/>
+          <w:sz w:val="22"/>
+          <w:szCs w:val="22"/>
         </w:rPr>
         <w:t xml:space="preserve"> and </w:t>
       </w:r>
       <w:r>
         <w:rPr>
-          <w:rFonts w:ascii="Calibri" w:hAnsi="Calibri"/>
-          <w:b/>
-          <w:sz w:val="22"/>
-        </w:rPr>
-        <w:t>SoapUI</w:t>
-      </w:r>
-      <w:r>
-        <w:rPr>
-          <w:rFonts w:ascii="Calibri" w:hAnsi="Calibri"/>
-          <w:b w:val="0"/>
-          <w:sz w:val="22"/>
-        </w:rPr>
-        <w:t xml:space="preserve"> across billing-platform and energy-management integrations, writing assertion scripts that checked status codes, response schemas, and business-rule correctness in a single collection run.</w:t>
+          <w:b/>
+          <w:bCs/>
+          <w:rFonts w:ascii="Calibri" w:hAnsi="Calibri" w:cs="Calibri"/>
+          <w:sz w:val="22"/>
+          <w:szCs w:val="22"/>
+        </w:rPr>
+        <w:t>S3</w:t>
+      </w:r>
+      <w:r>
+        <w:rPr>
+          <w:b w:val="0"/>
+          <w:bCs w:val="0"/>
+          <w:rFonts w:ascii="Calibri" w:hAnsi="Calibri" w:cs="Calibri"/>
+          <w:sz w:val="22"/>
+          <w:szCs w:val="22"/>
+        </w:rPr>
+        <w:t xml:space="preserve"> data pipelines, making serverless behavior visible and reproducible so the team could verify event-driven logic without relying solely on production observation.</w:t>
       </w:r>
     </w:p>
     <w:p>
@@ -3904,27 +4551,80 @@
       </w:pPr>
       <w:r>
         <w:rPr>
-          <w:rFonts w:ascii="Calibri" w:hAnsi="Calibri"/>
-          <w:b w:val="0"/>
-          <w:sz w:val="22"/>
-        </w:rPr>
-        <w:t xml:space="preserve">Coordinated </w:t>
-      </w:r>
-      <w:r>
-        <w:rPr>
-          <w:rFonts w:ascii="Calibri" w:hAnsi="Calibri"/>
-          <w:b/>
-          <w:sz w:val="22"/>
-        </w:rPr>
-        <w:t>Azure DevOps</w:t>
-      </w:r>
-      <w:r>
-        <w:rPr>
-          <w:rFonts w:ascii="Calibri" w:hAnsi="Calibri"/>
-          <w:b w:val="0"/>
-          <w:sz w:val="22"/>
-        </w:rPr>
-        <w:t xml:space="preserve"> pipeline integration with the development team, embedding automated test stages as blocking gates so that deployments to staging required a passing test run rather than a verbal sign-off.</w:t>
+          <w:b w:val="0"/>
+          <w:bCs w:val="0"/>
+          <w:rFonts w:ascii="Calibri" w:hAnsi="Calibri" w:cs="Calibri"/>
+          <w:sz w:val="22"/>
+          <w:szCs w:val="22"/>
+          <w:lang w:val="en"/>
+        </w:rPr>
+        <w:t xml:space="preserve">Validated </w:t>
+      </w:r>
+      <w:r>
+        <w:rPr>
+          <w:b/>
+          <w:bCs/>
+          <w:rFonts w:ascii="Calibri" w:hAnsi="Calibri" w:cs="Calibri"/>
+          <w:sz w:val="22"/>
+          <w:szCs w:val="22"/>
+          <w:lang w:val="en"/>
+        </w:rPr>
+        <w:t>REST</w:t>
+      </w:r>
+      <w:r>
+        <w:rPr>
+          <w:b w:val="0"/>
+          <w:bCs w:val="0"/>
+          <w:rFonts w:ascii="Calibri" w:hAnsi="Calibri" w:cs="Calibri"/>
+          <w:sz w:val="22"/>
+          <w:szCs w:val="22"/>
+          <w:lang w:val="en"/>
+        </w:rPr>
+        <w:t xml:space="preserve"> APIs using </w:t>
+      </w:r>
+      <w:r>
+        <w:rPr>
+          <w:b/>
+          <w:bCs/>
+          <w:rFonts w:ascii="Calibri" w:hAnsi="Calibri" w:cs="Calibri"/>
+          <w:sz w:val="22"/>
+          <w:szCs w:val="22"/>
+          <w:lang w:val="en"/>
+        </w:rPr>
+        <w:t>Postman</w:t>
+      </w:r>
+      <w:r>
+        <w:rPr>
+          <w:b w:val="0"/>
+          <w:bCs w:val="0"/>
+          <w:rFonts w:ascii="Calibri" w:hAnsi="Calibri" w:cs="Calibri"/>
+          <w:sz w:val="22"/>
+          <w:szCs w:val="22"/>
+          <w:lang w:val="en"/>
+        </w:rPr>
+        <w:t xml:space="preserve"> and </w:t>
+      </w:r>
+      <w:r>
+        <w:rPr>
+          <w:b/>
+          <w:bCs/>
+          <w:rFonts w:ascii="Calibri" w:hAnsi="Calibri" w:cs="Calibri"/>
+          <w:sz w:val="22"/>
+          <w:szCs w:val="22"/>
+          <w:lang w:val="en"/>
+        </w:rPr>
+        <w:t>SoapUI</w:t>
+      </w:r>
+      <w:r>
+        <w:rPr>
+          <w:b w:val="0"/>
+          <w:bCs w:val="0"/>
+          <w:rFonts w:ascii="Calibri" w:hAnsi="Calibri" w:cs="Calibri"/>
+          <w:sz w:val="22"/>
+          <w:szCs w:val="22"/>
+          <w:lang w:val="en"/>
+        </w:rPr>
+        <w:t xml:space="preserve"> across billing platforms and energy management systems, ensuring reliable data exchange and catching integration failures before they reached end users.</w:t>
       </w:r>
     </w:p>
     <w:p>
@@ -3942,59 +4642,33 @@
       </w:pPr>
       <w:r>
         <w:rPr>
-          <w:rFonts w:ascii="Calibri" w:hAnsi="Calibri"/>
-          <w:b w:val="0"/>
-          <w:sz w:val="22"/>
-        </w:rPr>
-        <w:t xml:space="preserve">Designed test coverage for </w:t>
-      </w:r>
-      <w:r>
-        <w:rPr>
-          <w:rFonts w:ascii="Calibri" w:hAnsi="Calibri"/>
-          <w:b/>
-          <w:sz w:val="22"/>
-        </w:rPr>
-        <w:t>AWS Lambda</w:t>
-      </w:r>
-      <w:r>
-        <w:rPr>
-          <w:rFonts w:ascii="Calibri" w:hAnsi="Calibri"/>
-          <w:b w:val="0"/>
-          <w:sz w:val="22"/>
-        </w:rPr>
-        <w:t xml:space="preserve"> </w:t>
-      </w:r>
-      <w:r>
-        <w:rPr>
-          <w:rFonts w:ascii="Calibri" w:hAnsi="Calibri"/>
-          <w:b/>
-          <w:sz w:val="22"/>
-        </w:rPr>
-        <w:t>functions</w:t>
-      </w:r>
-      <w:r>
-        <w:rPr>
-          <w:rFonts w:ascii="Calibri" w:hAnsi="Calibri"/>
-          <w:b w:val="0"/>
-          <w:sz w:val="22"/>
-        </w:rPr>
-        <w:t xml:space="preserve"> and </w:t>
-      </w:r>
-      <w:r>
-        <w:rPr>
-          <w:rFonts w:ascii="Calibri" w:hAnsi="Calibri"/>
-          <w:b/>
-          <w:sz w:val="22"/>
-        </w:rPr>
-        <w:t>S3</w:t>
-      </w:r>
-      <w:r>
-        <w:rPr>
-          <w:rFonts w:ascii="Calibri" w:hAnsi="Calibri"/>
-          <w:b w:val="0"/>
-          <w:sz w:val="22"/>
-        </w:rPr>
-        <w:t xml:space="preserve"> data pipelines, writing event-driven test harnesses that simulated realistic trigger conditions and validated that outputs matched expected transformation logic.</w:t>
+          <w:b w:val="0"/>
+          <w:bCs w:val="0"/>
+          <w:rFonts w:ascii="Calibri" w:hAnsi="Calibri" w:cs="Calibri"/>
+          <w:sz w:val="22"/>
+          <w:szCs w:val="22"/>
+        </w:rPr>
+        <w:t xml:space="preserve">Coordinated with the development team to integrate test automation into </w:t>
+      </w:r>
+      <w:r>
+        <w:rPr>
+          <w:b/>
+          <w:bCs/>
+          <w:rFonts w:ascii="Calibri" w:hAnsi="Calibri" w:cs="Calibri"/>
+          <w:sz w:val="22"/>
+          <w:szCs w:val="22"/>
+        </w:rPr>
+        <w:t>Azure DevOps</w:t>
+      </w:r>
+      <w:r>
+        <w:rPr>
+          <w:b w:val="0"/>
+          <w:bCs w:val="0"/>
+          <w:rFonts w:ascii="Calibri" w:hAnsi="Calibri" w:cs="Calibri"/>
+          <w:sz w:val="22"/>
+          <w:szCs w:val="22"/>
+        </w:rPr>
+        <w:t xml:space="preserve"> build pipelines, establishing automated quality gates that enforced coverage thresholds on every feature branch.</w:t>
       </w:r>
     </w:p>
     <w:p>
@@ -4017,7 +4691,7 @@
           <w:sz w:val="22"/>
           <w:szCs w:val="22"/>
         </w:rPr>
-        <w:t>Coached the QA team on ownership culture — each engineer owned a service area end-to-end rather than picking up tickets from a shared queue — which improved both accountability and domain expertise across the squad.</w:t>
+        <w:t>Built and coached a QA team where engineers felt genuine ownership over quality — they triaged defects, proposed framework improvements, and contributed to test strategy rather than waiting for instructions.</w:t>
       </w:r>
     </w:p>
     <w:p>
@@ -4039,7 +4713,7 @@
           <w:sz w:val="22"/>
           <w:szCs w:val="22"/>
         </w:rPr>
-        <w:t>Prepared sprint-level test summary reports that called out specific defect patterns, risk areas, and coverage gaps, giving product leadership actionable information rather than a raw pass-fail count at the end of each cycle.</w:t>
+        <w:t>Prepared detailed test summary reports after every release cycle, highlighting defect trends, coverage gaps, and actionable recommendations that influenced the following sprint's quality priorities.</w:t>
       </w:r>
     </w:p>
     <w:p>
@@ -4174,43 +4848,53 @@
       </w:pPr>
       <w:r>
         <w:rPr>
-          <w:rFonts w:ascii="Calibri" w:hAnsi="Calibri"/>
-          <w:b w:val="0"/>
-          <w:sz w:val="22"/>
-        </w:rPr>
-        <w:t xml:space="preserve">Tested healthcare workflows end-to-end — insurance eligibility checks, prior authorizations, and claim submissions — validating </w:t>
-      </w:r>
-      <w:r>
-        <w:rPr>
-          <w:rFonts w:ascii="Calibri" w:hAnsi="Calibri"/>
-          <w:b/>
-          <w:sz w:val="22"/>
+          <w:b w:val="0"/>
+          <w:bCs w:val="0"/>
+          <w:rFonts w:ascii="Calibri" w:hAnsi="Calibri" w:cs="Calibri"/>
+          <w:sz w:val="22"/>
+          <w:szCs w:val="22"/>
+        </w:rPr>
+        <w:t xml:space="preserve">Tested healthcare workflows end to end — insurance eligibility checks, prior authorizations, and claim submissions — validating </w:t>
+      </w:r>
+      <w:r>
+        <w:rPr>
+          <w:b/>
+          <w:bCs/>
+          <w:rFonts w:ascii="Calibri" w:hAnsi="Calibri" w:cs="Calibri"/>
+          <w:sz w:val="22"/>
+          <w:szCs w:val="22"/>
         </w:rPr>
         <w:t>HL7</w:t>
       </w:r>
       <w:r>
         <w:rPr>
-          <w:rFonts w:ascii="Calibri" w:hAnsi="Calibri"/>
-          <w:b w:val="0"/>
-          <w:sz w:val="22"/>
+          <w:b w:val="0"/>
+          <w:bCs w:val="0"/>
+          <w:rFonts w:ascii="Calibri" w:hAnsi="Calibri" w:cs="Calibri"/>
+          <w:sz w:val="22"/>
+          <w:szCs w:val="22"/>
         </w:rPr>
         <w:t xml:space="preserve"> and </w:t>
       </w:r>
       <w:r>
         <w:rPr>
-          <w:rFonts w:ascii="Calibri" w:hAnsi="Calibri"/>
-          <w:b/>
-          <w:sz w:val="22"/>
+          <w:b/>
+          <w:bCs/>
+          <w:rFonts w:ascii="Calibri" w:hAnsi="Calibri" w:cs="Calibri"/>
+          <w:sz w:val="22"/>
+          <w:szCs w:val="22"/>
         </w:rPr>
         <w:t>EDI</w:t>
       </w:r>
       <w:r>
         <w:rPr>
-          <w:rFonts w:ascii="Calibri" w:hAnsi="Calibri"/>
-          <w:b w:val="0"/>
-          <w:sz w:val="22"/>
-        </w:rPr>
-        <w:t xml:space="preserve"> transaction payloads to confirm that clinical and billing data moved correctly between hospitals, payers, and providers without corruption or loss.</w:t>
+          <w:b w:val="0"/>
+          <w:bCs w:val="0"/>
+          <w:rFonts w:ascii="Calibri" w:hAnsi="Calibri" w:cs="Calibri"/>
+          <w:sz w:val="22"/>
+          <w:szCs w:val="22"/>
+        </w:rPr>
+        <w:t xml:space="preserve"> transactions to confirm clinical and billing data moved correctly between hospitals, payers, and providers.</w:t>
       </w:r>
     </w:p>
     <w:p>
@@ -4228,75 +4912,93 @@
       </w:pPr>
       <w:r>
         <w:rPr>
-          <w:rFonts w:ascii="Calibri" w:hAnsi="Calibri"/>
-          <w:b w:val="0"/>
-          <w:sz w:val="22"/>
-        </w:rPr>
-        <w:t xml:space="preserve">Built </w:t>
-      </w:r>
-      <w:r>
-        <w:rPr>
-          <w:rFonts w:ascii="Calibri" w:hAnsi="Calibri"/>
-          <w:b/>
-          <w:sz w:val="22"/>
+          <w:b w:val="0"/>
+          <w:bCs w:val="0"/>
+          <w:rFonts w:ascii="Calibri" w:hAnsi="Calibri" w:cs="Calibri"/>
+          <w:sz w:val="22"/>
+          <w:szCs w:val="22"/>
+        </w:rPr>
+        <w:t xml:space="preserve">Built the team's </w:t>
+      </w:r>
+      <w:r>
+        <w:rPr>
+          <w:b/>
+          <w:bCs/>
+          <w:rFonts w:ascii="Calibri" w:hAnsi="Calibri" w:cs="Calibri"/>
+          <w:sz w:val="22"/>
+          <w:szCs w:val="22"/>
         </w:rPr>
         <w:t>Java</w:t>
       </w:r>
       <w:r>
         <w:rPr>
-          <w:rFonts w:ascii="Calibri" w:hAnsi="Calibri"/>
-          <w:b w:val="0"/>
-          <w:sz w:val="22"/>
+          <w:b w:val="0"/>
+          <w:bCs w:val="0"/>
+          <w:rFonts w:ascii="Calibri" w:hAnsi="Calibri" w:cs="Calibri"/>
+          <w:sz w:val="22"/>
+          <w:szCs w:val="22"/>
         </w:rPr>
         <w:t xml:space="preserve">, </w:t>
       </w:r>
       <w:r>
         <w:rPr>
-          <w:rFonts w:ascii="Calibri" w:hAnsi="Calibri"/>
-          <w:b/>
-          <w:sz w:val="22"/>
+          <w:b/>
+          <w:bCs/>
+          <w:rFonts w:ascii="Calibri" w:hAnsi="Calibri" w:cs="Calibri"/>
+          <w:sz w:val="22"/>
+          <w:szCs w:val="22"/>
         </w:rPr>
         <w:t>Selenium</w:t>
       </w:r>
       <w:r>
         <w:rPr>
-          <w:rFonts w:ascii="Calibri" w:hAnsi="Calibri"/>
-          <w:b w:val="0"/>
-          <w:sz w:val="22"/>
+          <w:b w:val="0"/>
+          <w:bCs w:val="0"/>
+          <w:rFonts w:ascii="Calibri" w:hAnsi="Calibri" w:cs="Calibri"/>
+          <w:sz w:val="22"/>
+          <w:szCs w:val="22"/>
         </w:rPr>
         <w:t xml:space="preserve">, </w:t>
       </w:r>
       <w:r>
         <w:rPr>
-          <w:rFonts w:ascii="Calibri" w:hAnsi="Calibri"/>
-          <w:b/>
-          <w:sz w:val="22"/>
+          <w:b/>
+          <w:bCs/>
+          <w:rFonts w:ascii="Calibri" w:hAnsi="Calibri" w:cs="Calibri"/>
+          <w:sz w:val="22"/>
+          <w:szCs w:val="22"/>
         </w:rPr>
         <w:t>TestNG</w:t>
       </w:r>
       <w:r>
         <w:rPr>
-          <w:rFonts w:ascii="Calibri" w:hAnsi="Calibri"/>
-          <w:b w:val="0"/>
-          <w:sz w:val="22"/>
+          <w:b w:val="0"/>
+          <w:bCs w:val="0"/>
+          <w:rFonts w:ascii="Calibri" w:hAnsi="Calibri" w:cs="Calibri"/>
+          <w:sz w:val="22"/>
+          <w:szCs w:val="22"/>
         </w:rPr>
         <w:t xml:space="preserve">, and </w:t>
       </w:r>
       <w:r>
         <w:rPr>
-          <w:rFonts w:ascii="Calibri" w:hAnsi="Calibri"/>
-          <w:b/>
-          <w:sz w:val="22"/>
+          <w:b/>
+          <w:bCs/>
+          <w:rFonts w:ascii="Calibri" w:hAnsi="Calibri" w:cs="Calibri"/>
+          <w:sz w:val="22"/>
+          <w:szCs w:val="22"/>
         </w:rPr>
         <w:t>Maven</w:t>
       </w:r>
       <w:r>
         <w:rPr>
-          <w:rFonts w:ascii="Calibri" w:hAnsi="Calibri"/>
-          <w:b w:val="0"/>
-          <w:sz w:val="22"/>
-        </w:rPr>
-        <w:t xml:space="preserve"> automation scripts that replaced the team's manual pre-release regression cycle, freeing engineers to spend their time finding new defects instead of re-running the same thirty scenarios before every deployment.</w:t>
+          <w:b w:val="0"/>
+          <w:bCs w:val="0"/>
+          <w:rFonts w:ascii="Calibri" w:hAnsi="Calibri" w:cs="Calibri"/>
+          <w:sz w:val="22"/>
+          <w:szCs w:val="22"/>
+        </w:rPr>
+        <w:t xml:space="preserve"> automation suite so engineers stopped repeating the same manual regression tests before every release and redirected that time toward exploratory and edge-case testing.</w:t>
       </w:r>
     </w:p>
     <w:p>
@@ -4314,43 +5016,53 @@
       </w:pPr>
       <w:r>
         <w:rPr>
-          <w:rFonts w:ascii="Calibri" w:hAnsi="Calibri"/>
-          <w:b w:val="0"/>
-          <w:sz w:val="22"/>
-        </w:rPr>
-        <w:t xml:space="preserve">Ran </w:t>
-      </w:r>
-      <w:r>
-        <w:rPr>
-          <w:rFonts w:ascii="Calibri" w:hAnsi="Calibri"/>
-          <w:b/>
-          <w:sz w:val="22"/>
+          <w:b w:val="0"/>
+          <w:bCs w:val="0"/>
+          <w:rFonts w:ascii="Calibri" w:hAnsi="Calibri" w:cs="Calibri"/>
+          <w:sz w:val="22"/>
+          <w:szCs w:val="22"/>
+        </w:rPr>
+        <w:t xml:space="preserve">Ran performance and load tests with </w:t>
+      </w:r>
+      <w:r>
+        <w:rPr>
+          <w:b/>
+          <w:bCs/>
+          <w:rFonts w:ascii="Calibri" w:hAnsi="Calibri" w:cs="Calibri"/>
+          <w:sz w:val="22"/>
+          <w:szCs w:val="22"/>
         </w:rPr>
         <w:t>JMeter</w:t>
       </w:r>
       <w:r>
         <w:rPr>
-          <w:rFonts w:ascii="Calibri" w:hAnsi="Calibri"/>
-          <w:b w:val="0"/>
-          <w:sz w:val="22"/>
+          <w:b w:val="0"/>
+          <w:bCs w:val="0"/>
+          <w:rFonts w:ascii="Calibri" w:hAnsi="Calibri" w:cs="Calibri"/>
+          <w:sz w:val="22"/>
+          <w:szCs w:val="22"/>
         </w:rPr>
         <w:t xml:space="preserve"> and </w:t>
       </w:r>
       <w:r>
         <w:rPr>
-          <w:rFonts w:ascii="Calibri" w:hAnsi="Calibri"/>
-          <w:b/>
-          <w:sz w:val="22"/>
+          <w:b/>
+          <w:bCs/>
+          <w:rFonts w:ascii="Calibri" w:hAnsi="Calibri" w:cs="Calibri"/>
+          <w:sz w:val="22"/>
+          <w:szCs w:val="22"/>
         </w:rPr>
         <w:t>LoadRunner</w:t>
       </w:r>
       <w:r>
         <w:rPr>
-          <w:rFonts w:ascii="Calibri" w:hAnsi="Calibri"/>
-          <w:b w:val="0"/>
-          <w:sz w:val="22"/>
-        </w:rPr>
-        <w:t xml:space="preserve"> performance tests simulating hundreds of concurrent users against the claims-processing API, identified specific endpoints where throughput degraded under load, and delivered a prioritized findings report that developers used to target their optimization work.</w:t>
+          <w:b w:val="0"/>
+          <w:bCs w:val="0"/>
+          <w:rFonts w:ascii="Calibri" w:hAnsi="Calibri" w:cs="Calibri"/>
+          <w:sz w:val="22"/>
+          <w:szCs w:val="22"/>
+        </w:rPr>
+        <w:t xml:space="preserve"> simulating hundreds of concurrent users, and reported throughput, latency, and error-rate findings in terms developers could act on immediately.</w:t>
       </w:r>
     </w:p>
     <w:p>
@@ -4372,7 +5084,7 @@
           <w:sz w:val="22"/>
           <w:szCs w:val="22"/>
         </w:rPr>
-        <w:t>Maintained a requirements traceability matrix mapping every business requirement to at least one automated test, giving compliance reviewers clear evidence that mission-critical healthcare transactions were covered before each release.</w:t>
+        <w:t>Maintained a requirements traceability matrix mapping every business requirement to a corresponding automated test, giving stakeholders clear visibility into coverage and regulatory compliance for mission-critical healthcare transactions.</w:t>
       </w:r>
     </w:p>
     <w:p>
@@ -4394,7 +5106,7 @@
           <w:sz w:val="22"/>
           <w:szCs w:val="22"/>
         </w:rPr>
-        <w:t>Set up parallel test execution across staging, UAT, and pre-production environments so the team stopped waiting hours for sequential runs and cut feedback time before each release significantly.</w:t>
+        <w:t>Set up parallel test execution across multiple environments so sequential test runs that previously took hours were compressed into a window that actually fit the release schedule.</w:t>
       </w:r>
       <w:r>
         <w:rPr>
@@ -4425,7 +5137,7 @@
           <w:szCs w:val="22"/>
           <w:lang w:eastAsia="en-US"/>
         </w:rPr>
-        <w:t>Worked with clinical business analysts to translate real user workflows into executable test scenarios, ensuring automation covered the edge cases that came from actual clinical practice rather than only the flows described in the requirements document.</w:t>
+        <w:t>Worked closely with clinical business analysts and healthcare stakeholders to translate real user workflows into test scenarios that reflected how the system was actually used, not just how it was designed.</w:t>
       </w:r>
       <w:proofErr w:type="gramStart"/>
       <w:r>
@@ -4477,27 +5189,33 @@
       </w:pPr>
       <w:r>
         <w:rPr>
-          <w:rFonts w:ascii="Calibri" w:hAnsi="Calibri"/>
-          <w:b w:val="0"/>
-          <w:sz w:val="22"/>
-        </w:rPr>
-        <w:t xml:space="preserve">Wrote detailed </w:t>
-      </w:r>
-      <w:r>
-        <w:rPr>
-          <w:rFonts w:ascii="Calibri" w:hAnsi="Calibri"/>
-          <w:b/>
-          <w:sz w:val="22"/>
+          <w:b w:val="0"/>
+          <w:bCs w:val="0"/>
+          <w:rFonts w:ascii="Calibri" w:hAnsi="Calibri" w:cs="Calibri"/>
+          <w:sz w:val="22"/>
+          <w:szCs w:val="22"/>
+        </w:rPr>
+        <w:t xml:space="preserve">Wrote </w:t>
+      </w:r>
+      <w:r>
+        <w:rPr>
+          <w:b/>
+          <w:bCs/>
+          <w:rFonts w:ascii="Calibri" w:hAnsi="Calibri" w:cs="Calibri"/>
+          <w:sz w:val="22"/>
+          <w:szCs w:val="22"/>
         </w:rPr>
         <w:t>JIRA</w:t>
       </w:r>
       <w:r>
         <w:rPr>
-          <w:rFonts w:ascii="Calibri" w:hAnsi="Calibri"/>
-          <w:b w:val="0"/>
-          <w:sz w:val="22"/>
-        </w:rPr>
-        <w:t xml:space="preserve"> defect reports with reproducible steps, environment details, and supporting screenshots so developers could triage and fix issues on the first attempt without back-and-forth clarification rounds.</w:t>
+          <w:b w:val="0"/>
+          <w:bCs w:val="0"/>
+          <w:rFonts w:ascii="Calibri" w:hAnsi="Calibri" w:cs="Calibri"/>
+          <w:sz w:val="22"/>
+          <w:szCs w:val="22"/>
+        </w:rPr>
+        <w:t xml:space="preserve"> defect reports with precise reproduction steps, environment details, and supporting evidence so developers spent their time fixing problems rather than re-investigating what the bug actually was.</w:t>
       </w:r>
     </w:p>
     <w:p>
@@ -4519,7 +5237,7 @@
           <w:sz w:val="22"/>
           <w:szCs w:val="22"/>
         </w:rPr>
-        <w:t>Mentored junior QA engineers through structured code reviews and pairing sessions, helping them grow from executing manual test cases to writing and maintaining their own automation scripts within two quarters.</w:t>
+        <w:t>Developed and maintained batch scripts for build automation, ensuring test environments were provisioned consistently and test execution kicked off without manual intervention between environment deployments.</w:t>
       </w:r>
       <w:r>
         <w:rPr>
@@ -4548,7 +5266,7 @@
           <w:sz w:val="22"/>
           <w:szCs w:val="22"/>
         </w:rPr>
-        <w:t>Developed batch scripts for build automation and environment setup, eliminating manual pre-test configuration steps that had been consuming 30-plus minutes of engineer time before each test cycle.</w:t>
+        <w:t>Mentored junior QA engineers through structured code reviews and pairing sessions, helping them move from basic script execution to writing maintainable automation that held up across framework updates.</w:t>
       </w:r>
       <w:r>
         <w:rPr>
@@ -4737,7 +5455,7 @@
           <w:sz w:val="22"/>
           <w:szCs w:val="22"/>
         </w:rPr>
-        <w:t>Wrote comprehensive test plans and test cases from requirement documents and design specifications, making sure boundary conditions and negative scenarios were covered from the start rather than discovered during UAT.</w:t>
+        <w:t>Wrote comprehensive test plans and detailed test cases from requirement documents and design specifications, deliberately covering edge cases and negative scenarios that developers rarely think to test themselves.</w:t>
       </w:r>
       <w:r>
         <w:rPr>
@@ -4787,7 +5505,7 @@
           <w:sz w:val="22"/>
           <w:szCs w:val="22"/>
         </w:rPr>
-        <w:t>Executed functional, regression, smoke, and sanity test cycles across web application modules, logging results in a structured format that gave the project team a clear daily picture of release readiness.</w:t>
+        <w:t>Worked directly alongside developers to understand what was being built sprint by sprint, filed defect reports with clear reproduction steps and supporting screenshots, and retested every fix before marking it resolved.</w:t>
       </w:r>
     </w:p>
     <w:p>
@@ -4809,7 +5527,7 @@
           <w:sz w:val="22"/>
           <w:szCs w:val="22"/>
         </w:rPr>
-        <w:t>Reported defects with precise reproduction steps, environment details, and annotated screenshots so developers could reproduce issues on the first attempt and fixes landed correctly without extended back-and-forth.</w:t>
+        <w:t>Executed functional, regression, and smoke testing across web application releases, tracking all test results in structured spreadsheets and communicating pass/fail status clearly to project leads after each cycle.</w:t>
       </w:r>
     </w:p>
     <w:p>
@@ -4827,27 +5545,11 @@
       </w:pPr>
       <w:r>
         <w:rPr>
-          <w:rFonts w:ascii="Calibri" w:hAnsi="Calibri"/>
-          <w:b w:val="0"/>
-          <w:sz w:val="22"/>
-        </w:rPr>
-        <w:t xml:space="preserve">Retested resolved defects methodically and updated </w:t>
-      </w:r>
-      <w:r>
-        <w:rPr>
-          <w:rFonts w:ascii="Calibri" w:hAnsi="Calibri"/>
-          <w:b/>
-          <w:sz w:val="22"/>
-        </w:rPr>
-        <w:t>JIRA</w:t>
-      </w:r>
-      <w:r>
-        <w:rPr>
-          <w:rFonts w:ascii="Calibri" w:hAnsi="Calibri"/>
-          <w:b w:val="0"/>
-          <w:sz w:val="22"/>
-        </w:rPr>
-        <w:t xml:space="preserve"> ticket status with evidence of passing behavior, maintaining a clean defect history that reflected actual product state rather than optimistic assumptions.</w:t>
+          <w:rFonts w:ascii="Calibri" w:hAnsi="Calibri" w:cs="Calibri"/>
+          <w:sz w:val="22"/>
+          <w:szCs w:val="22"/>
+        </w:rPr>
+        <w:t>Validated application behavior across multiple browsers and operating system combinations, catching environment-specific defects early in the cycle before they reached user acceptance testing.</w:t>
       </w:r>
     </w:p>
     <w:p>
@@ -4865,11 +5567,33 @@
       </w:pPr>
       <w:r>
         <w:rPr>
-          <w:rFonts w:ascii="Calibri" w:hAnsi="Calibri" w:cs="Calibri"/>
-          <w:sz w:val="22"/>
-          <w:szCs w:val="22"/>
-        </w:rPr>
-        <w:t>Partnered with developers daily to understand new features before they landed in the test environment, which meant test cases were ready to execute the moment a build dropped instead of waiting on delayed handoff documentation.</w:t>
+          <w:b w:val="0"/>
+          <w:bCs w:val="0"/>
+          <w:rFonts w:ascii="Calibri" w:hAnsi="Calibri" w:cs="Calibri"/>
+          <w:sz w:val="22"/>
+          <w:szCs w:val="22"/>
+        </w:rPr>
+        <w:t xml:space="preserve">Learned manual testing fundamentals — test case design, </w:t>
+      </w:r>
+      <w:r>
+        <w:rPr>
+          <w:b/>
+          <w:bCs/>
+          <w:rFonts w:ascii="Calibri" w:hAnsi="Calibri" w:cs="Calibri"/>
+          <w:sz w:val="22"/>
+          <w:szCs w:val="22"/>
+        </w:rPr>
+        <w:t>defect life cycle</w:t>
+      </w:r>
+      <w:r>
+        <w:rPr>
+          <w:b w:val="0"/>
+          <w:bCs w:val="0"/>
+          <w:rFonts w:ascii="Calibri" w:hAnsi="Calibri" w:cs="Calibri"/>
+          <w:sz w:val="22"/>
+          <w:szCs w:val="22"/>
+        </w:rPr>
+        <w:t xml:space="preserve"> management, and requirements analysis — building the discipline and attention to detail that has anchored every automation decision made since.</w:t>
       </w:r>
     </w:p>
     <w:p>
